--- a/SpringFramework/SpringFramework.docx
+++ b/SpringFramework/SpringFramework.docx
@@ -1091,7 +1091,7 @@
       <w:pPr>
         <w:numPr>
           <w:ilvl w:val="0"/>
-          <w:numId w:val="63"/>
+          <w:numId w:val="59"/>
         </w:numPr>
       </w:pPr>
       <w:r>
@@ -3800,8 +3800,347 @@
       </w:r>
     </w:p>
     <w:p>
-      <w:r>
-        <w:t>3.1 ORM là gì?</w:t>
+      <w:pPr>
+        <w:rPr>
+          <w:b/>
+          <w:bCs/>
+        </w:rPr>
+      </w:pPr>
+      <w:r>
+        <w:rPr>
+          <w:b/>
+          <w:bCs/>
+        </w:rPr>
+        <w:t xml:space="preserve">+) </w:t>
+      </w:r>
+      <w:r>
+        <w:rPr>
+          <w:b/>
+          <w:bCs/>
+        </w:rPr>
+        <w:t>ORM là gì?</w:t>
+      </w:r>
+    </w:p>
+    <w:p>
+      <w:r>
+        <w:rPr>
+          <w:b/>
+          <w:bCs/>
+        </w:rPr>
+        <w:t>Bản chất vấn đề:</w:t>
+      </w:r>
+      <w:r>
+        <w:t xml:space="preserve"> Lập trình viên Java tư duy theo dạng </w:t>
+      </w:r>
+      <w:r>
+        <w:rPr>
+          <w:b/>
+          <w:bCs/>
+        </w:rPr>
+        <w:t>Đối tượng (Object)</w:t>
+      </w:r>
+      <w:r>
+        <w:t xml:space="preserve"> và </w:t>
+      </w:r>
+      <w:r>
+        <w:rPr>
+          <w:b/>
+          <w:bCs/>
+        </w:rPr>
+        <w:t>Lớp (Class)</w:t>
+      </w:r>
+      <w:r>
+        <w:t xml:space="preserve">. Trong khi đó, hệ quản trị CSDL quan hệ (MySQL, PostgreSQL) lại tư duy theo dạng </w:t>
+      </w:r>
+      <w:r>
+        <w:rPr>
+          <w:b/>
+          <w:bCs/>
+        </w:rPr>
+        <w:t>Bảng (Table)</w:t>
+      </w:r>
+      <w:r>
+        <w:t xml:space="preserve"> và </w:t>
+      </w:r>
+      <w:r>
+        <w:rPr>
+          <w:b/>
+          <w:bCs/>
+        </w:rPr>
+        <w:t>Cột (Column)</w:t>
+      </w:r>
+      <w:r>
+        <w:t>. Đây là hai hệ tư tưởng hoàn toàn khác biệt (gọi là Impedance Mismatch).</w:t>
+      </w:r>
+    </w:p>
+    <w:p>
+      <w:r>
+        <w:rPr>
+          <w:b/>
+          <w:bCs/>
+        </w:rPr>
+        <w:t>ORM (Object-Relational Mapping - Ánh xạ Quan hệ Đối tượng)</w:t>
+      </w:r>
+      <w:r>
+        <w:t xml:space="preserve"> là một kỹ thuật lập trình giúp tự động chuyển đổi dữ liệu qua lại giữa hai hệ thống này.</w:t>
+      </w:r>
+    </w:p>
+    <w:p>
+      <w:pPr>
+        <w:numPr>
+          <w:ilvl w:val="0"/>
+          <w:numId w:val="60"/>
+        </w:numPr>
+      </w:pPr>
+      <w:r>
+        <w:t xml:space="preserve">Một </w:t>
+      </w:r>
+      <w:r>
+        <w:rPr>
+          <w:b/>
+          <w:bCs/>
+        </w:rPr>
+        <w:t>Class</w:t>
+      </w:r>
+      <w:r>
+        <w:t xml:space="preserve"> trong Java sẽ được map (ánh xạ) thành một </w:t>
+      </w:r>
+      <w:r>
+        <w:rPr>
+          <w:b/>
+          <w:bCs/>
+        </w:rPr>
+        <w:t>Table</w:t>
+      </w:r>
+      <w:r>
+        <w:t xml:space="preserve"> trong Database.</w:t>
+      </w:r>
+    </w:p>
+    <w:p>
+      <w:pPr>
+        <w:numPr>
+          <w:ilvl w:val="0"/>
+          <w:numId w:val="60"/>
+        </w:numPr>
+      </w:pPr>
+      <w:r>
+        <w:t xml:space="preserve">Một </w:t>
+      </w:r>
+      <w:r>
+        <w:rPr>
+          <w:b/>
+          <w:bCs/>
+        </w:rPr>
+        <w:t>Thuộc tính (Field)</w:t>
+      </w:r>
+      <w:r>
+        <w:t xml:space="preserve"> trong Java được map thành một </w:t>
+      </w:r>
+      <w:r>
+        <w:rPr>
+          <w:b/>
+          <w:bCs/>
+        </w:rPr>
+        <w:t>Column</w:t>
+      </w:r>
+      <w:r>
+        <w:t>.</w:t>
+      </w:r>
+    </w:p>
+    <w:p>
+      <w:pPr>
+        <w:numPr>
+          <w:ilvl w:val="0"/>
+          <w:numId w:val="60"/>
+        </w:numPr>
+      </w:pPr>
+      <w:r>
+        <w:t xml:space="preserve">Một </w:t>
+      </w:r>
+      <w:r>
+        <w:rPr>
+          <w:b/>
+          <w:bCs/>
+        </w:rPr>
+        <w:t>Đối tượng (Instance/Object)</w:t>
+      </w:r>
+      <w:r>
+        <w:t xml:space="preserve"> trong Java được map thành một </w:t>
+      </w:r>
+      <w:r>
+        <w:rPr>
+          <w:b/>
+          <w:bCs/>
+        </w:rPr>
+        <w:t>Bản ghi (Row)</w:t>
+      </w:r>
+      <w:r>
+        <w:t>.</w:t>
+      </w:r>
+    </w:p>
+    <w:p>
+      <w:r>
+        <w:rPr>
+          <w:i/>
+          <w:iCs/>
+        </w:rPr>
+        <w:t xml:space="preserve">(Trong hệ sinh thái Java, </w:t>
+      </w:r>
+      <w:r>
+        <w:rPr>
+          <w:b/>
+          <w:bCs/>
+          <w:i/>
+          <w:iCs/>
+        </w:rPr>
+        <w:t>JPA</w:t>
+      </w:r>
+      <w:r>
+        <w:rPr>
+          <w:i/>
+          <w:iCs/>
+        </w:rPr>
+        <w:t xml:space="preserve"> là bộ tiêu chuẩn lý thuyết về ORM, còn </w:t>
+      </w:r>
+      <w:r>
+        <w:rPr>
+          <w:b/>
+          <w:bCs/>
+          <w:i/>
+          <w:iCs/>
+        </w:rPr>
+        <w:t>Hibernate</w:t>
+      </w:r>
+      <w:r>
+        <w:rPr>
+          <w:i/>
+          <w:iCs/>
+        </w:rPr>
+        <w:t xml:space="preserve"> là thư viện thực tế phổ biến nhất triển khai tiêu chuẩn đó).</w:t>
+      </w:r>
+    </w:p>
+    <w:p/>
+    <w:p>
+      <w:pPr>
+        <w:rPr>
+          <w:b/>
+          <w:bCs/>
+        </w:rPr>
+      </w:pPr>
+      <w:r>
+        <w:rPr>
+          <w:b/>
+          <w:bCs/>
+        </w:rPr>
+        <w:t>+)</w:t>
+      </w:r>
+      <w:r>
+        <w:rPr>
+          <w:b/>
+          <w:bCs/>
+        </w:rPr>
+        <w:t xml:space="preserve"> Cơ chế hoạt động của ORM</w:t>
+      </w:r>
+    </w:p>
+    <w:p>
+      <w:r>
+        <w:t xml:space="preserve">Nhà tuyển dụng rất thích hỏi: </w:t>
+      </w:r>
+      <w:r>
+        <w:rPr>
+          <w:i/>
+          <w:iCs/>
+        </w:rPr>
+        <w:t>"Hibernate làm cách nào để biết class Student tương ứng với bảng tbl_student mà tự tạo ra câu SQL?"</w:t>
+      </w:r>
+    </w:p>
+    <w:p>
+      <w:r>
+        <w:rPr>
+          <w:b/>
+          <w:bCs/>
+        </w:rPr>
+        <w:t>Cơ chế cốt lõi (3 bước):</w:t>
+      </w:r>
+    </w:p>
+    <w:p>
+      <w:pPr>
+        <w:numPr>
+          <w:ilvl w:val="0"/>
+          <w:numId w:val="61"/>
+        </w:numPr>
+      </w:pPr>
+      <w:r>
+        <w:rPr>
+          <w:b/>
+          <w:bCs/>
+        </w:rPr>
+        <w:lastRenderedPageBreak/>
+        <w:t>Đọc Metadata (Siêu dữ liệu):</w:t>
+      </w:r>
+      <w:r>
+        <w:t xml:space="preserve"> Nhờ cơ chế </w:t>
+      </w:r>
+      <w:r>
+        <w:rPr>
+          <w:b/>
+          <w:bCs/>
+        </w:rPr>
+        <w:t>Reflection</w:t>
+      </w:r>
+      <w:r>
+        <w:t xml:space="preserve"> của Java, ORM sẽ quét qua các class của bạn để tìm các Annotation như @Entity, @Table(name="tbl_student"), @Id, @Column. Từ đó, nó vẽ ra một bản đồ ánh xạ trong bộ nhớ.</w:t>
+      </w:r>
+    </w:p>
+    <w:p>
+      <w:pPr>
+        <w:numPr>
+          <w:ilvl w:val="0"/>
+          <w:numId w:val="61"/>
+        </w:numPr>
+      </w:pPr>
+      <w:r>
+        <w:rPr>
+          <w:b/>
+          <w:bCs/>
+        </w:rPr>
+        <w:t>Tự động sinh SQL (SQL Generation):</w:t>
+      </w:r>
+      <w:r>
+        <w:t xml:space="preserve"> Khi bạn gọi một hàm như repository.save(studentObject), ORM sẽ dựa vào bản đồ ánh xạ ở trên, tự động dịch cái object đó thành một câu lệnh INSERT INTO tbl_student... và gửi xuống Database.</w:t>
+      </w:r>
+    </w:p>
+    <w:p>
+      <w:pPr>
+        <w:numPr>
+          <w:ilvl w:val="0"/>
+          <w:numId w:val="61"/>
+        </w:numPr>
+      </w:pPr>
+      <w:r>
+        <w:rPr>
+          <w:b/>
+          <w:bCs/>
+        </w:rPr>
+        <w:t>Ánh xạ ngược (Result Mapping):</w:t>
+      </w:r>
+      <w:r>
+        <w:t xml:space="preserve"> Khi bạn gọi hàm repository.findAll(), Database trả về một cục dữ liệu thô (ResultSet). ORM sẽ tự động hứng lấy cục dữ liệu này, dùng từ khóa new để tạo ra các đối tượng Student, nhét dữ liệu vào từng thuộc tính, và gom lại thành một List&lt;Student&gt; trả về cho bạn.</w:t>
+      </w:r>
+    </w:p>
+    <w:p>
+      <w:pPr>
+        <w:rPr>
+          <w:b/>
+          <w:bCs/>
+        </w:rPr>
+      </w:pPr>
+      <w:r>
+        <w:rPr>
+          <w:b/>
+          <w:bCs/>
+        </w:rPr>
+        <w:t>+) Sử dụng ORM mang lại lợi ích như thế nào?</w:t>
       </w:r>
     </w:p>
     <w:p>
@@ -3813,81 +4152,700 @@
           <w:b/>
           <w:bCs/>
         </w:rPr>
+        <w:t>Năng suất cực cao (Phát triển nhanh):</w:t>
+      </w:r>
+      <w:r>
+        <w:t xml:space="preserve"> Bạn không phải viết hàng ngàn dòng code JDBC tẻ nhạt để mở kết nối, tạo câu SQL dạng chuỗi (String), set từng tham số, đóng kết nối... ORM làm thay bạn 90% các thao tác CRUD cơ bản.</w:t>
+      </w:r>
+    </w:p>
+    <w:p>
+      <w:r>
+        <w:t xml:space="preserve">  </w:t>
+      </w:r>
+      <w:r>
+        <w:rPr>
+          <w:b/>
+          <w:bCs/>
+        </w:rPr>
+        <w:t>Tư duy thuần OOP:</w:t>
+      </w:r>
+      <w:r>
+        <w:t xml:space="preserve"> Bạn chỉ cần tập trung thao tác với các Object trong Java, thao tác với các Collection (List, Set), thay vì phải vật lộn với các câu lệnh SQL phức tạp.</w:t>
+      </w:r>
+    </w:p>
+    <w:p>
+      <w:r>
+        <w:t xml:space="preserve">  </w:t>
+      </w:r>
+      <w:r>
+        <w:rPr>
+          <w:b/>
+          <w:bCs/>
+        </w:rPr>
+        <w:t>Độc lập cơ sở dữ liệu (Database Portability):</w:t>
+      </w:r>
+      <w:r>
+        <w:t xml:space="preserve"> Đây là sức mạnh khủng khiếp nhất. Nếu dự án của bạn đang chạy MySQL và sếp yêu cầu đổi sang PostgreSQL hoặc Oracle, với JDBC thuần, bạn phải viết lại gần như toàn bộ câu lệnh SQL (vì cú pháp mỗi DB hơi khác nhau). Với ORM, bạn </w:t>
+      </w:r>
+      <w:r>
+        <w:rPr>
+          <w:b/>
+          <w:bCs/>
+        </w:rPr>
+        <w:t>chỉ cần đổi 1 dòng cấu hình Dialect</w:t>
+      </w:r>
+      <w:r>
+        <w:t xml:space="preserve"> trong file application.properties, ORM sẽ tự động dịch code Java của bạn sang loại SQL tương ứng của DB mới.</w:t>
+      </w:r>
+    </w:p>
+    <w:p>
+      <w:r>
+        <w:t xml:space="preserve">  </w:t>
+      </w:r>
+      <w:r>
+        <w:rPr>
+          <w:b/>
+          <w:bCs/>
+        </w:rPr>
+        <w:t>Bảo mật:</w:t>
+      </w:r>
+      <w:r>
+        <w:t xml:space="preserve"> Mặc định sử dụng cơ chế tương tự PreparedStatement, ngăn chặn triệt để lỗ hổng SQL Injection.</w:t>
+      </w:r>
+    </w:p>
+    <w:p>
+      <w:pPr>
+        <w:rPr>
+          <w:b/>
+          <w:bCs/>
+        </w:rPr>
+      </w:pPr>
+      <w:r>
+        <w:rPr>
+          <w:b/>
+          <w:bCs/>
+        </w:rPr>
+        <w:t xml:space="preserve">+) </w:t>
+      </w:r>
+      <w:r>
+        <w:rPr>
+          <w:b/>
+          <w:bCs/>
+        </w:rPr>
+        <w:t>So sánh Performance: ORM vs JDBC</w:t>
+      </w:r>
+    </w:p>
+    <w:tbl>
+      <w:tblPr>
+        <w:tblW w:w="0" w:type="auto"/>
+        <w:tblCellSpacing w:w="15" w:type="dxa"/>
+        <w:tblCellMar>
+          <w:left w:w="0" w:type="dxa"/>
+          <w:right w:w="0" w:type="dxa"/>
+        </w:tblCellMar>
+        <w:tblLook w:val="04A0" w:firstRow="1" w:lastRow="0" w:firstColumn="1" w:lastColumn="0" w:noHBand="0" w:noVBand="1"/>
+      </w:tblPr>
+      <w:tblGrid>
+        <w:gridCol w:w="2091"/>
+        <w:gridCol w:w="3475"/>
+        <w:gridCol w:w="3778"/>
+      </w:tblGrid>
+      <w:tr>
+        <w:trPr>
+          <w:tblHeader/>
+          <w:tblCellSpacing w:w="15" w:type="dxa"/>
+        </w:trPr>
+        <w:tc>
+          <w:tcPr>
+            <w:tcW w:w="0" w:type="auto"/>
+            <w:tcBorders>
+              <w:top w:val="single" w:sz="6" w:space="0" w:color="auto"/>
+              <w:left w:val="single" w:sz="6" w:space="0" w:color="auto"/>
+              <w:bottom w:val="single" w:sz="6" w:space="0" w:color="auto"/>
+              <w:right w:val="single" w:sz="6" w:space="0" w:color="auto"/>
+            </w:tcBorders>
+            <w:tcMar>
+              <w:top w:w="240" w:type="dxa"/>
+              <w:left w:w="0" w:type="dxa"/>
+              <w:bottom w:w="240" w:type="dxa"/>
+              <w:right w:w="180" w:type="dxa"/>
+            </w:tcMar>
+            <w:vAlign w:val="center"/>
+            <w:hideMark/>
+          </w:tcPr>
+          <w:p>
+            <w:r>
+              <w:rPr>
+                <w:b/>
+                <w:bCs/>
+              </w:rPr>
+              <w:t>Tiêu chí</w:t>
+            </w:r>
+          </w:p>
+        </w:tc>
+        <w:tc>
+          <w:tcPr>
+            <w:tcW w:w="0" w:type="auto"/>
+            <w:tcBorders>
+              <w:top w:val="single" w:sz="6" w:space="0" w:color="auto"/>
+              <w:left w:val="single" w:sz="6" w:space="0" w:color="auto"/>
+              <w:bottom w:val="single" w:sz="6" w:space="0" w:color="auto"/>
+              <w:right w:val="single" w:sz="6" w:space="0" w:color="auto"/>
+            </w:tcBorders>
+            <w:tcMar>
+              <w:top w:w="240" w:type="dxa"/>
+              <w:left w:w="0" w:type="dxa"/>
+              <w:bottom w:w="240" w:type="dxa"/>
+              <w:right w:w="180" w:type="dxa"/>
+            </w:tcMar>
+            <w:vAlign w:val="center"/>
+            <w:hideMark/>
+          </w:tcPr>
+          <w:p>
+            <w:r>
+              <w:rPr>
+                <w:b/>
+                <w:bCs/>
+              </w:rPr>
+              <w:t>JDBC (Java Database Connectivity)</w:t>
+            </w:r>
+          </w:p>
+        </w:tc>
+        <w:tc>
+          <w:tcPr>
+            <w:tcW w:w="0" w:type="auto"/>
+            <w:tcBorders>
+              <w:top w:val="single" w:sz="6" w:space="0" w:color="auto"/>
+              <w:left w:val="single" w:sz="6" w:space="0" w:color="auto"/>
+              <w:bottom w:val="single" w:sz="6" w:space="0" w:color="auto"/>
+              <w:right w:val="single" w:sz="6" w:space="0" w:color="auto"/>
+            </w:tcBorders>
+            <w:tcMar>
+              <w:top w:w="240" w:type="dxa"/>
+              <w:left w:w="0" w:type="dxa"/>
+              <w:bottom w:w="240" w:type="dxa"/>
+              <w:right w:w="0" w:type="dxa"/>
+            </w:tcMar>
+            <w:vAlign w:val="center"/>
+            <w:hideMark/>
+          </w:tcPr>
+          <w:p>
+            <w:r>
+              <w:rPr>
+                <w:b/>
+                <w:bCs/>
+              </w:rPr>
+              <w:t>ORM (Hibernate / JPA)</w:t>
+            </w:r>
+          </w:p>
+        </w:tc>
+      </w:tr>
+      <w:tr>
+        <w:trPr>
+          <w:tblCellSpacing w:w="15" w:type="dxa"/>
+        </w:trPr>
+        <w:tc>
+          <w:tcPr>
+            <w:tcW w:w="0" w:type="auto"/>
+            <w:tcBorders>
+              <w:top w:val="single" w:sz="6" w:space="0" w:color="auto"/>
+              <w:left w:val="single" w:sz="6" w:space="0" w:color="auto"/>
+              <w:bottom w:val="single" w:sz="6" w:space="0" w:color="auto"/>
+              <w:right w:val="single" w:sz="6" w:space="0" w:color="auto"/>
+            </w:tcBorders>
+            <w:tcMar>
+              <w:top w:w="240" w:type="dxa"/>
+              <w:left w:w="0" w:type="dxa"/>
+              <w:bottom w:w="240" w:type="dxa"/>
+              <w:right w:w="180" w:type="dxa"/>
+            </w:tcMar>
+            <w:vAlign w:val="center"/>
+            <w:hideMark/>
+          </w:tcPr>
+          <w:p>
+            <w:r>
+              <w:rPr>
+                <w:b/>
+                <w:bCs/>
+              </w:rPr>
+              <w:t>Mức độ giao tiếp</w:t>
+            </w:r>
+          </w:p>
+        </w:tc>
+        <w:tc>
+          <w:tcPr>
+            <w:tcW w:w="0" w:type="auto"/>
+            <w:tcBorders>
+              <w:top w:val="single" w:sz="6" w:space="0" w:color="auto"/>
+              <w:left w:val="single" w:sz="6" w:space="0" w:color="auto"/>
+              <w:bottom w:val="single" w:sz="6" w:space="0" w:color="auto"/>
+              <w:right w:val="single" w:sz="6" w:space="0" w:color="auto"/>
+            </w:tcBorders>
+            <w:tcMar>
+              <w:top w:w="240" w:type="dxa"/>
+              <w:left w:w="0" w:type="dxa"/>
+              <w:bottom w:w="240" w:type="dxa"/>
+              <w:right w:w="180" w:type="dxa"/>
+            </w:tcMar>
+            <w:vAlign w:val="center"/>
+            <w:hideMark/>
+          </w:tcPr>
+          <w:p>
+            <w:r>
+              <w:t>Giao tiếp trực tiếp ở tầng thấp (Low-level).</w:t>
+            </w:r>
+          </w:p>
+        </w:tc>
+        <w:tc>
+          <w:tcPr>
+            <w:tcW w:w="0" w:type="auto"/>
+            <w:tcBorders>
+              <w:top w:val="single" w:sz="6" w:space="0" w:color="auto"/>
+              <w:left w:val="single" w:sz="6" w:space="0" w:color="auto"/>
+              <w:bottom w:val="single" w:sz="6" w:space="0" w:color="auto"/>
+              <w:right w:val="single" w:sz="6" w:space="0" w:color="auto"/>
+            </w:tcBorders>
+            <w:tcMar>
+              <w:top w:w="240" w:type="dxa"/>
+              <w:left w:w="0" w:type="dxa"/>
+              <w:bottom w:w="240" w:type="dxa"/>
+              <w:right w:w="0" w:type="dxa"/>
+            </w:tcMar>
+            <w:vAlign w:val="center"/>
+            <w:hideMark/>
+          </w:tcPr>
+          <w:p>
+            <w:r>
+              <w:t>Giao tiếp qua nhiều lớp trung gian (High-level).</w:t>
+            </w:r>
+          </w:p>
+        </w:tc>
+      </w:tr>
+      <w:tr>
+        <w:trPr>
+          <w:tblCellSpacing w:w="15" w:type="dxa"/>
+        </w:trPr>
+        <w:tc>
+          <w:tcPr>
+            <w:tcW w:w="0" w:type="auto"/>
+            <w:tcBorders>
+              <w:top w:val="single" w:sz="6" w:space="0" w:color="auto"/>
+              <w:left w:val="single" w:sz="6" w:space="0" w:color="auto"/>
+              <w:bottom w:val="single" w:sz="6" w:space="0" w:color="auto"/>
+              <w:right w:val="single" w:sz="6" w:space="0" w:color="auto"/>
+            </w:tcBorders>
+            <w:tcMar>
+              <w:top w:w="240" w:type="dxa"/>
+              <w:left w:w="0" w:type="dxa"/>
+              <w:bottom w:w="240" w:type="dxa"/>
+              <w:right w:w="180" w:type="dxa"/>
+            </w:tcMar>
+            <w:vAlign w:val="center"/>
+            <w:hideMark/>
+          </w:tcPr>
+          <w:p>
+            <w:r>
+              <w:rPr>
+                <w:b/>
+                <w:bCs/>
+              </w:rPr>
+              <w:lastRenderedPageBreak/>
+              <w:t>Tốc độ thực thi thuần (Performance)</w:t>
+            </w:r>
+          </w:p>
+        </w:tc>
+        <w:tc>
+          <w:tcPr>
+            <w:tcW w:w="0" w:type="auto"/>
+            <w:tcBorders>
+              <w:top w:val="single" w:sz="6" w:space="0" w:color="auto"/>
+              <w:left w:val="single" w:sz="6" w:space="0" w:color="auto"/>
+              <w:bottom w:val="single" w:sz="6" w:space="0" w:color="auto"/>
+              <w:right w:val="single" w:sz="6" w:space="0" w:color="auto"/>
+            </w:tcBorders>
+            <w:tcMar>
+              <w:top w:w="240" w:type="dxa"/>
+              <w:left w:w="0" w:type="dxa"/>
+              <w:bottom w:w="240" w:type="dxa"/>
+              <w:right w:w="180" w:type="dxa"/>
+            </w:tcMar>
+            <w:vAlign w:val="center"/>
+            <w:hideMark/>
+          </w:tcPr>
+          <w:p>
+            <w:r>
+              <w:rPr>
+                <w:b/>
+                <w:bCs/>
+              </w:rPr>
+              <w:t>Nhanh nhất.</w:t>
+            </w:r>
+            <w:r>
+              <w:t xml:space="preserve"> Vì không tốn thời gian sinh SQL tự động hay chuyển đổi Object. Lệnh SQL chạy thẳng xuống DB.</w:t>
+            </w:r>
+          </w:p>
+        </w:tc>
+        <w:tc>
+          <w:tcPr>
+            <w:tcW w:w="0" w:type="auto"/>
+            <w:tcBorders>
+              <w:top w:val="single" w:sz="6" w:space="0" w:color="auto"/>
+              <w:left w:val="single" w:sz="6" w:space="0" w:color="auto"/>
+              <w:bottom w:val="single" w:sz="6" w:space="0" w:color="auto"/>
+              <w:right w:val="single" w:sz="6" w:space="0" w:color="auto"/>
+            </w:tcBorders>
+            <w:tcMar>
+              <w:top w:w="240" w:type="dxa"/>
+              <w:left w:w="0" w:type="dxa"/>
+              <w:bottom w:w="240" w:type="dxa"/>
+              <w:right w:w="0" w:type="dxa"/>
+            </w:tcMar>
+            <w:vAlign w:val="center"/>
+            <w:hideMark/>
+          </w:tcPr>
+          <w:p>
+            <w:r>
+              <w:rPr>
+                <w:b/>
+                <w:bCs/>
+              </w:rPr>
+              <w:t>Chậm hơn một chút.</w:t>
+            </w:r>
+            <w:r>
+              <w:t xml:space="preserve"> Tốn chi phí (overhead) cho việc dùng Reflection quét class, theo dõi trạng thái đối tượng (Dirty checking), sinh câu SQL và ánh xạ ngược.</w:t>
+            </w:r>
+          </w:p>
+        </w:tc>
+      </w:tr>
+      <w:tr>
+        <w:trPr>
+          <w:tblCellSpacing w:w="15" w:type="dxa"/>
+        </w:trPr>
+        <w:tc>
+          <w:tcPr>
+            <w:tcW w:w="0" w:type="auto"/>
+            <w:tcBorders>
+              <w:top w:val="single" w:sz="6" w:space="0" w:color="auto"/>
+              <w:left w:val="single" w:sz="6" w:space="0" w:color="auto"/>
+              <w:bottom w:val="single" w:sz="6" w:space="0" w:color="auto"/>
+              <w:right w:val="single" w:sz="6" w:space="0" w:color="auto"/>
+            </w:tcBorders>
+            <w:tcMar>
+              <w:top w:w="240" w:type="dxa"/>
+              <w:left w:w="0" w:type="dxa"/>
+              <w:bottom w:w="240" w:type="dxa"/>
+              <w:right w:w="180" w:type="dxa"/>
+            </w:tcMar>
+            <w:vAlign w:val="center"/>
+            <w:hideMark/>
+          </w:tcPr>
+          <w:p>
+            <w:r>
+              <w:rPr>
+                <w:b/>
+                <w:bCs/>
+              </w:rPr>
+              <w:t>Kiểm soát câu Query</w:t>
+            </w:r>
+          </w:p>
+        </w:tc>
+        <w:tc>
+          <w:tcPr>
+            <w:tcW w:w="0" w:type="auto"/>
+            <w:tcBorders>
+              <w:top w:val="single" w:sz="6" w:space="0" w:color="auto"/>
+              <w:left w:val="single" w:sz="6" w:space="0" w:color="auto"/>
+              <w:bottom w:val="single" w:sz="6" w:space="0" w:color="auto"/>
+              <w:right w:val="single" w:sz="6" w:space="0" w:color="auto"/>
+            </w:tcBorders>
+            <w:tcMar>
+              <w:top w:w="240" w:type="dxa"/>
+              <w:left w:w="0" w:type="dxa"/>
+              <w:bottom w:w="240" w:type="dxa"/>
+              <w:right w:w="180" w:type="dxa"/>
+            </w:tcMar>
+            <w:vAlign w:val="center"/>
+            <w:hideMark/>
+          </w:tcPr>
+          <w:p>
+            <w:r>
+              <w:t>Lập trình viên nắm quyền kiểm soát 100%, dễ dàng viết các câu SQL siêu phức tạp, tối ưu index từng chút một.</w:t>
+            </w:r>
+          </w:p>
+        </w:tc>
+        <w:tc>
+          <w:tcPr>
+            <w:tcW w:w="0" w:type="auto"/>
+            <w:tcBorders>
+              <w:top w:val="single" w:sz="6" w:space="0" w:color="auto"/>
+              <w:left w:val="single" w:sz="6" w:space="0" w:color="auto"/>
+              <w:bottom w:val="single" w:sz="6" w:space="0" w:color="auto"/>
+              <w:right w:val="single" w:sz="6" w:space="0" w:color="auto"/>
+            </w:tcBorders>
+            <w:tcMar>
+              <w:top w:w="240" w:type="dxa"/>
+              <w:left w:w="0" w:type="dxa"/>
+              <w:bottom w:w="240" w:type="dxa"/>
+              <w:right w:w="0" w:type="dxa"/>
+            </w:tcMar>
+            <w:vAlign w:val="center"/>
+            <w:hideMark/>
+          </w:tcPr>
+          <w:p>
+            <w:r>
+              <w:t>ORM đôi khi sinh ra các câu lệnh SQL cồng kềnh, dư thừa mà lập trình viên khó kiểm soát nếu cấu hình sai.</w:t>
+            </w:r>
+          </w:p>
+        </w:tc>
+      </w:tr>
+      <w:tr>
+        <w:trPr>
+          <w:tblCellSpacing w:w="15" w:type="dxa"/>
+        </w:trPr>
+        <w:tc>
+          <w:tcPr>
+            <w:tcW w:w="0" w:type="auto"/>
+            <w:tcBorders>
+              <w:top w:val="single" w:sz="6" w:space="0" w:color="auto"/>
+              <w:left w:val="single" w:sz="6" w:space="0" w:color="auto"/>
+              <w:bottom w:val="single" w:sz="6" w:space="0" w:color="auto"/>
+              <w:right w:val="single" w:sz="6" w:space="0" w:color="auto"/>
+            </w:tcBorders>
+            <w:tcMar>
+              <w:top w:w="240" w:type="dxa"/>
+              <w:left w:w="0" w:type="dxa"/>
+              <w:bottom w:w="240" w:type="dxa"/>
+              <w:right w:w="180" w:type="dxa"/>
+            </w:tcMar>
+            <w:vAlign w:val="center"/>
+            <w:hideMark/>
+          </w:tcPr>
+          <w:p>
+            <w:r>
+              <w:rPr>
+                <w:b/>
+                <w:bCs/>
+              </w:rPr>
+              <w:t>Bảo trì code</w:t>
+            </w:r>
+          </w:p>
+        </w:tc>
+        <w:tc>
+          <w:tcPr>
+            <w:tcW w:w="0" w:type="auto"/>
+            <w:tcBorders>
+              <w:top w:val="single" w:sz="6" w:space="0" w:color="auto"/>
+              <w:left w:val="single" w:sz="6" w:space="0" w:color="auto"/>
+              <w:bottom w:val="single" w:sz="6" w:space="0" w:color="auto"/>
+              <w:right w:val="single" w:sz="6" w:space="0" w:color="auto"/>
+            </w:tcBorders>
+            <w:tcMar>
+              <w:top w:w="240" w:type="dxa"/>
+              <w:left w:w="0" w:type="dxa"/>
+              <w:bottom w:w="240" w:type="dxa"/>
+              <w:right w:w="180" w:type="dxa"/>
+            </w:tcMar>
+            <w:vAlign w:val="center"/>
+            <w:hideMark/>
+          </w:tcPr>
+          <w:p>
+            <w:r>
+              <w:t>Cực kỳ khó bảo trì. Code Java lẫn lộn với chuỗi SQL. Khi DB thay đổi thêm 1 cột, phải sửa code bằng tay ở hàng chục nơi.</w:t>
+            </w:r>
+          </w:p>
+        </w:tc>
+        <w:tc>
+          <w:tcPr>
+            <w:tcW w:w="0" w:type="auto"/>
+            <w:tcBorders>
+              <w:top w:val="single" w:sz="6" w:space="0" w:color="auto"/>
+              <w:left w:val="single" w:sz="6" w:space="0" w:color="auto"/>
+              <w:bottom w:val="single" w:sz="6" w:space="0" w:color="auto"/>
+              <w:right w:val="single" w:sz="6" w:space="0" w:color="auto"/>
+            </w:tcBorders>
+            <w:tcMar>
+              <w:top w:w="240" w:type="dxa"/>
+              <w:left w:w="0" w:type="dxa"/>
+              <w:bottom w:w="240" w:type="dxa"/>
+              <w:right w:w="0" w:type="dxa"/>
+            </w:tcMar>
+            <w:vAlign w:val="center"/>
+            <w:hideMark/>
+          </w:tcPr>
+          <w:p>
+            <w:r>
+              <w:t>Rất dễ bảo trì và mở rộng. Chỉ cần thêm 1 thuộc tính vào Entity Class là xong.</w:t>
+            </w:r>
+          </w:p>
+        </w:tc>
+      </w:tr>
+    </w:tbl>
+    <w:p/>
+    <w:p>
+      <w:pPr>
+        <w:rPr>
+          <w:highlight w:val="yellow"/>
+        </w:rPr>
+      </w:pPr>
+      <w:r>
+        <w:rPr>
+          <w:highlight w:val="yellow"/>
+        </w:rPr>
+        <w:t>- Spring JPA có phải là 1 triển khai của ORM hay không ?</w:t>
+      </w:r>
+      <w:r>
+        <w:rPr>
+          <w:highlight w:val="yellow"/>
+        </w:rPr>
+        <w:t xml:space="preserve"> </w:t>
+      </w:r>
+    </w:p>
+    <w:p>
+      <w:pPr>
+        <w:rPr>
+          <w:b/>
+          <w:bCs/>
+        </w:rPr>
+      </w:pPr>
+      <w:r>
+        <w:rPr>
+          <w:b/>
+          <w:bCs/>
+        </w:rPr>
+        <w:t>3.3 Spring Data JPA có phải là ORM?</w:t>
+      </w:r>
+    </w:p>
+    <w:p>
+      <w:r>
+        <w:rPr>
+          <w:b/>
+          <w:bCs/>
+        </w:rPr>
+        <w:t>Bản chất vấn đề:</w:t>
+      </w:r>
+      <w:r>
+        <w:t xml:space="preserve"> Câu trả lời dứt khoát là </w:t>
+      </w:r>
+      <w:r>
+        <w:rPr>
+          <w:b/>
+          <w:bCs/>
+        </w:rPr>
+        <w:t>KHÔNG</w:t>
+      </w:r>
+      <w:r>
+        <w:t>. Đây là cái bẫy kinh điển khiến 80% Fresher/Junior trả lời sai.</w:t>
+      </w:r>
+    </w:p>
+    <w:p>
+      <w:pPr>
+        <w:numPr>
+          <w:ilvl w:val="0"/>
+          <w:numId w:val="62"/>
+        </w:numPr>
+      </w:pPr>
+      <w:r>
+        <w:rPr>
+          <w:b/>
+          <w:bCs/>
+        </w:rPr>
+        <w:t>Sự thật:</w:t>
+      </w:r>
+      <w:r>
+        <w:t xml:space="preserve"> Spring Data JPA </w:t>
+      </w:r>
+      <w:r>
+        <w:rPr>
+          <w:b/>
+          <w:bCs/>
+        </w:rPr>
+        <w:t>không phải</w:t>
+      </w:r>
+      <w:r>
+        <w:t xml:space="preserve"> là một ORM framework (như Hibernate hay EclipseLink). Nó cũng </w:t>
+      </w:r>
+      <w:r>
+        <w:rPr>
+          <w:b/>
+          <w:bCs/>
+        </w:rPr>
+        <w:t>không phải</w:t>
+      </w:r>
+      <w:r>
+        <w:t xml:space="preserve"> là một chuẩn JPA.</w:t>
+      </w:r>
+    </w:p>
+    <w:p>
+      <w:pPr>
+        <w:numPr>
+          <w:ilvl w:val="0"/>
+          <w:numId w:val="62"/>
+        </w:numPr>
+      </w:pPr>
+      <w:r>
+        <w:rPr>
+          <w:b/>
+          <w:bCs/>
+        </w:rPr>
+        <w:t>Vậy nó là gì?</w:t>
+      </w:r>
+      <w:r>
+        <w:t xml:space="preserve"> Nó là một </w:t>
+      </w:r>
+      <w:r>
+        <w:rPr>
+          <w:b/>
+          <w:bCs/>
+        </w:rPr>
+        <w:t>lớp trừu tượng (Abstraction Layer)</w:t>
+      </w:r>
+      <w:r>
+        <w:t xml:space="preserve"> được Spring xây dựng nằm đè lên trên JPA.</w:t>
+      </w:r>
+    </w:p>
+    <w:p>
+      <w:pPr>
+        <w:numPr>
+          <w:ilvl w:val="0"/>
+          <w:numId w:val="62"/>
+        </w:numPr>
+      </w:pPr>
+      <w:r>
+        <w:rPr>
+          <w:b/>
+          <w:bCs/>
+        </w:rPr>
+        <w:t>Mục đích sinh ra:</w:t>
+      </w:r>
+      <w:r>
+        <w:t xml:space="preserve"> Để giấu đi các đoạn code rườm rà (boilerplate code) của JPA. Thay vì bạn phải tự viết code gọi EntityManager, mở transaction, viết vòng lặp lấy dữ liệu... </w:t>
+      </w:r>
+      <w:r>
+        <w:lastRenderedPageBreak/>
+        <w:t xml:space="preserve">Spring Data JPA cung cấp cho bạn interface </w:t>
+      </w:r>
+      <w:r>
+        <w:rPr>
+          <w:b/>
+          <w:bCs/>
+        </w:rPr>
+        <w:t>JpaRepository</w:t>
+      </w:r>
+      <w:r>
+        <w:t>. Bạn chỉ cần khai báo interface, Spring sẽ tự động sinh ra code thực thi (Proxy) ở bên dưới bằng cách gọi thằng Hibernate ra làm việc.</w:t>
+      </w:r>
+    </w:p>
+    <w:p/>
+    <w:p>
+      <w:r>
+        <w:t xml:space="preserve">  </w:t>
+      </w:r>
+      <w:r>
+        <w:rPr>
+          <w:b/>
+          <w:bCs/>
+        </w:rPr>
         <w:t>ORM (Object-Relational Mapping)</w:t>
-      </w:r>
-      <w:r>
-        <w:t xml:space="preserve"> là kỹ thuật ánh xạ giữa </w:t>
-      </w:r>
-      <w:r>
-        <w:rPr>
-          <w:b/>
-          <w:bCs/>
-        </w:rPr>
-        <w:t>đối tượng trong lập trình hướng đối tượng (OOP)</w:t>
-      </w:r>
-      <w:r>
-        <w:t xml:space="preserve"> và </w:t>
-      </w:r>
-      <w:r>
-        <w:rPr>
-          <w:b/>
-          <w:bCs/>
-        </w:rPr>
-        <w:t>bảng trong cơ sở dữ liệu quan hệ (RDBMS)</w:t>
-      </w:r>
-      <w:r>
-        <w:t>.</w:t>
-      </w:r>
-    </w:p>
-    <w:p>
-      <w:r>
-        <w:t xml:space="preserve">  ORM cho phép lập trình viên thao tác với </w:t>
-      </w:r>
-      <w:r>
-        <w:rPr>
-          <w:b/>
-          <w:bCs/>
-        </w:rPr>
-        <w:t>object Java</w:t>
-      </w:r>
-      <w:r>
-        <w:t xml:space="preserve"> thay vì phải viết trực tiếp </w:t>
-      </w:r>
-      <w:r>
-        <w:rPr>
-          <w:b/>
-          <w:bCs/>
-        </w:rPr>
-        <w:t>SQL query</w:t>
-      </w:r>
-      <w:r>
-        <w:t>.</w:t>
-      </w:r>
-    </w:p>
-    <w:p>
-      <w:r>
-        <w:t>  Thay vì SELECT * FROM users WHERE id=1, ta có thể dùng:</w:t>
-      </w:r>
-    </w:p>
-    <w:p>
-      <w:r>
-        <w:t>User user = userRepository.findById(1L).orElse(null);</w:t>
-      </w:r>
-    </w:p>
-    <w:p>
-      <w:r>
-        <w:rPr>
-          <w:b/>
-          <w:bCs/>
-        </w:rPr>
-        <w:t xml:space="preserve">Lợi ích </w:t>
-      </w:r>
-      <w:r>
-        <w:rPr>
-          <w:b/>
-          <w:bCs/>
-        </w:rPr>
-        <w:t>:</w:t>
       </w:r>
     </w:p>
     <w:p>
@@ -3898,14 +4856,17 @@
         </w:numPr>
       </w:pPr>
       <w:r>
-        <w:rPr>
-          <w:b/>
-          <w:bCs/>
-        </w:rPr>
-        <w:t>Giảm độ phức tạp</w:t>
-      </w:r>
-      <w:r>
-        <w:t>: Không cần viết SQL thủ công, dễ bảo trì.</w:t>
+        <w:t xml:space="preserve">Là </w:t>
+      </w:r>
+      <w:r>
+        <w:rPr>
+          <w:b/>
+          <w:bCs/>
+        </w:rPr>
+        <w:t>kỹ thuật/lớp trừu tượng</w:t>
+      </w:r>
+      <w:r>
+        <w:t xml:space="preserve"> giúp ánh xạ giữa object (Java class) và bảng trong cơ sở dữ liệu.</w:t>
       </w:r>
     </w:p>
     <w:p>
@@ -3916,14 +4877,7 @@
         </w:numPr>
       </w:pPr>
       <w:r>
-        <w:rPr>
-          <w:b/>
-          <w:bCs/>
-        </w:rPr>
-        <w:t>Tính trừu tượng</w:t>
-      </w:r>
-      <w:r>
-        <w:t>: Làm việc với entity như object thuần Java.</w:t>
+        <w:t>Ví dụ: class User ánh xạ với bảng users.</w:t>
       </w:r>
     </w:p>
     <w:p>
@@ -3934,30 +4888,39 @@
         </w:numPr>
       </w:pPr>
       <w:r>
-        <w:rPr>
-          <w:b/>
-          <w:bCs/>
-        </w:rPr>
-        <w:t>Tính di động</w:t>
-      </w:r>
-      <w:r>
-        <w:t>: ORM thường hỗ trợ nhiều loại CSDL khác nhau.</w:t>
-      </w:r>
-    </w:p>
-    <w:p/>
-    <w:p>
-      <w:pPr>
-        <w:rPr>
-          <w:b/>
-          <w:bCs/>
-        </w:rPr>
-      </w:pPr>
-      <w:r>
-        <w:rPr>
-          <w:b/>
-          <w:bCs/>
-        </w:rPr>
-        <w:t>3.2 Cơ chế hoạt động của ORM và so sánh với JDBC</w:t>
+        <w:t xml:space="preserve">ORM </w:t>
+      </w:r>
+      <w:r>
+        <w:rPr>
+          <w:b/>
+          <w:bCs/>
+        </w:rPr>
+        <w:t>không phải framework cụ thể</w:t>
+      </w:r>
+      <w:r>
+        <w:t xml:space="preserve">, mà là </w:t>
+      </w:r>
+      <w:r>
+        <w:rPr>
+          <w:b/>
+          <w:bCs/>
+        </w:rPr>
+        <w:t>cách tiếp cận</w:t>
+      </w:r>
+      <w:r>
+        <w:t>.</w:t>
+      </w:r>
+    </w:p>
+    <w:p>
+      <w:r>
+        <w:t xml:space="preserve">  </w:t>
+      </w:r>
+      <w:r>
+        <w:rPr>
+          <w:b/>
+          <w:bCs/>
+        </w:rPr>
+        <w:t>JPA (Java Persistence API)</w:t>
       </w:r>
     </w:p>
     <w:p>
@@ -3968,48 +4931,17 @@
         </w:numPr>
       </w:pPr>
       <w:r>
-        <w:rPr>
-          <w:b/>
-          <w:bCs/>
-        </w:rPr>
-        <w:t>JDBC (Java Database Connectivity)</w:t>
-      </w:r>
-      <w:r>
-        <w:t>:</w:t>
-      </w:r>
-    </w:p>
-    <w:p>
-      <w:pPr>
-        <w:numPr>
-          <w:ilvl w:val="1"/>
-          <w:numId w:val="36"/>
-        </w:numPr>
-      </w:pPr>
-      <w:r>
-        <w:t>Lập trình viên viết SQL trực tiếp.</w:t>
-      </w:r>
-    </w:p>
-    <w:p>
-      <w:pPr>
-        <w:numPr>
-          <w:ilvl w:val="1"/>
-          <w:numId w:val="36"/>
-        </w:numPr>
-      </w:pPr>
-      <w:r>
-        <w:t>Cần quản lý thủ công Connection, PreparedStatement, ResultSet.</w:t>
-      </w:r>
-    </w:p>
-    <w:p>
-      <w:pPr>
-        <w:numPr>
-          <w:ilvl w:val="1"/>
-          <w:numId w:val="36"/>
-        </w:numPr>
-      </w:pPr>
-      <w:r>
-        <w:lastRenderedPageBreak/>
-        <w:t>Dễ kiểm soát hiệu năng nhưng code dài, dễ lỗi.</w:t>
+        <w:t xml:space="preserve">Là </w:t>
+      </w:r>
+      <w:r>
+        <w:rPr>
+          <w:b/>
+          <w:bCs/>
+        </w:rPr>
+        <w:t>một specification (chuẩn API)</w:t>
+      </w:r>
+      <w:r>
+        <w:t xml:space="preserve"> do Oracle đề xuất trong Java EE để định nghĩa cách ORM phải hoạt động.</w:t>
       </w:r>
     </w:p>
     <w:p>
@@ -4020,68 +4952,60 @@
         </w:numPr>
       </w:pPr>
       <w:r>
-        <w:rPr>
-          <w:b/>
-          <w:bCs/>
-        </w:rPr>
-        <w:t>ORM (ví dụ: Hibernate/JPA)</w:t>
-      </w:r>
-      <w:r>
-        <w:t>:</w:t>
-      </w:r>
-    </w:p>
-    <w:p>
-      <w:pPr>
-        <w:numPr>
-          <w:ilvl w:val="1"/>
+        <w:t xml:space="preserve">JPA chỉ đưa ra </w:t>
+      </w:r>
+      <w:r>
+        <w:rPr>
+          <w:b/>
+          <w:bCs/>
+        </w:rPr>
+        <w:t>giao diện (interface)</w:t>
+      </w:r>
+      <w:r>
+        <w:t xml:space="preserve">, </w:t>
+      </w:r>
+      <w:r>
+        <w:rPr>
+          <w:b/>
+          <w:bCs/>
+        </w:rPr>
+        <w:t>annotation</w:t>
+      </w:r>
+      <w:r>
+        <w:t xml:space="preserve"> (@Entity, @OneToMany, @Query…), nhưng </w:t>
+      </w:r>
+      <w:r>
+        <w:rPr>
+          <w:b/>
+          <w:bCs/>
+        </w:rPr>
+        <w:t>không có code thực thi</w:t>
+      </w:r>
+      <w:r>
+        <w:t>.</w:t>
+      </w:r>
+    </w:p>
+    <w:p>
+      <w:pPr>
+        <w:numPr>
+          <w:ilvl w:val="0"/>
           <w:numId w:val="36"/>
         </w:numPr>
       </w:pPr>
       <w:r>
-        <w:t>ORM tự động ánh xạ bảng → class, cột → thuộc tính.</w:t>
-      </w:r>
-    </w:p>
-    <w:p>
-      <w:pPr>
-        <w:numPr>
-          <w:ilvl w:val="1"/>
-          <w:numId w:val="36"/>
-        </w:numPr>
-      </w:pPr>
-      <w:r>
-        <w:t>Sinh SQL tự động dựa trên annotation hoặc JPQL.</w:t>
-      </w:r>
-    </w:p>
-    <w:p>
-      <w:pPr>
-        <w:numPr>
-          <w:ilvl w:val="1"/>
-          <w:numId w:val="36"/>
-        </w:numPr>
-      </w:pPr>
-      <w:r>
-        <w:t>Tích hợp cơ chế cache, lazy loading.</w:t>
-      </w:r>
-    </w:p>
-    <w:p>
-      <w:r>
-        <w:rPr>
-          <w:rFonts w:ascii="Segoe UI Emoji" w:hAnsi="Segoe UI Emoji" w:cs="Segoe UI Emoji"/>
-        </w:rPr>
-        <w:t>📌</w:t>
-      </w:r>
-      <w:r>
-        <w:t xml:space="preserve"> </w:t>
-      </w:r>
-      <w:r>
-        <w:rPr>
-          <w:b/>
-          <w:bCs/>
-        </w:rPr>
-        <w:t>So sánh hiệu năng</w:t>
-      </w:r>
-      <w:r>
-        <w:t>:</w:t>
+        <w:t>Ví dụ: JPA quy định có annotation @Entity, nhưng không định nghĩa cách nó được thực hiện.</w:t>
+      </w:r>
+    </w:p>
+    <w:p>
+      <w:r>
+        <w:t xml:space="preserve">  </w:t>
+      </w:r>
+      <w:r>
+        <w:rPr>
+          <w:b/>
+          <w:bCs/>
+        </w:rPr>
+        <w:t>Hibernate</w:t>
       </w:r>
     </w:p>
     <w:p>
@@ -4092,14 +5016,17 @@
         </w:numPr>
       </w:pPr>
       <w:r>
-        <w:rPr>
-          <w:b/>
-          <w:bCs/>
-        </w:rPr>
-        <w:t>JDBC</w:t>
-      </w:r>
-      <w:r>
-        <w:t>: nhanh hơn trong các trường hợp truy vấn đơn giản, ít phụ thuộc.</w:t>
+        <w:t xml:space="preserve">Là một </w:t>
+      </w:r>
+      <w:r>
+        <w:rPr>
+          <w:b/>
+          <w:bCs/>
+        </w:rPr>
+        <w:t>framework ORM</w:t>
+      </w:r>
+      <w:r>
+        <w:t xml:space="preserve"> cụ thể.</w:t>
       </w:r>
     </w:p>
     <w:p>
@@ -4110,55 +5037,28 @@
         </w:numPr>
       </w:pPr>
       <w:r>
-        <w:rPr>
-          <w:b/>
-          <w:bCs/>
-        </w:rPr>
-        <w:t>ORM</w:t>
-      </w:r>
-      <w:r>
-        <w:t>: có thể chậm hơn nếu lạm dụng (lazy loading sai cách, nhiều join phức tạp). Tuy nhiên, lợi ích bảo trì và tốc độ phát triển thường lớn hơn.</w:t>
-      </w:r>
-    </w:p>
-    <w:p>
-      <w:pPr>
-        <w:rPr>
-          <w:highlight w:val="yellow"/>
-        </w:rPr>
-      </w:pPr>
-    </w:p>
-    <w:p>
-      <w:pPr>
-        <w:rPr>
-          <w:highlight w:val="yellow"/>
-        </w:rPr>
-      </w:pPr>
-      <w:r>
-        <w:rPr>
-          <w:highlight w:val="yellow"/>
-        </w:rPr>
-        <w:t>- Spring JPA có phải là 1 triển khai của ORM hay không ?</w:t>
-      </w:r>
-      <w:r>
-        <w:rPr>
-          <w:highlight w:val="yellow"/>
-        </w:rPr>
-        <w:t xml:space="preserve"> </w:t>
-      </w:r>
-    </w:p>
-    <w:p>
-      <w:pPr>
-        <w:rPr>
-          <w:b/>
-          <w:bCs/>
-        </w:rPr>
-      </w:pPr>
-      <w:r>
-        <w:rPr>
-          <w:b/>
-          <w:bCs/>
-        </w:rPr>
-        <w:t>3.3 Spring Data JPA có phải là ORM?</w:t>
+        <w:t xml:space="preserve">Hibernate là </w:t>
+      </w:r>
+      <w:r>
+        <w:rPr>
+          <w:b/>
+          <w:bCs/>
+        </w:rPr>
+        <w:t>implementation (triển khai)</w:t>
+      </w:r>
+      <w:r>
+        <w:t xml:space="preserve"> của JPA.</w:t>
+      </w:r>
+    </w:p>
+    <w:p>
+      <w:pPr>
+        <w:numPr>
+          <w:ilvl w:val="0"/>
+          <w:numId w:val="37"/>
+        </w:numPr>
+      </w:pPr>
+      <w:r>
+        <w:t>Khi bạn dùng JPA, thường bạn vẫn đang chạy Hibernate ở bên dưới để thực sự thao tác với DB.</w:t>
       </w:r>
     </w:p>
     <w:p>
@@ -4170,7 +5070,7 @@
           <w:b/>
           <w:bCs/>
         </w:rPr>
-        <w:t>ORM (Object-Relational Mapping)</w:t>
+        <w:t>Spring Data JPA</w:t>
       </w:r>
     </w:p>
     <w:p>
@@ -4188,10 +5088,10 @@
           <w:b/>
           <w:bCs/>
         </w:rPr>
-        <w:t>kỹ thuật/lớp trừu tượng</w:t>
-      </w:r>
-      <w:r>
-        <w:t xml:space="preserve"> giúp ánh xạ giữa object (Java class) và bảng trong cơ sở dữ liệu.</w:t>
+        <w:t>abstraction layer của Spring</w:t>
+      </w:r>
+      <w:r>
+        <w:t xml:space="preserve"> giúp giảm bớt boilerplate khi làm việc với JPA/Hibernate.</w:t>
       </w:r>
     </w:p>
     <w:p>
@@ -4202,7 +5102,17 @@
         </w:numPr>
       </w:pPr>
       <w:r>
-        <w:t>Ví dụ: class User ánh xạ với bảng users.</w:t>
+        <w:t xml:space="preserve">Nó không phải là ORM, mà là </w:t>
+      </w:r>
+      <w:r>
+        <w:rPr>
+          <w:b/>
+          <w:bCs/>
+        </w:rPr>
+        <w:t>công cụ hỗ trợ</w:t>
+      </w:r>
+      <w:r>
+        <w:t>.</w:t>
       </w:r>
     </w:p>
     <w:p>
@@ -4213,24 +5123,248 @@
         </w:numPr>
       </w:pPr>
       <w:r>
-        <w:t xml:space="preserve">ORM </w:t>
-      </w:r>
-      <w:r>
-        <w:rPr>
-          <w:b/>
-          <w:bCs/>
-        </w:rPr>
-        <w:t>không phải framework cụ thể</w:t>
-      </w:r>
-      <w:r>
-        <w:t xml:space="preserve">, mà là </w:t>
-      </w:r>
-      <w:r>
-        <w:rPr>
-          <w:b/>
-          <w:bCs/>
-        </w:rPr>
-        <w:t>cách tiếp cận</w:t>
+        <w:t>Cung cấp các cơ chế như:</w:t>
+      </w:r>
+    </w:p>
+    <w:p>
+      <w:pPr>
+        <w:numPr>
+          <w:ilvl w:val="1"/>
+          <w:numId w:val="38"/>
+        </w:numPr>
+      </w:pPr>
+      <w:r>
+        <w:rPr>
+          <w:b/>
+          <w:bCs/>
+        </w:rPr>
+        <w:t>Repository Pattern</w:t>
+      </w:r>
+      <w:r>
+        <w:t xml:space="preserve"> (JpaRepository, CrudRepository).</w:t>
+      </w:r>
+    </w:p>
+    <w:p>
+      <w:pPr>
+        <w:numPr>
+          <w:ilvl w:val="1"/>
+          <w:numId w:val="38"/>
+        </w:numPr>
+      </w:pPr>
+      <w:r>
+        <w:rPr>
+          <w:b/>
+          <w:bCs/>
+        </w:rPr>
+        <w:t>Query derivation</w:t>
+      </w:r>
+      <w:r>
+        <w:t>: chỉ cần đặt tên method là Spring sẽ sinh query.</w:t>
+      </w:r>
+    </w:p>
+    <w:p>
+      <w:pPr>
+        <w:numPr>
+          <w:ilvl w:val="1"/>
+          <w:numId w:val="38"/>
+        </w:numPr>
+      </w:pPr>
+      <w:r>
+        <w:lastRenderedPageBreak/>
+        <w:t>Hỗ trợ query bằng @Query (JPQL, native SQL).</w:t>
+      </w:r>
+    </w:p>
+    <w:p>
+      <w:pPr>
+        <w:numPr>
+          <w:ilvl w:val="0"/>
+          <w:numId w:val="38"/>
+        </w:numPr>
+      </w:pPr>
+      <w:r>
+        <w:t xml:space="preserve">Bên dưới, nó vẫn phải dựa vào </w:t>
+      </w:r>
+      <w:r>
+        <w:rPr>
+          <w:b/>
+          <w:bCs/>
+        </w:rPr>
+        <w:t>JPA Provider (Hibernate, EclipseLink, OpenJPA…)</w:t>
+      </w:r>
+      <w:r>
+        <w:t xml:space="preserve"> để thực thi ORM.</w:t>
+      </w:r>
+    </w:p>
+    <w:p>
+      <w:pPr>
+        <w:jc w:val="center"/>
+      </w:pPr>
+      <w:r>
+        <w:t>[ CODE CỦA BẠN (Tầng Service / Business Logic) ]</w:t>
+      </w:r>
+    </w:p>
+    <w:p>
+      <w:pPr>
+        <w:jc w:val="center"/>
+      </w:pPr>
+      <w:r>
+        <w:t>|                              |</w:t>
+      </w:r>
+    </w:p>
+    <w:p>
+      <w:pPr>
+        <w:jc w:val="center"/>
+      </w:pPr>
+      <w:r>
+        <w:t>(Con đường 1: Theo kiểu ORM)    (Con đường 2: Theo kiểu SQL thủ công)</w:t>
+      </w:r>
+    </w:p>
+    <w:p>
+      <w:pPr>
+        <w:jc w:val="center"/>
+      </w:pPr>
+      <w:r>
+        <w:t>|                              |</w:t>
+      </w:r>
+    </w:p>
+    <w:p>
+      <w:pPr>
+        <w:jc w:val="center"/>
+      </w:pPr>
+      <w:r>
+        <w:t>[ Spring Data JPA ]            [ NamedParameterJdbcTemplate ]</w:t>
+      </w:r>
+    </w:p>
+    <w:p>
+      <w:pPr>
+        <w:jc w:val="center"/>
+      </w:pPr>
+      <w:r>
+        <w:t>|                              |</w:t>
+      </w:r>
+    </w:p>
+    <w:p>
+      <w:pPr>
+        <w:jc w:val="center"/>
+      </w:pPr>
+      <w:r>
+        <w:t>[ JPA (Bản vẽ) ]                  [ JdbcTemplate ]</w:t>
+      </w:r>
+    </w:p>
+    <w:p>
+      <w:pPr>
+        <w:jc w:val="center"/>
+      </w:pPr>
+      <w:r>
+        <w:t>|                              |</w:t>
+      </w:r>
+    </w:p>
+    <w:p>
+      <w:pPr>
+        <w:jc w:val="center"/>
+      </w:pPr>
+      <w:r>
+        <w:t>[ Hibernate (Động cơ) ]                  |</w:t>
+      </w:r>
+    </w:p>
+    <w:p>
+      <w:pPr>
+        <w:jc w:val="center"/>
+      </w:pPr>
+      <w:r>
+        <w:t>|                              |</w:t>
+      </w:r>
+    </w:p>
+    <w:p>
+      <w:pPr>
+        <w:jc w:val="center"/>
+      </w:pPr>
+      <w:r>
+        <w:t>+------------------------------+</w:t>
+      </w:r>
+    </w:p>
+    <w:p>
+      <w:pPr>
+        <w:jc w:val="center"/>
+      </w:pPr>
+      <w:r>
+        <w:t>|</w:t>
+      </w:r>
+    </w:p>
+    <w:p>
+      <w:pPr>
+        <w:jc w:val="center"/>
+      </w:pPr>
+      <w:r>
+        <w:t>[ JDBC ]  &lt;-- Tầng Đáy (Nền tảng Java)</w:t>
+      </w:r>
+    </w:p>
+    <w:p>
+      <w:pPr>
+        <w:jc w:val="center"/>
+      </w:pPr>
+      <w:r>
+        <w:t>|</w:t>
+      </w:r>
+    </w:p>
+    <w:p>
+      <w:pPr>
+        <w:jc w:val="center"/>
+      </w:pPr>
+      <w:r>
+        <w:t>[ DATABASE ]</w:t>
+      </w:r>
+    </w:p>
+    <w:p>
+      <w:r>
+        <w:rPr>
+          <w:highlight w:val="yellow"/>
+        </w:rPr>
+        <w:t>+ Tìm hiểu các loại quan hệ trong JPA: ManyToOne, OneToMany, ManyToMany</w:t>
+      </w:r>
+    </w:p>
+    <w:p>
+      <w:pPr>
+        <w:rPr>
+          <w:b/>
+          <w:bCs/>
+        </w:rPr>
+      </w:pPr>
+      <w:r>
+        <w:rPr>
+          <w:b/>
+          <w:bCs/>
+        </w:rPr>
+        <w:t>A. @ManyToOne (Nhiều - Một)</w:t>
+      </w:r>
+    </w:p>
+    <w:p>
+      <w:r>
+        <w:rPr>
+          <w:b/>
+          <w:bCs/>
+        </w:rPr>
+        <w:t>Bản chất:</w:t>
+      </w:r>
+      <w:r>
+        <w:t xml:space="preserve"> Đây là quan hệ </w:t>
+      </w:r>
+      <w:r>
+        <w:rPr>
+          <w:b/>
+          <w:bCs/>
+        </w:rPr>
+        <w:t>phổ biến nhất và quan trọng nhất</w:t>
+      </w:r>
+      <w:r>
+        <w:t xml:space="preserve">. Nó đại diện cho "Phía chủ sở hữu" (Owning side) của mối quan hệ, tức là </w:t>
+      </w:r>
+      <w:r>
+        <w:rPr>
+          <w:b/>
+          <w:bCs/>
+        </w:rPr>
+        <w:t>bảng này sẽ chứa cột Khóa ngoại</w:t>
       </w:r>
       <w:r>
         <w:t>.</w:t>
@@ -4238,14 +5372,1499 @@
     </w:p>
     <w:p>
       <w:r>
-        <w:t xml:space="preserve">  </w:t>
-      </w:r>
-      <w:r>
-        <w:rPr>
-          <w:b/>
-          <w:bCs/>
-        </w:rPr>
-        <w:t>JPA (Java Persistence API)</w:t>
+        <w:t>ví dụ: nhân viên (employee) thuộc về một phòng ban (department)</w:t>
+      </w:r>
+    </w:p>
+    <w:p>
+      <w:r>
+        <w:lastRenderedPageBreak/>
+        <w:t>database: bảng employee sẽ giữ khóa ngoại (foreign key- vd: department_id) trỏ về bảng department</w:t>
+      </w:r>
+    </w:p>
+    <w:p>
+      <w:pPr>
+        <w:rPr>
+          <w:i/>
+          <w:iCs/>
+        </w:rPr>
+      </w:pPr>
+      <w:r>
+        <w:rPr>
+          <w:i/>
+          <w:iCs/>
+        </w:rPr>
+        <w:t>// Nhiều nhân viên thuộc về 1 phòng ban</w:t>
+      </w:r>
+    </w:p>
+    <w:p>
+      <w:pPr>
+        <w:rPr>
+          <w:i/>
+          <w:iCs/>
+        </w:rPr>
+      </w:pPr>
+      <w:r>
+        <w:rPr>
+          <w:i/>
+          <w:iCs/>
+        </w:rPr>
+        <w:t xml:space="preserve"> @ManyToOne</w:t>
+      </w:r>
+    </w:p>
+    <w:p>
+      <w:pPr>
+        <w:rPr>
+          <w:i/>
+          <w:iCs/>
+        </w:rPr>
+      </w:pPr>
+      <w:r>
+        <w:rPr>
+          <w:i/>
+          <w:iCs/>
+        </w:rPr>
+        <w:t xml:space="preserve"> @JoinColumn(name = "department_id") // Tên cột khóa ngoại trong bảng Employee private Department department;</w:t>
+      </w:r>
+    </w:p>
+    <w:p>
+      <w:pPr>
+        <w:rPr>
+          <w:b/>
+          <w:bCs/>
+        </w:rPr>
+      </w:pPr>
+      <w:r>
+        <w:rPr>
+          <w:b/>
+          <w:bCs/>
+        </w:rPr>
+        <w:t>B. @OneToMany (Một - Nhiều)</w:t>
+      </w:r>
+    </w:p>
+    <w:p>
+      <w:r>
+        <w:rPr>
+          <w:b/>
+          <w:bCs/>
+        </w:rPr>
+        <w:t>Bản chất:</w:t>
+      </w:r>
+      <w:r>
+        <w:t xml:space="preserve"> Đây là "Phía bị sở hữu" (Inverse side). Bảng này KHÔNG chứa khóa ngoại vật lý trong Database.</w:t>
+      </w:r>
+    </w:p>
+    <w:p>
+      <w:r>
+        <w:t>ví dụ: một phòng ban có nhiều nhân viên</w:t>
+      </w:r>
+    </w:p>
+    <w:p>
+      <w:r>
+        <w:t>database: bảng department không lưu thông tin gì về nhân viên cả</w:t>
+      </w:r>
+    </w:p>
+    <w:p>
+      <w:pPr>
+        <w:rPr>
+          <w:i/>
+          <w:iCs/>
+        </w:rPr>
+      </w:pPr>
+      <w:r>
+        <w:rPr>
+          <w:i/>
+          <w:iCs/>
+        </w:rPr>
+        <w:t>// 1 phòng ban có list nhân viên</w:t>
+      </w:r>
+    </w:p>
+    <w:p>
+      <w:pPr>
+        <w:rPr>
+          <w:i/>
+          <w:iCs/>
+        </w:rPr>
+      </w:pPr>
+      <w:r>
+        <w:rPr>
+          <w:i/>
+          <w:iCs/>
+        </w:rPr>
+        <w:t xml:space="preserve"> // "department" là tên biến trong class Employee </w:t>
+      </w:r>
+    </w:p>
+    <w:p>
+      <w:pPr>
+        <w:rPr>
+          <w:i/>
+          <w:iCs/>
+        </w:rPr>
+      </w:pPr>
+      <w:r>
+        <w:rPr>
+          <w:i/>
+          <w:iCs/>
+        </w:rPr>
+        <w:t xml:space="preserve">@OneToMany(mappedBy = "department") </w:t>
+      </w:r>
+    </w:p>
+    <w:p>
+      <w:pPr>
+        <w:rPr>
+          <w:i/>
+          <w:iCs/>
+        </w:rPr>
+      </w:pPr>
+      <w:r>
+        <w:rPr>
+          <w:i/>
+          <w:iCs/>
+        </w:rPr>
+        <w:t>private List&lt;Employee&gt; employees;</w:t>
+      </w:r>
+    </w:p>
+    <w:p>
+      <w:r>
+        <w:t>Quy tắc vàng: Trong cặp quan hệ 1-n và n-1, bên many(n) luôn là bên giữ khóa ngoại(@JoinColumn) còn ở bên One(1) chỉ dùng mappedBy</w:t>
+      </w:r>
+    </w:p>
+    <w:p>
+      <w:r>
+        <w:t>* Quan hệ One-to</w:t>
+      </w:r>
+      <w:r>
+        <w:t>-</w:t>
+      </w:r>
+      <w:r>
+        <w:t>one</w:t>
+      </w:r>
+    </w:p>
+    <w:p>
+      <w:r>
+        <w:t>Ví dụ: một User chỉ có một Userprofile</w:t>
+      </w:r>
+      <w:r>
+        <w:t xml:space="preserve"> và ngược lại</w:t>
+      </w:r>
+    </w:p>
+    <w:p>
+      <w:r>
+        <w:t>database: khóa ngoại có thể đặt ở bảng User hoặc userProfile. thường đặt ở bảng phụ thuộc hơn</w:t>
+      </w:r>
+    </w:p>
+    <w:p>
+      <w:r>
+        <w:t>@OneToOne(cascade = CascadeType.ALL)</w:t>
+      </w:r>
+    </w:p>
+    <w:p>
+      <w:r>
+        <w:t>@JoinColumn(name = "profile_id", referencedColumnName = "id") private UserProfile userProfile;</w:t>
+      </w:r>
+    </w:p>
+    <w:p/>
+    <w:p>
+      <w:r>
+        <w:lastRenderedPageBreak/>
+        <w:t xml:space="preserve">@OneToOne(mappedBy = "userProfile") // Bên bị động </w:t>
+      </w:r>
+    </w:p>
+    <w:p>
+      <w:r>
+        <w:t>private User user;</w:t>
+      </w:r>
+    </w:p>
+    <w:p>
+      <w:pPr>
+        <w:rPr>
+          <w:b/>
+          <w:bCs/>
+        </w:rPr>
+      </w:pPr>
+      <w:r>
+        <w:rPr>
+          <w:b/>
+          <w:bCs/>
+        </w:rPr>
+        <w:t>@ManyToMany (Nhiều - Nhiều)</w:t>
+      </w:r>
+    </w:p>
+    <w:p>
+      <w:r>
+        <w:t xml:space="preserve">quan hệ này phức tạp nhất vì </w:t>
+      </w:r>
+      <w:r>
+        <w:t>không hỗ trợ trực tiếp n-n; nó phải thông quan một bảng trung gian (Join table)</w:t>
+      </w:r>
+    </w:p>
+    <w:p>
+      <w:r>
+        <w:t>Ví dụ: một student học nhiều course, một couse cũng có nhiều student</w:t>
+      </w:r>
+    </w:p>
+    <w:p>
+      <w:r>
+        <w:t xml:space="preserve">database: cần 3 bảng student, course, </w:t>
+      </w:r>
+      <w:r>
+        <w:t xml:space="preserve">và bảng trung gian </w:t>
+      </w:r>
+      <w:r>
+        <w:t>student_couser</w:t>
+      </w:r>
+      <w:r>
+        <w:t xml:space="preserve"> (chứa 2 khóa ngoại)</w:t>
+      </w:r>
+    </w:p>
+    <w:p>
+      <w:r>
+        <w:t xml:space="preserve">@ManyToMany </w:t>
+      </w:r>
+    </w:p>
+    <w:p>
+      <w:r>
+        <w:t xml:space="preserve">@JoinTable( </w:t>
+      </w:r>
+    </w:p>
+    <w:p>
+      <w:r>
+        <w:t xml:space="preserve">name = "student_course", // Tên bảng trung gian </w:t>
+      </w:r>
+    </w:p>
+    <w:p>
+      <w:r>
+        <w:t xml:space="preserve">joinColumns = @JoinColumn(name = "student_id"), // Khóa ngoại trỏ về class này inverseJoinColumns = @JoinColumn(name = "course_id") // Khóa ngoại trỏ về class kia ) </w:t>
+      </w:r>
+    </w:p>
+    <w:p>
+      <w:r>
+        <w:t>private Set&lt;Course&gt; courses;</w:t>
+      </w:r>
+    </w:p>
+    <w:p>
+      <w:r>
+        <w:rPr>
+          <w:b/>
+          <w:bCs/>
+        </w:rPr>
+        <w:t>Best Practice (Điểm cộng Senior):</w:t>
+      </w:r>
+      <w:r>
+        <w:t xml:space="preserve"> Trong thực tế dự án, người ta </w:t>
+      </w:r>
+      <w:r>
+        <w:rPr>
+          <w:b/>
+          <w:bCs/>
+        </w:rPr>
+        <w:t>rất hạn chế dùng @ManyToMany trực tiếp</w:t>
+      </w:r>
+      <w:r>
+        <w:t xml:space="preserve">. Lý do là bảng trung gian được sinh ra tự động sẽ chỉ có 2 cột khóa ngoại, ta không thể thêm các cột dữ liệu khác (như ngày_đăng_ký, điểm_số). Thay vào đó, lập trình viên sẽ tự tạo ra một Entity thứ 3 (VD: StudentCourse) và biến quan hệ Nhiều-Nhiều thành </w:t>
+      </w:r>
+      <w:r>
+        <w:rPr>
+          <w:b/>
+          <w:bCs/>
+        </w:rPr>
+        <w:t>hai quan hệ @OneToMany</w:t>
+      </w:r>
+      <w:r>
+        <w:t>.</w:t>
+      </w:r>
+    </w:p>
+    <w:p/>
+    <w:p>
+      <w:r>
+        <w:rPr>
+          <w:highlight w:val="yellow"/>
+        </w:rPr>
+        <w:t>+ Các loại Cascade type, Fetch type trong JPA</w:t>
+      </w:r>
+    </w:p>
+    <w:p>
+      <w:pPr>
+        <w:rPr>
+          <w:b/>
+          <w:bCs/>
+        </w:rPr>
+      </w:pPr>
+      <w:r>
+        <w:rPr>
+          <w:b/>
+          <w:bCs/>
+        </w:rPr>
+        <w:t>A. Fetch Type (Chiến lược tải dữ liệu)</w:t>
+      </w:r>
+    </w:p>
+    <w:p>
+      <w:r>
+        <w:t>Quyết định xem khi query đối tượng Cha, thì đối tượng Con có bị kéo lên theo ngay lập tức hay không.</w:t>
+      </w:r>
+    </w:p>
+    <w:p>
+      <w:pPr>
+        <w:numPr>
+          <w:ilvl w:val="0"/>
+          <w:numId w:val="63"/>
+        </w:numPr>
+      </w:pPr>
+      <w:r>
+        <w:rPr>
+          <w:b/>
+          <w:bCs/>
+        </w:rPr>
+        <w:t>FetchType.EAGER (Tải ngay lập tức):</w:t>
+      </w:r>
+      <w:r>
+        <w:t xml:space="preserve"> Khi bạn findById một Post, Hibernate sẽ tự động sinh ra câu JOIN (hoặc câu SELECT thứ 2) để lấy luôn toàn bộ Comment của Post đó nạp vào RAM.</w:t>
+      </w:r>
+    </w:p>
+    <w:p>
+      <w:pPr>
+        <w:numPr>
+          <w:ilvl w:val="1"/>
+          <w:numId w:val="63"/>
+        </w:numPr>
+      </w:pPr>
+      <w:r>
+        <w:rPr>
+          <w:i/>
+          <w:iCs/>
+        </w:rPr>
+        <w:lastRenderedPageBreak/>
+        <w:t>Mặc định cho:</w:t>
+      </w:r>
+      <w:r>
+        <w:t xml:space="preserve"> @ManyToOne, @OneToOne.</w:t>
+      </w:r>
+    </w:p>
+    <w:p>
+      <w:pPr>
+        <w:numPr>
+          <w:ilvl w:val="0"/>
+          <w:numId w:val="63"/>
+        </w:numPr>
+      </w:pPr>
+      <w:r>
+        <w:rPr>
+          <w:b/>
+          <w:bCs/>
+        </w:rPr>
+        <w:t>FetchType.LAZY (Tải lười biếng):</w:t>
+      </w:r>
+      <w:r>
+        <w:t xml:space="preserve"> Khi bạn findById một Post, nó CHỈ lấy dữ liệu của Post. Cái List Comment lúc này chỉ là một đối tượng ảo (Proxy). Chỉ khi nào code Java của bạn thực sự gọi hàm post.getComments().size(), Hibernate mới bắn câu SQL thứ 2 xuống DB để lấy Comment.</w:t>
+      </w:r>
+    </w:p>
+    <w:p>
+      <w:pPr>
+        <w:numPr>
+          <w:ilvl w:val="1"/>
+          <w:numId w:val="63"/>
+        </w:numPr>
+      </w:pPr>
+      <w:r>
+        <w:rPr>
+          <w:i/>
+          <w:iCs/>
+        </w:rPr>
+        <w:t>Mặc định cho:</w:t>
+      </w:r>
+      <w:r>
+        <w:t xml:space="preserve"> @OneToMany, @ManyToMany.</w:t>
+      </w:r>
+    </w:p>
+    <w:p>
+      <w:pPr>
+        <w:numPr>
+          <w:ilvl w:val="0"/>
+          <w:numId w:val="63"/>
+        </w:numPr>
+      </w:pPr>
+      <w:r>
+        <w:rPr>
+          <w:rFonts w:ascii="Segoe UI Emoji" w:hAnsi="Segoe UI Emoji" w:cs="Segoe UI Emoji"/>
+          <w:b/>
+          <w:bCs/>
+        </w:rPr>
+        <w:t>🔥</w:t>
+      </w:r>
+      <w:r>
+        <w:rPr>
+          <w:b/>
+          <w:bCs/>
+        </w:rPr>
+        <w:t xml:space="preserve"> Best Practice:</w:t>
+      </w:r>
+      <w:r>
+        <w:t xml:space="preserve"> Luôn luôn, tuyệt đối ép tất cả các quan hệ về </w:t>
+      </w:r>
+      <w:r>
+        <w:rPr>
+          <w:b/>
+          <w:bCs/>
+        </w:rPr>
+        <w:t>FetchType.LAZY</w:t>
+      </w:r>
+      <w:r>
+        <w:t xml:space="preserve"> để tránh việc tràn RAM và dính lỗi N+1 Query khét tiếng.</w:t>
+      </w:r>
+    </w:p>
+    <w:p>
+      <w:pPr>
+        <w:rPr>
+          <w:b/>
+          <w:bCs/>
+        </w:rPr>
+      </w:pPr>
+      <w:r>
+        <w:rPr>
+          <w:b/>
+          <w:bCs/>
+        </w:rPr>
+        <w:t>Gemini said</w:t>
+      </w:r>
+    </w:p>
+    <w:p>
+      <w:r>
+        <w:t xml:space="preserve">Đây là một loạt câu hỏi cực kỳ đắt giá. Trong bất kỳ buổi phỏng vấn Spring Boot nào, bộ câu hỏi về JPA Relationships, Fetch Type và DTO Conversion gần như </w:t>
+      </w:r>
+      <w:r>
+        <w:rPr>
+          <w:b/>
+          <w:bCs/>
+        </w:rPr>
+        <w:t>chắc chắn 100% sẽ xuất hiện</w:t>
+      </w:r>
+      <w:r>
+        <w:t>.</w:t>
+      </w:r>
+    </w:p>
+    <w:p>
+      <w:r>
+        <w:t>Dưới đây là phần giải phẫu chi tiết, bóc tách những lầm tưởng phổ biến và cung cấp "tuyệt chiêu" để bạn ghi điểm tuyệt đối.</w:t>
+      </w:r>
+    </w:p>
+    <w:p>
+      <w:r>
+        <w:pict w14:anchorId="0C5AA91B">
+          <v:rect id="_x0000_i1052" style="width:0;height:1.5pt" o:hralign="center" o:hrstd="t" o:hr="t" fillcolor="#a0a0a0" stroked="f"/>
+        </w:pict>
+      </w:r>
+    </w:p>
+    <w:p>
+      <w:pPr>
+        <w:rPr>
+          <w:b/>
+          <w:bCs/>
+        </w:rPr>
+      </w:pPr>
+      <w:r>
+        <w:rPr>
+          <w:b/>
+          <w:bCs/>
+        </w:rPr>
+        <w:t>1. Spring Data JPA có phải là một triển khai của ORM hay không?</w:t>
+      </w:r>
+    </w:p>
+    <w:p>
+      <w:r>
+        <w:rPr>
+          <w:b/>
+          <w:bCs/>
+        </w:rPr>
+        <w:t>Bản chất vấn đề:</w:t>
+      </w:r>
+      <w:r>
+        <w:t xml:space="preserve"> Câu trả lời dứt khoát là </w:t>
+      </w:r>
+      <w:r>
+        <w:rPr>
+          <w:b/>
+          <w:bCs/>
+        </w:rPr>
+        <w:t>KHÔNG</w:t>
+      </w:r>
+      <w:r>
+        <w:t>. Đây là cái bẫy kinh điển khiến 80% Fresher/Junior trả lời sai.</w:t>
+      </w:r>
+    </w:p>
+    <w:p>
+      <w:pPr>
+        <w:numPr>
+          <w:ilvl w:val="0"/>
+          <w:numId w:val="64"/>
+        </w:numPr>
+      </w:pPr>
+      <w:r>
+        <w:rPr>
+          <w:b/>
+          <w:bCs/>
+        </w:rPr>
+        <w:t>Sự thật:</w:t>
+      </w:r>
+      <w:r>
+        <w:t xml:space="preserve"> Spring Data JPA </w:t>
+      </w:r>
+      <w:r>
+        <w:rPr>
+          <w:b/>
+          <w:bCs/>
+        </w:rPr>
+        <w:t>không phải</w:t>
+      </w:r>
+      <w:r>
+        <w:t xml:space="preserve"> là một ORM framework (như Hibernate hay EclipseLink). Nó cũng </w:t>
+      </w:r>
+      <w:r>
+        <w:rPr>
+          <w:b/>
+          <w:bCs/>
+        </w:rPr>
+        <w:t>không phải</w:t>
+      </w:r>
+      <w:r>
+        <w:t xml:space="preserve"> là một chuẩn JPA.</w:t>
+      </w:r>
+    </w:p>
+    <w:p>
+      <w:pPr>
+        <w:numPr>
+          <w:ilvl w:val="0"/>
+          <w:numId w:val="64"/>
+        </w:numPr>
+      </w:pPr>
+      <w:r>
+        <w:rPr>
+          <w:b/>
+          <w:bCs/>
+        </w:rPr>
+        <w:t>Vậy nó là gì?</w:t>
+      </w:r>
+      <w:r>
+        <w:t xml:space="preserve"> Nó là một </w:t>
+      </w:r>
+      <w:r>
+        <w:rPr>
+          <w:b/>
+          <w:bCs/>
+        </w:rPr>
+        <w:t>lớp trừu tượng (Abstraction Layer)</w:t>
+      </w:r>
+      <w:r>
+        <w:t xml:space="preserve"> được Spring xây dựng nằm đè lên trên JPA.</w:t>
+      </w:r>
+    </w:p>
+    <w:p>
+      <w:pPr>
+        <w:numPr>
+          <w:ilvl w:val="0"/>
+          <w:numId w:val="64"/>
+        </w:numPr>
+      </w:pPr>
+      <w:r>
+        <w:rPr>
+          <w:b/>
+          <w:bCs/>
+        </w:rPr>
+        <w:t>Mục đích sinh ra:</w:t>
+      </w:r>
+      <w:r>
+        <w:t xml:space="preserve"> Để giấu đi các đoạn code rườm rà (boilerplate code) của JPA. Thay vì bạn phải tự viết code gọi EntityManager, mở transaction, viết vòng lặp lấy dữ liệu... Spring Data JPA cung cấp cho bạn interface JpaRepository. Bạn chỉ cần khai báo interface, Spring sẽ tự động sinh ra code thực thi (Proxy) ở bên dưới bằng cách gọi thằng Hibernate ra làm việc.</w:t>
+      </w:r>
+    </w:p>
+    <w:p>
+      <w:r>
+        <w:rPr>
+          <w:b/>
+          <w:bCs/>
+        </w:rPr>
+        <w:t>Tóm tắt hệ thống phân tầng (Từ cao xuống thấp):</w:t>
+      </w:r>
+      <w:r>
+        <w:t xml:space="preserve"> Code của bạn -&gt; Spring Data JPA (Lớp tiện ích) -&gt; JPA (Lý thuyết/Interface) -&gt; Hibernate (Triển khai thực tế) -&gt; JDBC (Driver) -&gt; Database.</w:t>
+      </w:r>
+    </w:p>
+    <w:p>
+      <w:r>
+        <w:pict w14:anchorId="0D16269C">
+          <v:rect id="_x0000_i1053" style="width:0;height:1.5pt" o:hralign="center" o:hrstd="t" o:hr="t" fillcolor="#a0a0a0" stroked="f"/>
+        </w:pict>
+      </w:r>
+    </w:p>
+    <w:p>
+      <w:pPr>
+        <w:rPr>
+          <w:b/>
+          <w:bCs/>
+        </w:rPr>
+      </w:pPr>
+      <w:r>
+        <w:rPr>
+          <w:b/>
+          <w:bCs/>
+        </w:rPr>
+        <w:lastRenderedPageBreak/>
+        <w:t>2. Các loại quan hệ trong JPA</w:t>
+      </w:r>
+    </w:p>
+    <w:p>
+      <w:r>
+        <w:t>Nhà tuyển dụng sẽ kiểm tra xem bạn có biết đặt Khóa ngoại (Foreign Key) ở đâu cho đúng chuẩn hay không.</w:t>
+      </w:r>
+    </w:p>
+    <w:p>
+      <w:pPr>
+        <w:rPr>
+          <w:b/>
+          <w:bCs/>
+        </w:rPr>
+      </w:pPr>
+      <w:r>
+        <w:rPr>
+          <w:b/>
+          <w:bCs/>
+        </w:rPr>
+        <w:t xml:space="preserve">A. </w:t>
+      </w:r>
+      <w:r>
+        <w:t>@ManyToOne</w:t>
+      </w:r>
+      <w:r>
+        <w:rPr>
+          <w:b/>
+          <w:bCs/>
+        </w:rPr>
+        <w:t xml:space="preserve"> (Nhiều - Một)</w:t>
+      </w:r>
+    </w:p>
+    <w:p>
+      <w:pPr>
+        <w:numPr>
+          <w:ilvl w:val="0"/>
+          <w:numId w:val="65"/>
+        </w:numPr>
+      </w:pPr>
+      <w:r>
+        <w:rPr>
+          <w:b/>
+          <w:bCs/>
+        </w:rPr>
+        <w:t>Bản chất:</w:t>
+      </w:r>
+      <w:r>
+        <w:t xml:space="preserve"> Đây là quan hệ </w:t>
+      </w:r>
+      <w:r>
+        <w:rPr>
+          <w:b/>
+          <w:bCs/>
+        </w:rPr>
+        <w:t>phổ biến nhất và quan trọng nhất</w:t>
+      </w:r>
+      <w:r>
+        <w:t xml:space="preserve">. Nó đại diện cho "Phía chủ sở hữu" (Owning side) của mối quan hệ, tức là </w:t>
+      </w:r>
+      <w:r>
+        <w:rPr>
+          <w:b/>
+          <w:bCs/>
+        </w:rPr>
+        <w:t>bảng này sẽ chứa cột Khóa ngoại</w:t>
+      </w:r>
+      <w:r>
+        <w:t>.</w:t>
+      </w:r>
+    </w:p>
+    <w:p>
+      <w:pPr>
+        <w:numPr>
+          <w:ilvl w:val="0"/>
+          <w:numId w:val="65"/>
+        </w:numPr>
+      </w:pPr>
+      <w:r>
+        <w:rPr>
+          <w:b/>
+          <w:bCs/>
+        </w:rPr>
+        <w:t>Ví dụ:</w:t>
+      </w:r>
+      <w:r>
+        <w:t xml:space="preserve"> Nhiều Comment thuộc về một Post. Trong class Comment, ta dùng @ManyToOne và @JoinColumn(name = "post_id").</w:t>
+      </w:r>
+    </w:p>
+    <w:p>
+      <w:pPr>
+        <w:rPr>
+          <w:b/>
+          <w:bCs/>
+        </w:rPr>
+      </w:pPr>
+      <w:r>
+        <w:rPr>
+          <w:b/>
+          <w:bCs/>
+        </w:rPr>
+        <w:t xml:space="preserve">B. </w:t>
+      </w:r>
+      <w:r>
+        <w:t>@OneToMany</w:t>
+      </w:r>
+      <w:r>
+        <w:rPr>
+          <w:b/>
+          <w:bCs/>
+        </w:rPr>
+        <w:t xml:space="preserve"> (Một - Nhiều)</w:t>
+      </w:r>
+    </w:p>
+    <w:p>
+      <w:pPr>
+        <w:numPr>
+          <w:ilvl w:val="0"/>
+          <w:numId w:val="66"/>
+        </w:numPr>
+      </w:pPr>
+      <w:r>
+        <w:rPr>
+          <w:b/>
+          <w:bCs/>
+        </w:rPr>
+        <w:t>Bản chất:</w:t>
+      </w:r>
+      <w:r>
+        <w:t xml:space="preserve"> Đây là "Phía bị sở hữu" (Inverse side). Bảng này KHÔNG chứa khóa ngoại vật lý trong Database.</w:t>
+      </w:r>
+    </w:p>
+    <w:p>
+      <w:pPr>
+        <w:numPr>
+          <w:ilvl w:val="0"/>
+          <w:numId w:val="66"/>
+        </w:numPr>
+      </w:pPr>
+      <w:r>
+        <w:rPr>
+          <w:b/>
+          <w:bCs/>
+        </w:rPr>
+        <w:t>Bẫy phỏng vấn:</w:t>
+      </w:r>
+      <w:r>
+        <w:t xml:space="preserve"> BẮT BUỘC phải dùng thuộc tính mappedBy trong @OneToMany để nói cho Hibernate biết: </w:t>
+      </w:r>
+      <w:r>
+        <w:rPr>
+          <w:i/>
+          <w:iCs/>
+        </w:rPr>
+        <w:t>"Khóa ngoại không nằm ở đây đâu, nó nằm ở cái biến abc bên class kia kìa, sang đó mà tìm"</w:t>
+      </w:r>
+      <w:r>
+        <w:t>.</w:t>
+      </w:r>
+    </w:p>
+    <w:p>
+      <w:pPr>
+        <w:numPr>
+          <w:ilvl w:val="0"/>
+          <w:numId w:val="66"/>
+        </w:numPr>
+      </w:pPr>
+      <w:r>
+        <w:rPr>
+          <w:b/>
+          <w:bCs/>
+        </w:rPr>
+        <w:t>Ví dụ:</w:t>
+      </w:r>
+      <w:r>
+        <w:t xml:space="preserve"> Trong class Post, ta có List&lt;Comment&gt; comments được đánh dấu @OneToMany(mappedBy = "post"). (Chữ "post" chính là tên biến đã khai báo bên class Comment).</w:t>
+      </w:r>
+    </w:p>
+    <w:p>
+      <w:pPr>
+        <w:rPr>
+          <w:b/>
+          <w:bCs/>
+        </w:rPr>
+      </w:pPr>
+      <w:r>
+        <w:rPr>
+          <w:b/>
+          <w:bCs/>
+        </w:rPr>
+        <w:t xml:space="preserve">C. </w:t>
+      </w:r>
+      <w:r>
+        <w:t>@ManyToMany</w:t>
+      </w:r>
+      <w:r>
+        <w:rPr>
+          <w:b/>
+          <w:bCs/>
+        </w:rPr>
+        <w:t xml:space="preserve"> (Nhiều - Nhiều)</w:t>
+      </w:r>
+    </w:p>
+    <w:p>
+      <w:pPr>
+        <w:numPr>
+          <w:ilvl w:val="0"/>
+          <w:numId w:val="67"/>
+        </w:numPr>
+      </w:pPr>
+      <w:r>
+        <w:rPr>
+          <w:b/>
+          <w:bCs/>
+        </w:rPr>
+        <w:t>Bản chất:</w:t>
+      </w:r>
+      <w:r>
+        <w:t xml:space="preserve"> Quan hệ này bắt buộc phải sinh ra một </w:t>
+      </w:r>
+      <w:r>
+        <w:rPr>
+          <w:b/>
+          <w:bCs/>
+        </w:rPr>
+        <w:t>Bảng trung gian (Join Table)</w:t>
+      </w:r>
+      <w:r>
+        <w:t xml:space="preserve"> trong Database.</w:t>
+      </w:r>
+    </w:p>
+    <w:p>
+      <w:pPr>
+        <w:numPr>
+          <w:ilvl w:val="0"/>
+          <w:numId w:val="67"/>
+        </w:numPr>
+      </w:pPr>
+      <w:r>
+        <w:rPr>
+          <w:b/>
+          <w:bCs/>
+        </w:rPr>
+        <w:t>Ví dụ:</w:t>
+      </w:r>
+      <w:r>
+        <w:t xml:space="preserve"> Student và Course (Sinh viên và Khóa học). Ta dùng @ManyToMany và @JoinTable để chỉ định tên bảng trung gian.</w:t>
+      </w:r>
+    </w:p>
+    <w:p>
+      <w:pPr>
+        <w:numPr>
+          <w:ilvl w:val="0"/>
+          <w:numId w:val="67"/>
+        </w:numPr>
+      </w:pPr>
+      <w:r>
+        <w:rPr>
+          <w:rFonts w:ascii="Segoe UI Emoji" w:hAnsi="Segoe UI Emoji" w:cs="Segoe UI Emoji"/>
+          <w:b/>
+          <w:bCs/>
+        </w:rPr>
+        <w:t>🔥</w:t>
+      </w:r>
+      <w:r>
+        <w:rPr>
+          <w:b/>
+          <w:bCs/>
+        </w:rPr>
+        <w:t xml:space="preserve"> Best Practice (Điểm cộng Senior):</w:t>
+      </w:r>
+      <w:r>
+        <w:t xml:space="preserve"> Trong thực tế dự án, người ta </w:t>
+      </w:r>
+      <w:r>
+        <w:rPr>
+          <w:b/>
+          <w:bCs/>
+        </w:rPr>
+        <w:t xml:space="preserve">rất hạn chế dùng </w:t>
+      </w:r>
+      <w:r>
+        <w:t>@ManyToMany</w:t>
+      </w:r>
+      <w:r>
+        <w:rPr>
+          <w:b/>
+          <w:bCs/>
+        </w:rPr>
+        <w:t xml:space="preserve"> trực tiếp</w:t>
+      </w:r>
+      <w:r>
+        <w:t xml:space="preserve">. Lý do là bảng trung gian được sinh ra tự động sẽ chỉ có 2 cột khóa ngoại, ta không thể thêm các cột dữ liệu khác (như ngày_đăng_ký, điểm_số). Thay vào đó, lập trình viên sẽ tự tạo ra một Entity thứ 3 (VD: StudentCourse) và biến quan hệ Nhiều-Nhiều thành </w:t>
+      </w:r>
+      <w:r>
+        <w:rPr>
+          <w:b/>
+          <w:bCs/>
+        </w:rPr>
+        <w:t xml:space="preserve">hai quan hệ </w:t>
+      </w:r>
+      <w:r>
+        <w:t>@OneToMany.</w:t>
+      </w:r>
+    </w:p>
+    <w:p>
+      <w:r>
+        <w:pict w14:anchorId="25D3F22F">
+          <v:rect id="_x0000_i1054" style="width:0;height:1.5pt" o:hralign="center" o:hrstd="t" o:hr="t" fillcolor="#a0a0a0" stroked="f"/>
+        </w:pict>
+      </w:r>
+    </w:p>
+    <w:p>
+      <w:pPr>
+        <w:rPr>
+          <w:b/>
+          <w:bCs/>
+        </w:rPr>
+      </w:pPr>
+      <w:r>
+        <w:rPr>
+          <w:b/>
+          <w:bCs/>
+        </w:rPr>
+        <w:t>3. Cascade Type và Fetch Type</w:t>
+      </w:r>
+    </w:p>
+    <w:p>
+      <w:r>
+        <w:lastRenderedPageBreak/>
+        <w:t xml:space="preserve">Đây là tử huyệt về </w:t>
+      </w:r>
+      <w:r>
+        <w:rPr>
+          <w:b/>
+          <w:bCs/>
+        </w:rPr>
+        <w:t>Hiệu suất (Performance)</w:t>
+      </w:r>
+      <w:r>
+        <w:t xml:space="preserve"> và </w:t>
+      </w:r>
+      <w:r>
+        <w:rPr>
+          <w:b/>
+          <w:bCs/>
+        </w:rPr>
+        <w:t>An toàn dữ liệu</w:t>
+      </w:r>
+      <w:r>
+        <w:t>.</w:t>
+      </w:r>
+    </w:p>
+    <w:p>
+      <w:pPr>
+        <w:rPr>
+          <w:b/>
+          <w:bCs/>
+        </w:rPr>
+      </w:pPr>
+      <w:r>
+        <w:rPr>
+          <w:b/>
+          <w:bCs/>
+        </w:rPr>
+        <w:t>A. Fetch Type (Chiến lược tải dữ liệu)</w:t>
+      </w:r>
+    </w:p>
+    <w:p>
+      <w:r>
+        <w:t>Quyết định xem khi query đối tượng Cha, thì đối tượng Con có bị kéo lên theo ngay lập tức hay không.</w:t>
+      </w:r>
+    </w:p>
+    <w:p>
+      <w:pPr>
+        <w:numPr>
+          <w:ilvl w:val="0"/>
+          <w:numId w:val="68"/>
+        </w:numPr>
+      </w:pPr>
+      <w:r>
+        <w:t>FetchType.EAGER</w:t>
+      </w:r>
+      <w:r>
+        <w:rPr>
+          <w:b/>
+          <w:bCs/>
+        </w:rPr>
+        <w:t xml:space="preserve"> (Tải ngay lập tức):</w:t>
+      </w:r>
+      <w:r>
+        <w:t xml:space="preserve"> Khi bạn findById một Post, Hibernate sẽ tự động sinh ra câu JOIN (hoặc câu SELECT thứ 2) để lấy luôn toàn bộ Comment của Post đó nạp vào RAM.</w:t>
+      </w:r>
+    </w:p>
+    <w:p>
+      <w:pPr>
+        <w:numPr>
+          <w:ilvl w:val="1"/>
+          <w:numId w:val="68"/>
+        </w:numPr>
+      </w:pPr>
+      <w:r>
+        <w:rPr>
+          <w:i/>
+          <w:iCs/>
+        </w:rPr>
+        <w:t>Mặc định cho:</w:t>
+      </w:r>
+      <w:r>
+        <w:t xml:space="preserve"> @ManyToOne, @OneToOne.</w:t>
+      </w:r>
+    </w:p>
+    <w:p>
+      <w:pPr>
+        <w:numPr>
+          <w:ilvl w:val="0"/>
+          <w:numId w:val="68"/>
+        </w:numPr>
+      </w:pPr>
+      <w:r>
+        <w:t>FetchType.LAZY</w:t>
+      </w:r>
+      <w:r>
+        <w:rPr>
+          <w:b/>
+          <w:bCs/>
+        </w:rPr>
+        <w:t xml:space="preserve"> (Tải lười biếng):</w:t>
+      </w:r>
+      <w:r>
+        <w:t xml:space="preserve"> Khi bạn findById một Post, nó CHỈ lấy dữ liệu của Post. Cái List Comment lúc này chỉ là một đối tượng ảo (Proxy). Chỉ khi nào code Java của bạn thực sự gọi hàm post.getComments().size(), Hibernate mới bắn câu SQL thứ 2 xuống DB để lấy Comment.</w:t>
+      </w:r>
+    </w:p>
+    <w:p>
+      <w:pPr>
+        <w:numPr>
+          <w:ilvl w:val="1"/>
+          <w:numId w:val="68"/>
+        </w:numPr>
+      </w:pPr>
+      <w:r>
+        <w:rPr>
+          <w:i/>
+          <w:iCs/>
+        </w:rPr>
+        <w:t>Mặc định cho:</w:t>
+      </w:r>
+      <w:r>
+        <w:t xml:space="preserve"> @OneToMany, @ManyToMany.</w:t>
+      </w:r>
+    </w:p>
+    <w:p>
+      <w:pPr>
+        <w:numPr>
+          <w:ilvl w:val="0"/>
+          <w:numId w:val="68"/>
+        </w:numPr>
+      </w:pPr>
+      <w:r>
+        <w:rPr>
+          <w:rFonts w:ascii="Segoe UI Emoji" w:hAnsi="Segoe UI Emoji" w:cs="Segoe UI Emoji"/>
+          <w:b/>
+          <w:bCs/>
+        </w:rPr>
+        <w:t>🔥</w:t>
+      </w:r>
+      <w:r>
+        <w:rPr>
+          <w:b/>
+          <w:bCs/>
+        </w:rPr>
+        <w:t xml:space="preserve"> Best Practice:</w:t>
+      </w:r>
+      <w:r>
+        <w:t xml:space="preserve"> Luôn luôn, tuyệt đối ép tất cả các quan hệ về FetchType.LAZY để tránh việc tràn RAM và dính lỗi N+1 Query khét tiếng.</w:t>
+      </w:r>
+    </w:p>
+    <w:p>
+      <w:pPr>
+        <w:rPr>
+          <w:b/>
+          <w:bCs/>
+        </w:rPr>
+      </w:pPr>
+      <w:r>
+        <w:rPr>
+          <w:b/>
+          <w:bCs/>
+        </w:rPr>
+        <w:t>B. Cascade Type (Hiệu ứng dây chuyền)</w:t>
+      </w:r>
+    </w:p>
+    <w:p>
+      <w:r>
+        <w:t>Quyết định xem thao tác (Thêm, Sửa, Xóa) trên đối tượng Cha có được áp dụng tự động xuống đối tượng Con hay không.</w:t>
+      </w:r>
+    </w:p>
+    <w:p>
+      <w:pPr>
+        <w:numPr>
+          <w:ilvl w:val="0"/>
+          <w:numId w:val="69"/>
+        </w:numPr>
+      </w:pPr>
+      <w:r>
+        <w:t>PERSIST</w:t>
+      </w:r>
+      <w:r>
+        <w:rPr>
+          <w:b/>
+          <w:bCs/>
+        </w:rPr>
+        <w:t>:</w:t>
+      </w:r>
+      <w:r>
+        <w:t xml:space="preserve"> Lưu Cha -&gt; tự động lưu Con mới.</w:t>
+      </w:r>
+    </w:p>
+    <w:p>
+      <w:pPr>
+        <w:numPr>
+          <w:ilvl w:val="0"/>
+          <w:numId w:val="69"/>
+        </w:numPr>
+      </w:pPr>
+      <w:r>
+        <w:t>MERGE</w:t>
+      </w:r>
+      <w:r>
+        <w:rPr>
+          <w:b/>
+          <w:bCs/>
+        </w:rPr>
+        <w:t>:</w:t>
+      </w:r>
+      <w:r>
+        <w:t xml:space="preserve"> Cập nhật Cha -&gt; tự động cập nhật Con.</w:t>
+      </w:r>
+    </w:p>
+    <w:p>
+      <w:pPr>
+        <w:numPr>
+          <w:ilvl w:val="0"/>
+          <w:numId w:val="69"/>
+        </w:numPr>
+      </w:pPr>
+      <w:r>
+        <w:t>REMOVE</w:t>
+      </w:r>
+      <w:r>
+        <w:rPr>
+          <w:b/>
+          <w:bCs/>
+        </w:rPr>
+        <w:t>:</w:t>
+      </w:r>
+      <w:r>
+        <w:t xml:space="preserve"> Xóa Cha -&gt; tự động xóa sạch các Con.</w:t>
+      </w:r>
+    </w:p>
+    <w:p>
+      <w:pPr>
+        <w:numPr>
+          <w:ilvl w:val="0"/>
+          <w:numId w:val="69"/>
+        </w:numPr>
+      </w:pPr>
+      <w:r>
+        <w:t>ALL</w:t>
+      </w:r>
+      <w:r>
+        <w:rPr>
+          <w:b/>
+          <w:bCs/>
+        </w:rPr>
+        <w:t>:</w:t>
+      </w:r>
+      <w:r>
+        <w:t xml:space="preserve"> Bao gồm tất cả các thao tác trên.</w:t>
+      </w:r>
+    </w:p>
+    <w:p>
+      <w:pPr>
+        <w:numPr>
+          <w:ilvl w:val="0"/>
+          <w:numId w:val="69"/>
+        </w:numPr>
+      </w:pPr>
+      <w:r>
+        <w:rPr>
+          <w:b/>
+          <w:bCs/>
+        </w:rPr>
+        <w:t>Bẫy phỏng vấn:</w:t>
+      </w:r>
+      <w:r>
+        <w:t xml:space="preserve"> Phải cực kỳ cẩn thận với CascadeType.REMOVE. Đừng bao giờ đặt nó ở quan hệ @ManyToMany (Ví dụ xóa 1 Sinh viên, nó cascade xóa luôn cả Khóa học, làm tất cả sinh viên khác mất môn học).</w:t>
+      </w:r>
+    </w:p>
+    <w:p/>
+    <w:p>
+      <w:r>
+        <w:rPr>
+          <w:highlight w:val="yellow"/>
+        </w:rPr>
+        <w:t>+ Tìm hiểu cách convert DTO -&gt; Entity và ngược lại, sử dụng 2 cách: dùng thư viện và sử dụng java reflection</w:t>
+      </w:r>
+    </w:p>
+    <w:p>
+      <w:r>
+        <w:rPr>
+          <w:b/>
+          <w:bCs/>
+        </w:rPr>
+        <w:lastRenderedPageBreak/>
+        <w:t>Bản chất:</w:t>
+      </w:r>
+      <w:r>
+        <w:t xml:space="preserve"> Không bao giờ được trả thẳng đối tượng Entity (gắn với Database) ra ngoài API cho Frontend. Phải đập nó ra, chuyển thành DTO (Data Transfer Object) để giấu đi các trường nhạy cảm (như password, created_date) và tránh vòng lặp vô hạn (Infinite Recursion) khi parse JSON.</w:t>
+      </w:r>
+    </w:p>
+    <w:p>
+      <w:pPr>
+        <w:rPr>
+          <w:b/>
+          <w:bCs/>
+        </w:rPr>
+      </w:pPr>
+      <w:r>
+        <w:rPr>
+          <w:b/>
+          <w:bCs/>
+        </w:rPr>
+        <w:t>Cách 1: Sử dụng thư viện (MapStruct hoặc ModelMapper)</w:t>
+      </w:r>
+    </w:p>
+    <w:p>
+      <w:r>
+        <w:t>Đây là cách các dự án thực tế đang làm.</w:t>
+      </w:r>
+    </w:p>
+    <w:p>
+      <w:pPr>
+        <w:numPr>
+          <w:ilvl w:val="0"/>
+          <w:numId w:val="70"/>
+        </w:numPr>
+      </w:pPr>
+      <w:r>
+        <w:rPr>
+          <w:b/>
+          <w:bCs/>
+        </w:rPr>
+        <w:t>ModelMapper:</w:t>
+      </w:r>
+      <w:r>
+        <w:t xml:space="preserve"> Dùng Java Reflection lúc Runtime để tự động tìm các trường trùng tên và gán giá trị. (Nhược điểm: Chạy chậm do Reflection).</w:t>
+      </w:r>
+    </w:p>
+    <w:p>
+      <w:pPr>
+        <w:numPr>
+          <w:ilvl w:val="0"/>
+          <w:numId w:val="70"/>
+        </w:numPr>
+      </w:pPr>
+      <w:r>
+        <w:rPr>
+          <w:b/>
+          <w:bCs/>
+        </w:rPr>
+        <w:t>MapStruct (Khuyên dùng - Best Practice):</w:t>
+      </w:r>
+      <w:r>
+        <w:t xml:space="preserve"> Bạn chỉ cần tạo một interface, thư viện sẽ tự động sinh ra code Java thuần (dùng hàm get/set) ngay lúc biên dịch (Compile-time). Nhờ không dùng Reflection, MapStruct có </w:t>
+      </w:r>
+      <w:r>
+        <w:rPr>
+          <w:b/>
+          <w:bCs/>
+        </w:rPr>
+        <w:t>tốc độ nhanh nhất</w:t>
+      </w:r>
+      <w:r>
+        <w:t xml:space="preserve"> hiện nay.</w:t>
+      </w:r>
+    </w:p>
+    <w:p>
+      <w:pPr>
+        <w:rPr>
+          <w:b/>
+          <w:bCs/>
+        </w:rPr>
+      </w:pPr>
+      <w:r>
+        <w:rPr>
+          <w:b/>
+          <w:bCs/>
+        </w:rPr>
+        <w:t>Cách 2: Sử dụng Java Reflection (Thể hiện sự hiểu biết sâu sắc)</w:t>
+      </w:r>
+    </w:p>
+    <w:p>
+      <w:r>
+        <w:t>Nhà tuyển dụng thỉnh thoảng yêu cầu bạn viết chay để xem bạn có hiểu cơ chế ngầm của các thư viện trên không.</w:t>
+      </w:r>
+    </w:p>
+    <w:p>
+      <w:r>
+        <w:t>Reflection cho phép bạn "mổ xẻ" một class, lấy ra danh sách các thuộc tính (fields) dù nó bị private, và ép gán giá trị.</w:t>
+      </w:r>
+    </w:p>
+    <w:p>
+      <w:r>
+        <w:rPr>
+          <w:b/>
+          <w:bCs/>
+        </w:rPr>
+        <w:t>Ý tưởng thuật toán (Ví dụ từ UserEntity sang UserDTO):</w:t>
+      </w:r>
+    </w:p>
+    <w:p>
+      <w:pPr>
+        <w:numPr>
+          <w:ilvl w:val="0"/>
+          <w:numId w:val="71"/>
+        </w:numPr>
+      </w:pPr>
+      <w:r>
+        <w:t>Lấy danh sách tất cả các field của UserEntity bằng entity.getClass().getDeclaredFields().</w:t>
+      </w:r>
+    </w:p>
+    <w:p>
+      <w:pPr>
+        <w:numPr>
+          <w:ilvl w:val="0"/>
+          <w:numId w:val="71"/>
+        </w:numPr>
+      </w:pPr>
+      <w:r>
+        <w:t>Lặp qua từng field.</w:t>
+      </w:r>
+    </w:p>
+    <w:p>
+      <w:pPr>
+        <w:numPr>
+          <w:ilvl w:val="0"/>
+          <w:numId w:val="71"/>
+        </w:numPr>
+      </w:pPr>
+      <w:r>
+        <w:t>Vô hiệu hóa tính đóng gói private bằng lệnh field.setAccessible(true).</w:t>
+      </w:r>
+    </w:p>
+    <w:p>
+      <w:pPr>
+        <w:numPr>
+          <w:ilvl w:val="0"/>
+          <w:numId w:val="71"/>
+        </w:numPr>
+      </w:pPr>
+      <w:r>
+        <w:t>Lấy giá trị của field đó trong object Entity: Object value = field.get(entity).</w:t>
+      </w:r>
+    </w:p>
+    <w:p>
+      <w:pPr>
+        <w:numPr>
+          <w:ilvl w:val="0"/>
+          <w:numId w:val="71"/>
+        </w:numPr>
+      </w:pPr>
+      <w:r>
+        <w:t>Tìm field có tên tương ứng bên class UserDTO.</w:t>
+      </w:r>
+    </w:p>
+    <w:p>
+      <w:pPr>
+        <w:numPr>
+          <w:ilvl w:val="0"/>
+          <w:numId w:val="71"/>
+        </w:numPr>
+      </w:pPr>
+      <w:r>
+        <w:t>Gán giá trị đó vào object DTO: dtoField.set(dto, value).</w:t>
+      </w:r>
+    </w:p>
+    <w:p>
+      <w:r>
+        <w:rPr>
+          <w:b/>
+          <w:bCs/>
+        </w:rPr>
+        <w:t>Nhược điểm của Reflection:</w:t>
+      </w:r>
+      <w:r>
+        <w:t xml:space="preserve"> Tốc độ thực thi rất chậm, phá vỡ tính đóng gói (Encapsulation) của OOP, và dễ sinh lỗi runtime nếu tên biến bị đổi mà bạn quên sửa. Do đó, chỉ dùng để phỏng vấn hoặc viết thư viện, </w:t>
+      </w:r>
+      <w:r>
+        <w:rPr>
+          <w:b/>
+          <w:bCs/>
+        </w:rPr>
+        <w:t>không tự viết trong code nghiệp vụ (business logic)</w:t>
+      </w:r>
+      <w:r>
+        <w:t>.</w:t>
+      </w:r>
+    </w:p>
+    <w:p>
+      <w:pPr>
+        <w:rPr>
+          <w:highlight w:val="yellow"/>
+        </w:rPr>
+      </w:pPr>
+      <w:r>
+        <w:rPr>
+          <w:highlight w:val="yellow"/>
+        </w:rPr>
+        <w:t>- Advance</w:t>
+      </w:r>
+    </w:p>
+    <w:p>
+      <w:r>
+        <w:t>+</w:t>
+      </w:r>
+      <w:r>
+        <w:t xml:space="preserve"> Native query</w:t>
+      </w:r>
+    </w:p>
+    <w:p>
+      <w:r>
+        <w:lastRenderedPageBreak/>
+        <w:t>Cho phép viết SQL trực tiếp khi JPQL không đủ.</w:t>
+      </w:r>
+    </w:p>
+    <w:p>
+      <w:r>
+        <w:t>@Query(value = "SELECT * FROM users WHERE email = ?1", nativeQuery = true)</w:t>
+      </w:r>
+    </w:p>
+    <w:p>
+      <w:r>
+        <w:t>User findByEmail(String email);</w:t>
+      </w:r>
+    </w:p>
+    <w:p>
+      <w:r>
+        <w:t>+ Specification, Paging</w:t>
+      </w:r>
+    </w:p>
+    <w:p>
+      <w:r>
+        <w:t>  Hỗ trợ xây dựng query động (Dynamic query).</w:t>
+      </w:r>
+    </w:p>
+    <w:p>
+      <w:r>
+        <w:t>  Thường dùng trong các hệ thống có filter phức tạp.</w:t>
       </w:r>
     </w:p>
     <w:p>
@@ -4256,707 +6875,6 @@
         </w:numPr>
       </w:pPr>
       <w:r>
-        <w:t xml:space="preserve">Là </w:t>
-      </w:r>
-      <w:r>
-        <w:rPr>
-          <w:b/>
-          <w:bCs/>
-        </w:rPr>
-        <w:t>một specification (chuẩn API)</w:t>
-      </w:r>
-      <w:r>
-        <w:t xml:space="preserve"> do Oracle đề xuất trong Java EE để định nghĩa cách ORM phải hoạt động.</w:t>
-      </w:r>
-    </w:p>
-    <w:p>
-      <w:pPr>
-        <w:numPr>
-          <w:ilvl w:val="0"/>
-          <w:numId w:val="39"/>
-        </w:numPr>
-      </w:pPr>
-      <w:r>
-        <w:t xml:space="preserve">JPA chỉ đưa ra </w:t>
-      </w:r>
-      <w:r>
-        <w:rPr>
-          <w:b/>
-          <w:bCs/>
-        </w:rPr>
-        <w:t>giao diện (interface)</w:t>
-      </w:r>
-      <w:r>
-        <w:t xml:space="preserve">, </w:t>
-      </w:r>
-      <w:r>
-        <w:rPr>
-          <w:b/>
-          <w:bCs/>
-        </w:rPr>
-        <w:t>annotation</w:t>
-      </w:r>
-      <w:r>
-        <w:t xml:space="preserve"> (@Entity, @OneToMany, @Query…), nhưng </w:t>
-      </w:r>
-      <w:r>
-        <w:rPr>
-          <w:b/>
-          <w:bCs/>
-        </w:rPr>
-        <w:t>không có code thực thi</w:t>
-      </w:r>
-      <w:r>
-        <w:t>.</w:t>
-      </w:r>
-    </w:p>
-    <w:p>
-      <w:pPr>
-        <w:numPr>
-          <w:ilvl w:val="0"/>
-          <w:numId w:val="39"/>
-        </w:numPr>
-      </w:pPr>
-      <w:r>
-        <w:t>Ví dụ: JPA quy định có annotation @Entity, nhưng không định nghĩa cách nó được thực hiện.</w:t>
-      </w:r>
-    </w:p>
-    <w:p>
-      <w:r>
-        <w:t xml:space="preserve">  </w:t>
-      </w:r>
-      <w:r>
-        <w:rPr>
-          <w:b/>
-          <w:bCs/>
-        </w:rPr>
-        <w:t>Hibernate</w:t>
-      </w:r>
-    </w:p>
-    <w:p>
-      <w:pPr>
-        <w:numPr>
-          <w:ilvl w:val="0"/>
-          <w:numId w:val="40"/>
-        </w:numPr>
-      </w:pPr>
-      <w:r>
-        <w:t xml:space="preserve">Là một </w:t>
-      </w:r>
-      <w:r>
-        <w:rPr>
-          <w:b/>
-          <w:bCs/>
-        </w:rPr>
-        <w:t>framework ORM</w:t>
-      </w:r>
-      <w:r>
-        <w:t xml:space="preserve"> cụ thể.</w:t>
-      </w:r>
-    </w:p>
-    <w:p>
-      <w:pPr>
-        <w:numPr>
-          <w:ilvl w:val="0"/>
-          <w:numId w:val="40"/>
-        </w:numPr>
-      </w:pPr>
-      <w:r>
-        <w:lastRenderedPageBreak/>
-        <w:t xml:space="preserve">Hibernate là </w:t>
-      </w:r>
-      <w:r>
-        <w:rPr>
-          <w:b/>
-          <w:bCs/>
-        </w:rPr>
-        <w:t>implementation (triển khai)</w:t>
-      </w:r>
-      <w:r>
-        <w:t xml:space="preserve"> của JPA.</w:t>
-      </w:r>
-    </w:p>
-    <w:p>
-      <w:pPr>
-        <w:numPr>
-          <w:ilvl w:val="0"/>
-          <w:numId w:val="40"/>
-        </w:numPr>
-      </w:pPr>
-      <w:r>
-        <w:t>Khi bạn dùng JPA, thường bạn vẫn đang chạy Hibernate ở bên dưới để thực sự thao tác với DB.</w:t>
-      </w:r>
-    </w:p>
-    <w:p>
-      <w:r>
-        <w:t xml:space="preserve">  </w:t>
-      </w:r>
-      <w:r>
-        <w:rPr>
-          <w:b/>
-          <w:bCs/>
-        </w:rPr>
-        <w:t>Spring Data JPA</w:t>
-      </w:r>
-    </w:p>
-    <w:p>
-      <w:pPr>
-        <w:numPr>
-          <w:ilvl w:val="0"/>
-          <w:numId w:val="41"/>
-        </w:numPr>
-      </w:pPr>
-      <w:r>
-        <w:t xml:space="preserve">Là </w:t>
-      </w:r>
-      <w:r>
-        <w:rPr>
-          <w:b/>
-          <w:bCs/>
-        </w:rPr>
-        <w:t>abstraction layer của Spring</w:t>
-      </w:r>
-      <w:r>
-        <w:t xml:space="preserve"> giúp giảm bớt boilerplate khi làm việc với JPA/Hibernate.</w:t>
-      </w:r>
-    </w:p>
-    <w:p>
-      <w:pPr>
-        <w:numPr>
-          <w:ilvl w:val="0"/>
-          <w:numId w:val="41"/>
-        </w:numPr>
-      </w:pPr>
-      <w:r>
-        <w:t xml:space="preserve">Nó không phải là ORM, mà là </w:t>
-      </w:r>
-      <w:r>
-        <w:rPr>
-          <w:b/>
-          <w:bCs/>
-        </w:rPr>
-        <w:t>công cụ hỗ trợ</w:t>
-      </w:r>
-      <w:r>
-        <w:t>.</w:t>
-      </w:r>
-    </w:p>
-    <w:p>
-      <w:pPr>
-        <w:numPr>
-          <w:ilvl w:val="0"/>
-          <w:numId w:val="41"/>
-        </w:numPr>
-      </w:pPr>
-      <w:r>
-        <w:t>Cung cấp các cơ chế như:</w:t>
-      </w:r>
-    </w:p>
-    <w:p>
-      <w:pPr>
-        <w:numPr>
-          <w:ilvl w:val="1"/>
-          <w:numId w:val="41"/>
-        </w:numPr>
-      </w:pPr>
-      <w:r>
-        <w:rPr>
-          <w:b/>
-          <w:bCs/>
-        </w:rPr>
-        <w:t>Repository Pattern</w:t>
-      </w:r>
-      <w:r>
-        <w:t xml:space="preserve"> (JpaRepository, CrudRepository).</w:t>
-      </w:r>
-    </w:p>
-    <w:p>
-      <w:pPr>
-        <w:numPr>
-          <w:ilvl w:val="1"/>
-          <w:numId w:val="41"/>
-        </w:numPr>
-      </w:pPr>
-      <w:r>
-        <w:rPr>
-          <w:b/>
-          <w:bCs/>
-        </w:rPr>
-        <w:t>Query derivation</w:t>
-      </w:r>
-      <w:r>
-        <w:t>: chỉ cần đặt tên method là Spring sẽ sinh query.</w:t>
-      </w:r>
-    </w:p>
-    <w:p>
-      <w:pPr>
-        <w:numPr>
-          <w:ilvl w:val="1"/>
-          <w:numId w:val="41"/>
-        </w:numPr>
-      </w:pPr>
-      <w:r>
-        <w:t>Hỗ trợ query bằng @Query (JPQL, native SQL).</w:t>
-      </w:r>
-    </w:p>
-    <w:p>
-      <w:pPr>
-        <w:numPr>
-          <w:ilvl w:val="0"/>
-          <w:numId w:val="41"/>
-        </w:numPr>
-      </w:pPr>
-      <w:r>
-        <w:t xml:space="preserve">Bên dưới, nó vẫn phải dựa vào </w:t>
-      </w:r>
-      <w:r>
-        <w:rPr>
-          <w:b/>
-          <w:bCs/>
-        </w:rPr>
-        <w:t>JPA Provider (Hibernate, EclipseLink, OpenJPA…)</w:t>
-      </w:r>
-      <w:r>
-        <w:t xml:space="preserve"> để thực thi ORM.</w:t>
-      </w:r>
-    </w:p>
-    <w:p/>
-    <w:p>
-      <w:r>
-        <w:t xml:space="preserve">+ </w:t>
-      </w:r>
-      <w:r>
-        <w:t>Tìm hiểu các loại quan hệ trong JPA: ManyToOne, OneToMany, ManyToMany</w:t>
-      </w:r>
-    </w:p>
-    <w:p>
-      <w:r>
-        <w:t>*</w:t>
-      </w:r>
-      <w:r>
-        <w:t xml:space="preserve"> quan hệ many-to-one</w:t>
-      </w:r>
-    </w:p>
-    <w:p>
-      <w:r>
-        <w:t>ví dụ: nhân viên (employee) thuộc về một phòng ban (department)</w:t>
-      </w:r>
-    </w:p>
-    <w:p>
-      <w:r>
-        <w:t>database: bảng employee sẽ giữ khóa ngoại (foreign key- vd: department_id) trỏ về bảng department</w:t>
-      </w:r>
-    </w:p>
-    <w:p>
-      <w:pPr>
-        <w:rPr>
-          <w:i/>
-          <w:iCs/>
-        </w:rPr>
-      </w:pPr>
-      <w:r>
-        <w:rPr>
-          <w:i/>
-          <w:iCs/>
-        </w:rPr>
-        <w:t>// Nhiều nhân viên thuộc về 1 phòng ban</w:t>
-      </w:r>
-    </w:p>
-    <w:p>
-      <w:pPr>
-        <w:rPr>
-          <w:i/>
-          <w:iCs/>
-        </w:rPr>
-      </w:pPr>
-      <w:r>
-        <w:rPr>
-          <w:i/>
-          <w:iCs/>
-        </w:rPr>
-        <w:t xml:space="preserve"> @ManyToOne</w:t>
-      </w:r>
-    </w:p>
-    <w:p>
-      <w:pPr>
-        <w:rPr>
-          <w:i/>
-          <w:iCs/>
-        </w:rPr>
-      </w:pPr>
-      <w:r>
-        <w:rPr>
-          <w:i/>
-          <w:iCs/>
-        </w:rPr>
-        <w:t xml:space="preserve"> @JoinColumn(name = "department_id") // Tên cột khóa ngoại trong bảng Employee private Department department;</w:t>
-      </w:r>
-    </w:p>
-    <w:p>
-      <w:r>
-        <w:t>*</w:t>
-      </w:r>
-      <w:r>
-        <w:t xml:space="preserve"> quan hệ one-to-many</w:t>
-      </w:r>
-    </w:p>
-    <w:p>
-      <w:r>
-        <w:t>ví dụ: một phòng ban có nhiều nhân viên</w:t>
-      </w:r>
-    </w:p>
-    <w:p>
-      <w:r>
-        <w:t>database: bảng department không lưu thông tin gì về nhân viên cả</w:t>
-      </w:r>
-    </w:p>
-    <w:p>
-      <w:pPr>
-        <w:rPr>
-          <w:i/>
-          <w:iCs/>
-        </w:rPr>
-      </w:pPr>
-      <w:r>
-        <w:rPr>
-          <w:i/>
-          <w:iCs/>
-        </w:rPr>
-        <w:lastRenderedPageBreak/>
-        <w:t>// 1 phòng ban có list nhân viên</w:t>
-      </w:r>
-    </w:p>
-    <w:p>
-      <w:pPr>
-        <w:rPr>
-          <w:i/>
-          <w:iCs/>
-        </w:rPr>
-      </w:pPr>
-      <w:r>
-        <w:rPr>
-          <w:i/>
-          <w:iCs/>
-        </w:rPr>
-        <w:t xml:space="preserve"> // "department" là tên biến trong class Employee </w:t>
-      </w:r>
-    </w:p>
-    <w:p>
-      <w:pPr>
-        <w:rPr>
-          <w:i/>
-          <w:iCs/>
-        </w:rPr>
-      </w:pPr>
-      <w:r>
-        <w:rPr>
-          <w:i/>
-          <w:iCs/>
-        </w:rPr>
-        <w:t xml:space="preserve">@OneToMany(mappedBy = "department") </w:t>
-      </w:r>
-    </w:p>
-    <w:p>
-      <w:pPr>
-        <w:rPr>
-          <w:i/>
-          <w:iCs/>
-        </w:rPr>
-      </w:pPr>
-      <w:r>
-        <w:rPr>
-          <w:i/>
-          <w:iCs/>
-        </w:rPr>
-        <w:t>private List&lt;Employee&gt; employees;</w:t>
-      </w:r>
-    </w:p>
-    <w:p>
-      <w:r>
-        <w:t>Quy tắc vàng: Trong cặp quan hệ 1-n và n-1, bên many(n) luôn là bên giữ khóa ngoại(@JoinColumn) còn ở bên One(1) chỉ dùng mappedBy</w:t>
-      </w:r>
-    </w:p>
-    <w:p>
-      <w:r>
-        <w:t>* Quan hệ One-to</w:t>
-      </w:r>
-      <w:r>
-        <w:t>-</w:t>
-      </w:r>
-      <w:r>
-        <w:t>one</w:t>
-      </w:r>
-    </w:p>
-    <w:p>
-      <w:r>
-        <w:t>Ví dụ: một User chỉ có một Userprofile</w:t>
-      </w:r>
-      <w:r>
-        <w:t xml:space="preserve"> và ngược lại</w:t>
-      </w:r>
-    </w:p>
-    <w:p>
-      <w:r>
-        <w:t>database: khóa ngoại có thể đặt ở bảng User hoặc userProfile. thường đặt ở bảng phụ thuộc hơn</w:t>
-      </w:r>
-    </w:p>
-    <w:p>
-      <w:r>
-        <w:t>@OneToOne(cascade = CascadeType.ALL)</w:t>
-      </w:r>
-    </w:p>
-    <w:p>
-      <w:r>
-        <w:t>@JoinColumn(name = "profile_id", referencedColumnName = "id") private UserProfile userProfile;</w:t>
-      </w:r>
-    </w:p>
-    <w:p/>
-    <w:p>
-      <w:r>
-        <w:t xml:space="preserve">@OneToOne(mappedBy = "userProfile") // Bên bị động </w:t>
-      </w:r>
-    </w:p>
-    <w:p>
-      <w:r>
-        <w:t>private User user;</w:t>
-      </w:r>
-    </w:p>
-    <w:p>
-      <w:r>
-        <w:t>* Quan hệ Many-to-many</w:t>
-      </w:r>
-    </w:p>
-    <w:p>
-      <w:r>
-        <w:t xml:space="preserve">quan hệ này phức tạp nhất vì </w:t>
-      </w:r>
-      <w:r>
-        <w:t>không hỗ trợ trực tiếp n-n; nó phải thông quan một bảng trung gian (Join table)</w:t>
-      </w:r>
-    </w:p>
-    <w:p>
-      <w:r>
-        <w:t>Ví dụ: một student học nhiều course, một couse cũng có nhiều student</w:t>
-      </w:r>
-    </w:p>
-    <w:p>
-      <w:r>
-        <w:t xml:space="preserve">database: cần 3 bảng student, course, </w:t>
-      </w:r>
-      <w:r>
-        <w:t xml:space="preserve">và bảng trung gian </w:t>
-      </w:r>
-      <w:r>
-        <w:t>student_couser</w:t>
-      </w:r>
-      <w:r>
-        <w:t xml:space="preserve"> (chứa 2 khóa ngoại)</w:t>
-      </w:r>
-    </w:p>
-    <w:p>
-      <w:r>
-        <w:t xml:space="preserve">@ManyToMany </w:t>
-      </w:r>
-    </w:p>
-    <w:p>
-      <w:r>
-        <w:t xml:space="preserve">@JoinTable( </w:t>
-      </w:r>
-    </w:p>
-    <w:p>
-      <w:r>
-        <w:t xml:space="preserve">name = "student_course", // Tên bảng trung gian </w:t>
-      </w:r>
-    </w:p>
-    <w:p>
-      <w:r>
-        <w:lastRenderedPageBreak/>
-        <w:t xml:space="preserve">joinColumns = @JoinColumn(name = "student_id"), // Khóa ngoại trỏ về class này inverseJoinColumns = @JoinColumn(name = "course_id") // Khóa ngoại trỏ về class kia ) </w:t>
-      </w:r>
-    </w:p>
-    <w:p>
-      <w:r>
-        <w:t>private Set&lt;Course&gt; courses;</w:t>
-      </w:r>
-    </w:p>
-    <w:p/>
-    <w:p>
-      <w:r>
-        <w:t xml:space="preserve">Ví dụ </w:t>
-      </w:r>
-    </w:p>
-    <w:p>
-      <w:r>
-        <w:t>+ Các loại Cascade type, Fetch type trong JPA</w:t>
-      </w:r>
-    </w:p>
-    <w:p>
-      <w:pPr>
-        <w:numPr>
-          <w:ilvl w:val="0"/>
-          <w:numId w:val="42"/>
-        </w:numPr>
-      </w:pPr>
-      <w:r>
-        <w:rPr>
-          <w:b/>
-          <w:bCs/>
-        </w:rPr>
-        <w:t>Cascade</w:t>
-      </w:r>
-      <w:r>
-        <w:t>: xác định hành vi khi thao tác với entity cha.</w:t>
-      </w:r>
-    </w:p>
-    <w:p>
-      <w:pPr>
-        <w:numPr>
-          <w:ilvl w:val="1"/>
-          <w:numId w:val="42"/>
-        </w:numPr>
-      </w:pPr>
-      <w:r>
-        <w:t>ALL, PERSIST, MERGE, REMOVE, REFRESH, DETACH.</w:t>
-      </w:r>
-    </w:p>
-    <w:p>
-      <w:pPr>
-        <w:numPr>
-          <w:ilvl w:val="1"/>
-          <w:numId w:val="42"/>
-        </w:numPr>
-      </w:pPr>
-      <w:r>
-        <w:t>Ví dụ: nếu User bị xóa, orders của user đó cũng bị xóa (CascadeType.REMOVE).</w:t>
-      </w:r>
-    </w:p>
-    <w:p>
-      <w:pPr>
-        <w:numPr>
-          <w:ilvl w:val="0"/>
-          <w:numId w:val="42"/>
-        </w:numPr>
-      </w:pPr>
-      <w:r>
-        <w:rPr>
-          <w:b/>
-          <w:bCs/>
-        </w:rPr>
-        <w:t>Fetch</w:t>
-      </w:r>
-      <w:r>
-        <w:t>: xác định cách lấy dữ liệu liên quan.</w:t>
-      </w:r>
-    </w:p>
-    <w:p>
-      <w:pPr>
-        <w:numPr>
-          <w:ilvl w:val="1"/>
-          <w:numId w:val="42"/>
-        </w:numPr>
-      </w:pPr>
-      <w:r>
-        <w:t>LAZY (mặc định cho @OneToMany, @ManyToMany): chỉ load khi cần.</w:t>
-      </w:r>
-    </w:p>
-    <w:p>
-      <w:pPr>
-        <w:numPr>
-          <w:ilvl w:val="1"/>
-          <w:numId w:val="42"/>
-        </w:numPr>
-      </w:pPr>
-      <w:r>
-        <w:t>EAGER: load ngay lập tức.</w:t>
-      </w:r>
-    </w:p>
-    <w:p>
-      <w:r>
-        <w:rPr>
-          <w:rFonts w:ascii="Segoe UI Emoji" w:hAnsi="Segoe UI Emoji" w:cs="Segoe UI Emoji"/>
-        </w:rPr>
-        <w:t>📌</w:t>
-      </w:r>
-      <w:r>
-        <w:t xml:space="preserve"> Best practice: nên dùng </w:t>
-      </w:r>
-      <w:r>
-        <w:rPr>
-          <w:b/>
-          <w:bCs/>
-        </w:rPr>
-        <w:t>LAZY</w:t>
-      </w:r>
-      <w:r>
-        <w:t xml:space="preserve"> để tránh load dữ liệu dư thừa.</w:t>
-      </w:r>
-    </w:p>
-    <w:p/>
-    <w:p>
-      <w:r>
-        <w:t>+ Tìm hiểu cách convert DTO -&gt; Entity và ngược lại, sử dụng 2 cách: dùng thư viện và sử dụng java reflection</w:t>
-      </w:r>
-    </w:p>
-    <w:p>
-      <w:pPr>
-        <w:rPr>
-          <w:highlight w:val="yellow"/>
-        </w:rPr>
-      </w:pPr>
-      <w:r>
-        <w:rPr>
-          <w:highlight w:val="yellow"/>
-        </w:rPr>
-        <w:t>- Advance</w:t>
-      </w:r>
-    </w:p>
-    <w:p>
-      <w:r>
-        <w:t>+</w:t>
-      </w:r>
-      <w:r>
-        <w:t xml:space="preserve"> Native query</w:t>
-      </w:r>
-    </w:p>
-    <w:p>
-      <w:r>
-        <w:t>Cho phép viết SQL trực tiếp khi JPQL không đủ.</w:t>
-      </w:r>
-    </w:p>
-    <w:p>
-      <w:r>
-        <w:t>@Query(value = "SELECT * FROM users WHERE email = ?1", nativeQuery = true)</w:t>
-      </w:r>
-    </w:p>
-    <w:p>
-      <w:r>
-        <w:t>User findByEmail(String email);</w:t>
-      </w:r>
-    </w:p>
-    <w:p>
-      <w:r>
-        <w:t>+ Specification, Paging</w:t>
-      </w:r>
-    </w:p>
-    <w:p>
-      <w:r>
-        <w:t>  Hỗ trợ xây dựng query động (Dynamic query).</w:t>
-      </w:r>
-    </w:p>
-    <w:p>
-      <w:r>
-        <w:t>  Thường dùng trong các hệ thống có filter phức tạp.</w:t>
-      </w:r>
-    </w:p>
-    <w:p>
-      <w:pPr>
-        <w:numPr>
-          <w:ilvl w:val="0"/>
-          <w:numId w:val="43"/>
-        </w:numPr>
-      </w:pPr>
-      <w:r>
-        <w:lastRenderedPageBreak/>
         <w:t>Spring Data JPA hỗ trợ Pageable.</w:t>
       </w:r>
     </w:p>
@@ -5082,7 +7000,7 @@
       <w:pPr>
         <w:numPr>
           <w:ilvl w:val="0"/>
-          <w:numId w:val="49"/>
+          <w:numId w:val="45"/>
         </w:numPr>
       </w:pPr>
       <w:r>
@@ -5093,7 +7011,7 @@
       <w:pPr>
         <w:numPr>
           <w:ilvl w:val="0"/>
-          <w:numId w:val="49"/>
+          <w:numId w:val="45"/>
         </w:numPr>
       </w:pPr>
       <w:r>
@@ -5104,7 +7022,7 @@
       <w:pPr>
         <w:numPr>
           <w:ilvl w:val="0"/>
-          <w:numId w:val="49"/>
+          <w:numId w:val="45"/>
         </w:numPr>
       </w:pPr>
       <w:r>
@@ -5117,6 +7035,7 @@
           <w:b/>
           <w:bCs/>
         </w:rPr>
+        <w:lastRenderedPageBreak/>
         <w:t>Ví dụ ngắn</w:t>
       </w:r>
     </w:p>
@@ -5206,7 +7125,7 @@
       <w:pPr>
         <w:numPr>
           <w:ilvl w:val="0"/>
-          <w:numId w:val="50"/>
+          <w:numId w:val="46"/>
         </w:numPr>
       </w:pPr>
       <w:r>
@@ -5223,7 +7142,7 @@
       <w:pPr>
         <w:numPr>
           <w:ilvl w:val="0"/>
-          <w:numId w:val="50"/>
+          <w:numId w:val="46"/>
         </w:numPr>
       </w:pPr>
       <w:r>
@@ -5255,6 +7174,7 @@
           <w:b/>
           <w:bCs/>
         </w:rPr>
+        <w:lastRenderedPageBreak/>
         <w:t>2) NamedParameterJdbcTemplate</w:t>
       </w:r>
     </w:p>
@@ -5302,7 +7222,6 @@
     </w:p>
     <w:p>
       <w:r>
-        <w:lastRenderedPageBreak/>
         <w:t xml:space="preserve">  private final NamedParameterJdbcTemplate namedJdbc;</w:t>
       </w:r>
     </w:p>
@@ -5366,7 +7285,7 @@
       <w:pPr>
         <w:numPr>
           <w:ilvl w:val="0"/>
-          <w:numId w:val="51"/>
+          <w:numId w:val="47"/>
         </w:numPr>
       </w:pPr>
       <w:r>
@@ -5392,6 +7311,7 @@
           <w:b/>
           <w:bCs/>
         </w:rPr>
+        <w:lastRenderedPageBreak/>
         <w:t>3) Specification (Spring Data JPA)</w:t>
       </w:r>
     </w:p>
@@ -5458,87 +7378,87 @@
           <w:b/>
           <w:bCs/>
         </w:rPr>
+        <w:t>Viết spec</w:t>
+      </w:r>
+    </w:p>
+    <w:p>
+      <w:r>
+        <w:t>public class ProductSpecs {</w:t>
+      </w:r>
+    </w:p>
+    <w:p>
+      <w:r>
+        <w:t xml:space="preserve">  public static Specification&lt;Product&gt; nameContains(String key) {</w:t>
+      </w:r>
+    </w:p>
+    <w:p>
+      <w:r>
+        <w:t xml:space="preserve">    return (root, q, cb) -&gt;</w:t>
+      </w:r>
+    </w:p>
+    <w:p>
+      <w:r>
+        <w:t xml:space="preserve">        key == null ? null : cb.like(cb.lower(root.get("name")), "%"+key.toLowerCase()+"%");</w:t>
+      </w:r>
+    </w:p>
+    <w:p>
+      <w:r>
+        <w:t xml:space="preserve">  }</w:t>
+      </w:r>
+    </w:p>
+    <w:p/>
+    <w:p>
+      <w:r>
+        <w:t xml:space="preserve">  public static Specification&lt;Product&gt; priceBetween(BigDecimal min, BigDecimal max) {</w:t>
+      </w:r>
+    </w:p>
+    <w:p>
+      <w:r>
+        <w:t xml:space="preserve">    return (root, q, cb) -&gt; {</w:t>
+      </w:r>
+    </w:p>
+    <w:p>
+      <w:r>
+        <w:t xml:space="preserve">      if (min == null &amp;&amp; max == null) return null;</w:t>
+      </w:r>
+    </w:p>
+    <w:p>
+      <w:r>
+        <w:t xml:space="preserve">      if (min != null &amp;&amp; max != null) return cb.between(root.get("price"), min, max);</w:t>
+      </w:r>
+    </w:p>
+    <w:p>
+      <w:r>
+        <w:t xml:space="preserve">      return (min != null) ? cb.greaterThanOrEqualTo(root.get("price"), min)</w:t>
+      </w:r>
+    </w:p>
+    <w:p>
+      <w:r>
+        <w:t xml:space="preserve">                           : cb.lessThanOrEqualTo(root.get("price"), max);</w:t>
+      </w:r>
+    </w:p>
+    <w:p>
+      <w:r>
+        <w:t xml:space="preserve">    };</w:t>
+      </w:r>
+    </w:p>
+    <w:p>
+      <w:r>
+        <w:t xml:space="preserve">  }</w:t>
+      </w:r>
+    </w:p>
+    <w:p>
+      <w:r>
+        <w:t>}</w:t>
+      </w:r>
+    </w:p>
+    <w:p>
+      <w:r>
+        <w:rPr>
+          <w:b/>
+          <w:bCs/>
+        </w:rPr>
         <w:lastRenderedPageBreak/>
-        <w:t>Viết spec</w:t>
-      </w:r>
-    </w:p>
-    <w:p>
-      <w:r>
-        <w:t>public class ProductSpecs {</w:t>
-      </w:r>
-    </w:p>
-    <w:p>
-      <w:r>
-        <w:t xml:space="preserve">  public static Specification&lt;Product&gt; nameContains(String key) {</w:t>
-      </w:r>
-    </w:p>
-    <w:p>
-      <w:r>
-        <w:t xml:space="preserve">    return (root, q, cb) -&gt;</w:t>
-      </w:r>
-    </w:p>
-    <w:p>
-      <w:r>
-        <w:t xml:space="preserve">        key == null ? null : cb.like(cb.lower(root.get("name")), "%"+key.toLowerCase()+"%");</w:t>
-      </w:r>
-    </w:p>
-    <w:p>
-      <w:r>
-        <w:t xml:space="preserve">  }</w:t>
-      </w:r>
-    </w:p>
-    <w:p/>
-    <w:p>
-      <w:r>
-        <w:t xml:space="preserve">  public static Specification&lt;Product&gt; priceBetween(BigDecimal min, BigDecimal max) {</w:t>
-      </w:r>
-    </w:p>
-    <w:p>
-      <w:r>
-        <w:t xml:space="preserve">    return (root, q, cb) -&gt; {</w:t>
-      </w:r>
-    </w:p>
-    <w:p>
-      <w:r>
-        <w:t xml:space="preserve">      if (min == null &amp;&amp; max == null) return null;</w:t>
-      </w:r>
-    </w:p>
-    <w:p>
-      <w:r>
-        <w:t xml:space="preserve">      if (min != null &amp;&amp; max != null) return cb.between(root.get("price"), min, max);</w:t>
-      </w:r>
-    </w:p>
-    <w:p>
-      <w:r>
-        <w:t xml:space="preserve">      return (min != null) ? cb.greaterThanOrEqualTo(root.get("price"), min)</w:t>
-      </w:r>
-    </w:p>
-    <w:p>
-      <w:r>
-        <w:t xml:space="preserve">                           : cb.lessThanOrEqualTo(root.get("price"), max);</w:t>
-      </w:r>
-    </w:p>
-    <w:p>
-      <w:r>
-        <w:t xml:space="preserve">    };</w:t>
-      </w:r>
-    </w:p>
-    <w:p>
-      <w:r>
-        <w:t xml:space="preserve">  }</w:t>
-      </w:r>
-    </w:p>
-    <w:p>
-      <w:r>
-        <w:t>}</w:t>
-      </w:r>
-    </w:p>
-    <w:p>
-      <w:r>
-        <w:rPr>
-          <w:b/>
-          <w:bCs/>
-        </w:rPr>
         <w:t>Gọi</w:t>
       </w:r>
     </w:p>
@@ -5570,14 +7490,13 @@
       <w:pPr>
         <w:numPr>
           <w:ilvl w:val="0"/>
-          <w:numId w:val="52"/>
+          <w:numId w:val="48"/>
         </w:numPr>
       </w:pPr>
       <w:r>
         <w:rPr>
           <w:rFonts w:ascii="Segoe UI Emoji" w:hAnsi="Segoe UI Emoji" w:cs="Segoe UI Emoji"/>
         </w:rPr>
-        <w:lastRenderedPageBreak/>
         <w:t>✅</w:t>
       </w:r>
       <w:r>
@@ -5588,7 +7507,7 @@
       <w:pPr>
         <w:numPr>
           <w:ilvl w:val="0"/>
-          <w:numId w:val="52"/>
+          <w:numId w:val="48"/>
         </w:numPr>
       </w:pPr>
       <w:r>
@@ -5649,7 +7568,7 @@
       <w:pPr>
         <w:numPr>
           <w:ilvl w:val="0"/>
-          <w:numId w:val="53"/>
+          <w:numId w:val="49"/>
         </w:numPr>
       </w:pPr>
       <w:r>
@@ -5660,7 +7579,7 @@
       <w:pPr>
         <w:numPr>
           <w:ilvl w:val="0"/>
-          <w:numId w:val="53"/>
+          <w:numId w:val="49"/>
         </w:numPr>
       </w:pPr>
       <w:r>
@@ -5728,6 +7647,7 @@
     </w:p>
     <w:p>
       <w:r>
+        <w:lastRenderedPageBreak/>
         <w:t>@PersistenceContext EntityManager em;</w:t>
       </w:r>
     </w:p>
@@ -5754,7 +7674,6 @@
     </w:p>
     <w:p>
       <w:r>
-        <w:lastRenderedPageBreak/>
         <w:t xml:space="preserve">  sp.setParameter("p_day", java.sql.Date.valueOf(day));</w:t>
       </w:r>
     </w:p>
@@ -5801,7 +7720,7 @@
       <w:pPr>
         <w:numPr>
           <w:ilvl w:val="0"/>
-          <w:numId w:val="54"/>
+          <w:numId w:val="50"/>
         </w:numPr>
       </w:pPr>
       <w:r>
@@ -5818,7 +7737,7 @@
       <w:pPr>
         <w:numPr>
           <w:ilvl w:val="0"/>
-          <w:numId w:val="54"/>
+          <w:numId w:val="50"/>
         </w:numPr>
       </w:pPr>
       <w:r>
@@ -5889,7 +7808,7 @@
       <w:pPr>
         <w:numPr>
           <w:ilvl w:val="0"/>
-          <w:numId w:val="55"/>
+          <w:numId w:val="51"/>
         </w:numPr>
       </w:pPr>
       <w:r>
@@ -5910,6 +7829,7 @@
     </w:p>
     <w:p>
       <w:r>
+        <w:lastRenderedPageBreak/>
         <w:t xml:space="preserve">  String getId();</w:t>
       </w:r>
     </w:p>
@@ -5936,7 +7856,6 @@
     </w:p>
     <w:p>
       <w:r>
-        <w:lastRenderedPageBreak/>
         <w:t xml:space="preserve">  List&lt;ProductView&gt; findByPriceGreaterThan(BigDecimal p);</w:t>
       </w:r>
     </w:p>
@@ -5949,7 +7868,7 @@
       <w:pPr>
         <w:numPr>
           <w:ilvl w:val="0"/>
-          <w:numId w:val="56"/>
+          <w:numId w:val="52"/>
         </w:numPr>
       </w:pPr>
       <w:r>
@@ -5983,7 +7902,7 @@
       <w:pPr>
         <w:numPr>
           <w:ilvl w:val="0"/>
-          <w:numId w:val="57"/>
+          <w:numId w:val="53"/>
         </w:numPr>
       </w:pPr>
       <w:r>
@@ -6010,7 +7929,7 @@
       <w:pPr>
         <w:numPr>
           <w:ilvl w:val="0"/>
-          <w:numId w:val="58"/>
+          <w:numId w:val="54"/>
         </w:numPr>
       </w:pPr>
       <w:r>
@@ -6027,7 +7946,7 @@
       <w:pPr>
         <w:numPr>
           <w:ilvl w:val="0"/>
-          <w:numId w:val="58"/>
+          <w:numId w:val="54"/>
         </w:numPr>
       </w:pPr>
       <w:r>
@@ -6066,7 +7985,7 @@
       <w:pPr>
         <w:numPr>
           <w:ilvl w:val="0"/>
-          <w:numId w:val="59"/>
+          <w:numId w:val="55"/>
         </w:numPr>
       </w:pPr>
       <w:r>
@@ -6104,14 +8023,15 @@
       <w:pPr>
         <w:numPr>
           <w:ilvl w:val="0"/>
-          <w:numId w:val="59"/>
-        </w:numPr>
-      </w:pPr>
-      <w:r>
-        <w:rPr>
-          <w:b/>
-          <w:bCs/>
-        </w:rPr>
+          <w:numId w:val="55"/>
+        </w:numPr>
+      </w:pPr>
+      <w:r>
+        <w:rPr>
+          <w:b/>
+          <w:bCs/>
+        </w:rPr>
+        <w:lastRenderedPageBreak/>
         <w:t>Quan hệ giữa bảng khi mix JDBC &amp; JPA:</w:t>
       </w:r>
     </w:p>
@@ -6119,7 +8039,7 @@
       <w:pPr>
         <w:numPr>
           <w:ilvl w:val="1"/>
-          <w:numId w:val="59"/>
+          <w:numId w:val="55"/>
         </w:numPr>
       </w:pPr>
       <w:r>
@@ -6140,7 +8060,7 @@
       <w:pPr>
         <w:numPr>
           <w:ilvl w:val="2"/>
-          <w:numId w:val="59"/>
+          <w:numId w:val="55"/>
         </w:numPr>
       </w:pPr>
       <w:r>
@@ -6171,7 +8091,7 @@
       <w:pPr>
         <w:numPr>
           <w:ilvl w:val="2"/>
-          <w:numId w:val="59"/>
+          <w:numId w:val="55"/>
         </w:numPr>
       </w:pPr>
       <w:r>
@@ -6192,15 +8112,14 @@
       <w:pPr>
         <w:numPr>
           <w:ilvl w:val="0"/>
-          <w:numId w:val="59"/>
-        </w:numPr>
-      </w:pPr>
-      <w:r>
-        <w:rPr>
-          <w:b/>
-          <w:bCs/>
-        </w:rPr>
-        <w:lastRenderedPageBreak/>
+          <w:numId w:val="55"/>
+        </w:numPr>
+      </w:pPr>
+      <w:r>
+        <w:rPr>
+          <w:b/>
+          <w:bCs/>
+        </w:rPr>
         <w:t>Quy tắc “ranh giới rõ ràng”:</w:t>
       </w:r>
       <w:r>
@@ -6243,7 +8162,7 @@
       <w:pPr>
         <w:numPr>
           <w:ilvl w:val="0"/>
-          <w:numId w:val="60"/>
+          <w:numId w:val="56"/>
         </w:numPr>
       </w:pPr>
       <w:r>
@@ -6268,7 +8187,7 @@
       <w:pPr>
         <w:numPr>
           <w:ilvl w:val="0"/>
-          <w:numId w:val="60"/>
+          <w:numId w:val="56"/>
         </w:numPr>
       </w:pPr>
       <w:r>
@@ -6296,7 +8215,7 @@
       <w:pPr>
         <w:numPr>
           <w:ilvl w:val="0"/>
-          <w:numId w:val="60"/>
+          <w:numId w:val="56"/>
         </w:numPr>
       </w:pPr>
       <w:r>
@@ -6331,7 +8250,7 @@
       <w:pPr>
         <w:numPr>
           <w:ilvl w:val="0"/>
-          <w:numId w:val="60"/>
+          <w:numId w:val="56"/>
         </w:numPr>
       </w:pPr>
       <w:r>
@@ -6356,7 +8275,7 @@
       <w:pPr>
         <w:numPr>
           <w:ilvl w:val="0"/>
-          <w:numId w:val="60"/>
+          <w:numId w:val="56"/>
         </w:numPr>
       </w:pPr>
       <w:r>
@@ -6406,7 +8325,7 @@
       <w:pPr>
         <w:numPr>
           <w:ilvl w:val="0"/>
-          <w:numId w:val="61"/>
+          <w:numId w:val="57"/>
         </w:numPr>
       </w:pPr>
       <w:r>
@@ -6417,7 +8336,7 @@
       <w:pPr>
         <w:numPr>
           <w:ilvl w:val="0"/>
-          <w:numId w:val="61"/>
+          <w:numId w:val="57"/>
         </w:numPr>
       </w:pPr>
       <w:r>
@@ -6428,7 +8347,7 @@
       <w:pPr>
         <w:numPr>
           <w:ilvl w:val="0"/>
-          <w:numId w:val="61"/>
+          <w:numId w:val="57"/>
         </w:numPr>
       </w:pPr>
       <w:r>
@@ -6449,7 +8368,7 @@
       <w:pPr>
         <w:numPr>
           <w:ilvl w:val="0"/>
-          <w:numId w:val="61"/>
+          <w:numId w:val="57"/>
         </w:numPr>
       </w:pPr>
       <w:r>
@@ -6480,10 +8399,11 @@
       <w:pPr>
         <w:numPr>
           <w:ilvl w:val="0"/>
-          <w:numId w:val="61"/>
-        </w:numPr>
-      </w:pPr>
-      <w:r>
+          <w:numId w:val="57"/>
+        </w:numPr>
+      </w:pPr>
+      <w:r>
+        <w:lastRenderedPageBreak/>
         <w:t xml:space="preserve">Stored procedure: quản lý </w:t>
       </w:r>
       <w:r>
@@ -6511,7 +8431,7 @@
       <w:pPr>
         <w:numPr>
           <w:ilvl w:val="0"/>
-          <w:numId w:val="61"/>
+          <w:numId w:val="57"/>
         </w:numPr>
       </w:pPr>
       <w:r>
@@ -6554,7 +8474,7 @@
       <w:pPr>
         <w:numPr>
           <w:ilvl w:val="0"/>
-          <w:numId w:val="62"/>
+          <w:numId w:val="58"/>
         </w:numPr>
       </w:pPr>
       <w:r>
@@ -6585,11 +8505,10 @@
       <w:pPr>
         <w:numPr>
           <w:ilvl w:val="0"/>
-          <w:numId w:val="62"/>
-        </w:numPr>
-      </w:pPr>
-      <w:r>
-        <w:lastRenderedPageBreak/>
+          <w:numId w:val="58"/>
+        </w:numPr>
+      </w:pPr>
+      <w:r>
         <w:t xml:space="preserve">một truy vấn nặng bằng </w:t>
       </w:r>
       <w:r>
@@ -6607,7 +8526,7 @@
       <w:pPr>
         <w:numPr>
           <w:ilvl w:val="0"/>
-          <w:numId w:val="62"/>
+          <w:numId w:val="58"/>
         </w:numPr>
       </w:pPr>
       <w:r>
@@ -6689,7 +8608,7 @@
       <w:pPr>
         <w:numPr>
           <w:ilvl w:val="0"/>
-          <w:numId w:val="44"/>
+          <w:numId w:val="40"/>
         </w:numPr>
       </w:pPr>
       <w:r>
@@ -6727,7 +8646,7 @@
       <w:pPr>
         <w:numPr>
           <w:ilvl w:val="0"/>
-          <w:numId w:val="44"/>
+          <w:numId w:val="40"/>
         </w:numPr>
       </w:pPr>
       <w:r>
@@ -6758,7 +8677,7 @@
       <w:pPr>
         <w:numPr>
           <w:ilvl w:val="0"/>
-          <w:numId w:val="44"/>
+          <w:numId w:val="40"/>
         </w:numPr>
       </w:pPr>
       <w:r>
@@ -6784,7 +8703,7 @@
       <w:pPr>
         <w:numPr>
           <w:ilvl w:val="0"/>
-          <w:numId w:val="45"/>
+          <w:numId w:val="41"/>
         </w:numPr>
       </w:pPr>
       <w:r>
@@ -6860,7 +8779,7 @@
       <w:pPr>
         <w:numPr>
           <w:ilvl w:val="0"/>
-          <w:numId w:val="46"/>
+          <w:numId w:val="42"/>
         </w:numPr>
       </w:pPr>
       <w:r>
@@ -6878,7 +8797,7 @@
       <w:pPr>
         <w:numPr>
           <w:ilvl w:val="0"/>
-          <w:numId w:val="46"/>
+          <w:numId w:val="42"/>
         </w:numPr>
       </w:pPr>
       <w:r>
@@ -6896,7 +8815,7 @@
       <w:pPr>
         <w:numPr>
           <w:ilvl w:val="0"/>
-          <w:numId w:val="46"/>
+          <w:numId w:val="42"/>
         </w:numPr>
       </w:pPr>
       <w:r>
@@ -6965,6 +8884,7 @@
                 <w:b/>
                 <w:bCs/>
               </w:rPr>
+              <w:lastRenderedPageBreak/>
               <w:t>Mục đích</w:t>
             </w:r>
           </w:p>
@@ -7206,7 +9126,6 @@
           </w:tcPr>
           <w:p>
             <w:r>
-              <w:lastRenderedPageBreak/>
               <w:t>Controller slice test</w:t>
             </w:r>
           </w:p>
@@ -7610,14 +9529,15 @@
       <w:pPr>
         <w:numPr>
           <w:ilvl w:val="0"/>
-          <w:numId w:val="47"/>
-        </w:numPr>
-      </w:pPr>
-      <w:r>
-        <w:rPr>
-          <w:b/>
-          <w:bCs/>
-        </w:rPr>
+          <w:numId w:val="43"/>
+        </w:numPr>
+      </w:pPr>
+      <w:r>
+        <w:rPr>
+          <w:b/>
+          <w:bCs/>
+        </w:rPr>
+        <w:lastRenderedPageBreak/>
         <w:t>Docker</w:t>
       </w:r>
       <w:r>
@@ -7648,7 +9568,7 @@
       <w:pPr>
         <w:numPr>
           <w:ilvl w:val="0"/>
-          <w:numId w:val="47"/>
+          <w:numId w:val="43"/>
         </w:numPr>
       </w:pPr>
       <w:r>
@@ -7659,7 +9579,7 @@
       <w:pPr>
         <w:numPr>
           <w:ilvl w:val="1"/>
-          <w:numId w:val="47"/>
+          <w:numId w:val="43"/>
         </w:numPr>
       </w:pPr>
       <w:r>
@@ -7677,7 +9597,7 @@
       <w:pPr>
         <w:numPr>
           <w:ilvl w:val="1"/>
-          <w:numId w:val="47"/>
+          <w:numId w:val="43"/>
         </w:numPr>
       </w:pPr>
       <w:r>
@@ -7695,7 +9615,7 @@
       <w:pPr>
         <w:numPr>
           <w:ilvl w:val="1"/>
-          <w:numId w:val="47"/>
+          <w:numId w:val="43"/>
         </w:numPr>
       </w:pPr>
       <w:r>
@@ -7713,7 +9633,7 @@
       <w:pPr>
         <w:numPr>
           <w:ilvl w:val="1"/>
-          <w:numId w:val="47"/>
+          <w:numId w:val="43"/>
         </w:numPr>
       </w:pPr>
       <w:r>
@@ -7739,7 +9659,6 @@
           <w:b/>
           <w:bCs/>
         </w:rPr>
-        <w:lastRenderedPageBreak/>
         <w:t xml:space="preserve">Lợi ích </w:t>
       </w:r>
     </w:p>
@@ -7747,7 +9666,7 @@
       <w:pPr>
         <w:numPr>
           <w:ilvl w:val="0"/>
-          <w:numId w:val="48"/>
+          <w:numId w:val="44"/>
         </w:numPr>
       </w:pPr>
       <w:r>
@@ -7765,7 +9684,7 @@
       <w:pPr>
         <w:numPr>
           <w:ilvl w:val="0"/>
-          <w:numId w:val="48"/>
+          <w:numId w:val="44"/>
         </w:numPr>
       </w:pPr>
       <w:r>
@@ -7783,7 +9702,7 @@
       <w:pPr>
         <w:numPr>
           <w:ilvl w:val="0"/>
-          <w:numId w:val="48"/>
+          <w:numId w:val="44"/>
         </w:numPr>
       </w:pPr>
       <w:r>
@@ -7801,7 +9720,7 @@
       <w:pPr>
         <w:numPr>
           <w:ilvl w:val="0"/>
-          <w:numId w:val="48"/>
+          <w:numId w:val="44"/>
         </w:numPr>
       </w:pPr>
       <w:r>
@@ -7819,7 +9738,7 @@
       <w:pPr>
         <w:numPr>
           <w:ilvl w:val="0"/>
-          <w:numId w:val="48"/>
+          <w:numId w:val="44"/>
         </w:numPr>
       </w:pPr>
       <w:r>
@@ -7928,155 +9847,6 @@
 <file path=word/numbering.xml><?xml version="1.0" encoding="utf-8"?>
 <w:numbering xmlns:wpc="http://schemas.microsoft.com/office/word/2010/wordprocessingCanvas" xmlns:cx="http://schemas.microsoft.com/office/drawing/2014/chartex" xmlns:cx1="http://schemas.microsoft.com/office/drawing/2015/9/8/chartex" xmlns:cx2="http://schemas.microsoft.com/office/drawing/2015/10/21/chartex" xmlns:cx3="http://schemas.microsoft.com/office/drawing/2016/5/9/chartex" xmlns:cx4="http://schemas.microsoft.com/office/drawing/2016/5/10/chartex" xmlns:cx5="http://schemas.microsoft.com/office/drawing/2016/5/11/chartex" xmlns:cx6="http://schemas.microsoft.com/office/drawing/2016/5/12/chartex" xmlns:cx7="http://schemas.microsoft.com/office/drawing/2016/5/13/chartex" xmlns:cx8="http://schemas.microsoft.com/office/drawing/2016/5/14/chartex" xmlns:mc="http://schemas.openxmlformats.org/markup-compatibility/2006" xmlns:aink="http://schemas.microsoft.com/office/drawing/2016/ink" xmlns:am3d="http://schemas.microsoft.com/office/drawing/2017/model3d" xmlns:o="urn:schemas-microsoft-com:office:office" xmlns:oel="http://schemas.microsoft.com/office/2019/extlst" xmlns:r="http://schemas.openxmlformats.org/officeDocument/2006/relationships" xmlns:m="http://schemas.openxmlformats.org/officeDocument/2006/math" xmlns:v="urn:schemas-microsoft-com:vml" xmlns:wp14="http://schemas.microsoft.com/office/word/2010/wordprocessingDrawing" xmlns:wp="http://schemas.openxmlformats.org/drawingml/2006/wordprocessingDrawing" xmlns:w10="urn:schemas-microsoft-com:office:word" xmlns:w="http://schemas.openxmlformats.org/wordprocessingml/2006/main" xmlns:w14="http://schemas.microsoft.com/office/word/2010/wordml" xmlns:w15="http://schemas.microsoft.com/office/word/2012/wordml" xmlns:w16cex="http://schemas.microsoft.com/office/word/2018/wordml/cex" xmlns:w16cid="http://schemas.microsoft.com/office/word/2016/wordml/cid" xmlns:w16="http://schemas.microsoft.com/office/word/2018/wordml" xmlns:w16du="http://schemas.microsoft.com/office/word/2023/wordml/word16du" xmlns:w16sdtdh="http://schemas.microsoft.com/office/word/2020/wordml/sdtdatahash" xmlns:w16sdtfl="http://schemas.microsoft.com/office/word/2024/wordml/sdtformatlock" xmlns:w16se="http://schemas.microsoft.com/office/word/2015/wordml/symex" xmlns:wpg="http://schemas.microsoft.com/office/word/2010/wordprocessingGroup" xmlns:wpi="http://schemas.microsoft.com/office/word/2010/wordprocessingInk" xmlns:wne="http://schemas.microsoft.com/office/word/2006/wordml" xmlns:wps="http://schemas.microsoft.com/office/word/2010/wordprocessingShape" mc:Ignorable="w14 w15 w16se w16cid w16 w16cex w16sdtdh w16sdtfl w16du wp14">
   <w:abstractNum w:abstractNumId="0" w15:restartNumberingAfterBreak="0">
-    <w:nsid w:val="00F60D96"/>
-    <w:multiLevelType w:val="multilevel"/>
-    <w:tmpl w:val="D20A5644"/>
-    <w:lvl w:ilvl="0">
-      <w:start w:val="1"/>
-      <w:numFmt w:val="bullet"/>
-      <w:lvlText w:val=""/>
-      <w:lvlJc w:val="left"/>
-      <w:pPr>
-        <w:tabs>
-          <w:tab w:val="num" w:pos="720"/>
-        </w:tabs>
-        <w:ind w:left="720" w:hanging="360"/>
-      </w:pPr>
-      <w:rPr>
-        <w:rFonts w:ascii="Symbol" w:hAnsi="Symbol" w:hint="default"/>
-        <w:sz w:val="20"/>
-      </w:rPr>
-    </w:lvl>
-    <w:lvl w:ilvl="1">
-      <w:start w:val="1"/>
-      <w:numFmt w:val="bullet"/>
-      <w:lvlText w:val="o"/>
-      <w:lvlJc w:val="left"/>
-      <w:pPr>
-        <w:tabs>
-          <w:tab w:val="num" w:pos="1440"/>
-        </w:tabs>
-        <w:ind w:left="1440" w:hanging="360"/>
-      </w:pPr>
-      <w:rPr>
-        <w:rFonts w:ascii="Courier New" w:hAnsi="Courier New" w:hint="default"/>
-        <w:sz w:val="20"/>
-      </w:rPr>
-    </w:lvl>
-    <w:lvl w:ilvl="2" w:tentative="1">
-      <w:start w:val="1"/>
-      <w:numFmt w:val="bullet"/>
-      <w:lvlText w:val=""/>
-      <w:lvlJc w:val="left"/>
-      <w:pPr>
-        <w:tabs>
-          <w:tab w:val="num" w:pos="2160"/>
-        </w:tabs>
-        <w:ind w:left="2160" w:hanging="360"/>
-      </w:pPr>
-      <w:rPr>
-        <w:rFonts w:ascii="Wingdings" w:hAnsi="Wingdings" w:hint="default"/>
-        <w:sz w:val="20"/>
-      </w:rPr>
-    </w:lvl>
-    <w:lvl w:ilvl="3" w:tentative="1">
-      <w:start w:val="1"/>
-      <w:numFmt w:val="bullet"/>
-      <w:lvlText w:val=""/>
-      <w:lvlJc w:val="left"/>
-      <w:pPr>
-        <w:tabs>
-          <w:tab w:val="num" w:pos="2880"/>
-        </w:tabs>
-        <w:ind w:left="2880" w:hanging="360"/>
-      </w:pPr>
-      <w:rPr>
-        <w:rFonts w:ascii="Wingdings" w:hAnsi="Wingdings" w:hint="default"/>
-        <w:sz w:val="20"/>
-      </w:rPr>
-    </w:lvl>
-    <w:lvl w:ilvl="4" w:tentative="1">
-      <w:start w:val="1"/>
-      <w:numFmt w:val="bullet"/>
-      <w:lvlText w:val=""/>
-      <w:lvlJc w:val="left"/>
-      <w:pPr>
-        <w:tabs>
-          <w:tab w:val="num" w:pos="3600"/>
-        </w:tabs>
-        <w:ind w:left="3600" w:hanging="360"/>
-      </w:pPr>
-      <w:rPr>
-        <w:rFonts w:ascii="Wingdings" w:hAnsi="Wingdings" w:hint="default"/>
-        <w:sz w:val="20"/>
-      </w:rPr>
-    </w:lvl>
-    <w:lvl w:ilvl="5" w:tentative="1">
-      <w:start w:val="1"/>
-      <w:numFmt w:val="bullet"/>
-      <w:lvlText w:val=""/>
-      <w:lvlJc w:val="left"/>
-      <w:pPr>
-        <w:tabs>
-          <w:tab w:val="num" w:pos="4320"/>
-        </w:tabs>
-        <w:ind w:left="4320" w:hanging="360"/>
-      </w:pPr>
-      <w:rPr>
-        <w:rFonts w:ascii="Wingdings" w:hAnsi="Wingdings" w:hint="default"/>
-        <w:sz w:val="20"/>
-      </w:rPr>
-    </w:lvl>
-    <w:lvl w:ilvl="6" w:tentative="1">
-      <w:start w:val="1"/>
-      <w:numFmt w:val="bullet"/>
-      <w:lvlText w:val=""/>
-      <w:lvlJc w:val="left"/>
-      <w:pPr>
-        <w:tabs>
-          <w:tab w:val="num" w:pos="5040"/>
-        </w:tabs>
-        <w:ind w:left="5040" w:hanging="360"/>
-      </w:pPr>
-      <w:rPr>
-        <w:rFonts w:ascii="Wingdings" w:hAnsi="Wingdings" w:hint="default"/>
-        <w:sz w:val="20"/>
-      </w:rPr>
-    </w:lvl>
-    <w:lvl w:ilvl="7" w:tentative="1">
-      <w:start w:val="1"/>
-      <w:numFmt w:val="bullet"/>
-      <w:lvlText w:val=""/>
-      <w:lvlJc w:val="left"/>
-      <w:pPr>
-        <w:tabs>
-          <w:tab w:val="num" w:pos="5760"/>
-        </w:tabs>
-        <w:ind w:left="5760" w:hanging="360"/>
-      </w:pPr>
-      <w:rPr>
-        <w:rFonts w:ascii="Wingdings" w:hAnsi="Wingdings" w:hint="default"/>
-        <w:sz w:val="20"/>
-      </w:rPr>
-    </w:lvl>
-    <w:lvl w:ilvl="8" w:tentative="1">
-      <w:start w:val="1"/>
-      <w:numFmt w:val="bullet"/>
-      <w:lvlText w:val=""/>
-      <w:lvlJc w:val="left"/>
-      <w:pPr>
-        <w:tabs>
-          <w:tab w:val="num" w:pos="6480"/>
-        </w:tabs>
-        <w:ind w:left="6480" w:hanging="360"/>
-      </w:pPr>
-      <w:rPr>
-        <w:rFonts w:ascii="Wingdings" w:hAnsi="Wingdings" w:hint="default"/>
-        <w:sz w:val="20"/>
-      </w:rPr>
-    </w:lvl>
-  </w:abstractNum>
-  <w:abstractNum w:abstractNumId="1" w15:restartNumberingAfterBreak="0">
     <w:nsid w:val="01210BF3"/>
     <w:multiLevelType w:val="multilevel"/>
     <w:tmpl w:val="2B76B130"/>
@@ -8189,7 +9959,7 @@
       </w:pPr>
     </w:lvl>
   </w:abstractNum>
-  <w:abstractNum w:abstractNumId="2" w15:restartNumberingAfterBreak="0">
+  <w:abstractNum w:abstractNumId="1" w15:restartNumberingAfterBreak="0">
     <w:nsid w:val="01C80FB7"/>
     <w:multiLevelType w:val="multilevel"/>
     <w:tmpl w:val="2B7A2BD8"/>
@@ -8338,7 +10108,7 @@
       </w:rPr>
     </w:lvl>
   </w:abstractNum>
-  <w:abstractNum w:abstractNumId="3" w15:restartNumberingAfterBreak="0">
+  <w:abstractNum w:abstractNumId="2" w15:restartNumberingAfterBreak="0">
     <w:nsid w:val="02360714"/>
     <w:multiLevelType w:val="multilevel"/>
     <w:tmpl w:val="7EAC218C"/>
@@ -8487,7 +10257,7 @@
       </w:rPr>
     </w:lvl>
   </w:abstractNum>
-  <w:abstractNum w:abstractNumId="4" w15:restartNumberingAfterBreak="0">
+  <w:abstractNum w:abstractNumId="3" w15:restartNumberingAfterBreak="0">
     <w:nsid w:val="03A45F50"/>
     <w:multiLevelType w:val="multilevel"/>
     <w:tmpl w:val="B1A6C688"/>
@@ -8636,7 +10406,7 @@
       </w:rPr>
     </w:lvl>
   </w:abstractNum>
-  <w:abstractNum w:abstractNumId="5" w15:restartNumberingAfterBreak="0">
+  <w:abstractNum w:abstractNumId="4" w15:restartNumberingAfterBreak="0">
     <w:nsid w:val="03F92224"/>
     <w:multiLevelType w:val="multilevel"/>
     <w:tmpl w:val="012C3FFE"/>
@@ -8785,7 +10555,7 @@
       </w:rPr>
     </w:lvl>
   </w:abstractNum>
-  <w:abstractNum w:abstractNumId="6" w15:restartNumberingAfterBreak="0">
+  <w:abstractNum w:abstractNumId="5" w15:restartNumberingAfterBreak="0">
     <w:nsid w:val="04C51698"/>
     <w:multiLevelType w:val="multilevel"/>
     <w:tmpl w:val="FDE6139E"/>
@@ -8898,7 +10668,7 @@
       </w:pPr>
     </w:lvl>
   </w:abstractNum>
-  <w:abstractNum w:abstractNumId="7" w15:restartNumberingAfterBreak="0">
+  <w:abstractNum w:abstractNumId="6" w15:restartNumberingAfterBreak="0">
     <w:nsid w:val="04EE41B9"/>
     <w:multiLevelType w:val="multilevel"/>
     <w:tmpl w:val="29C85464"/>
@@ -9047,7 +10817,7 @@
       </w:rPr>
     </w:lvl>
   </w:abstractNum>
-  <w:abstractNum w:abstractNumId="8" w15:restartNumberingAfterBreak="0">
+  <w:abstractNum w:abstractNumId="7" w15:restartNumberingAfterBreak="0">
     <w:nsid w:val="052C2199"/>
     <w:multiLevelType w:val="multilevel"/>
     <w:tmpl w:val="3538EBAA"/>
@@ -9196,7 +10966,7 @@
       </w:rPr>
     </w:lvl>
   </w:abstractNum>
-  <w:abstractNum w:abstractNumId="9" w15:restartNumberingAfterBreak="0">
+  <w:abstractNum w:abstractNumId="8" w15:restartNumberingAfterBreak="0">
     <w:nsid w:val="07D05B93"/>
     <w:multiLevelType w:val="multilevel"/>
     <w:tmpl w:val="D2CC59C4"/>
@@ -9345,7 +11115,7 @@
       </w:rPr>
     </w:lvl>
   </w:abstractNum>
-  <w:abstractNum w:abstractNumId="10" w15:restartNumberingAfterBreak="0">
+  <w:abstractNum w:abstractNumId="9" w15:restartNumberingAfterBreak="0">
     <w:nsid w:val="08315F64"/>
     <w:multiLevelType w:val="multilevel"/>
     <w:tmpl w:val="9CF4AF24"/>
@@ -9458,7 +11228,7 @@
       </w:pPr>
     </w:lvl>
   </w:abstractNum>
-  <w:abstractNum w:abstractNumId="11" w15:restartNumberingAfterBreak="0">
+  <w:abstractNum w:abstractNumId="10" w15:restartNumberingAfterBreak="0">
     <w:nsid w:val="092C7FC3"/>
     <w:multiLevelType w:val="multilevel"/>
     <w:tmpl w:val="83246A80"/>
@@ -9607,7 +11377,7 @@
       </w:rPr>
     </w:lvl>
   </w:abstractNum>
-  <w:abstractNum w:abstractNumId="12" w15:restartNumberingAfterBreak="0">
+  <w:abstractNum w:abstractNumId="11" w15:restartNumberingAfterBreak="0">
     <w:nsid w:val="0D743D4D"/>
     <w:multiLevelType w:val="multilevel"/>
     <w:tmpl w:val="FC6C5B74"/>
@@ -9756,7 +11526,7 @@
       </w:rPr>
     </w:lvl>
   </w:abstractNum>
-  <w:abstractNum w:abstractNumId="13" w15:restartNumberingAfterBreak="0">
+  <w:abstractNum w:abstractNumId="12" w15:restartNumberingAfterBreak="0">
     <w:nsid w:val="0E7A09C4"/>
     <w:multiLevelType w:val="multilevel"/>
     <w:tmpl w:val="9C306574"/>
@@ -9873,156 +11643,7 @@
       </w:pPr>
     </w:lvl>
   </w:abstractNum>
-  <w:abstractNum w:abstractNumId="14" w15:restartNumberingAfterBreak="0">
-    <w:nsid w:val="1101095C"/>
-    <w:multiLevelType w:val="multilevel"/>
-    <w:tmpl w:val="A44EF678"/>
-    <w:lvl w:ilvl="0">
-      <w:start w:val="1"/>
-      <w:numFmt w:val="bullet"/>
-      <w:lvlText w:val=""/>
-      <w:lvlJc w:val="left"/>
-      <w:pPr>
-        <w:tabs>
-          <w:tab w:val="num" w:pos="720"/>
-        </w:tabs>
-        <w:ind w:left="720" w:hanging="360"/>
-      </w:pPr>
-      <w:rPr>
-        <w:rFonts w:ascii="Symbol" w:hAnsi="Symbol" w:hint="default"/>
-        <w:sz w:val="20"/>
-      </w:rPr>
-    </w:lvl>
-    <w:lvl w:ilvl="1">
-      <w:start w:val="1"/>
-      <w:numFmt w:val="bullet"/>
-      <w:lvlText w:val="o"/>
-      <w:lvlJc w:val="left"/>
-      <w:pPr>
-        <w:tabs>
-          <w:tab w:val="num" w:pos="1440"/>
-        </w:tabs>
-        <w:ind w:left="1440" w:hanging="360"/>
-      </w:pPr>
-      <w:rPr>
-        <w:rFonts w:ascii="Courier New" w:hAnsi="Courier New" w:hint="default"/>
-        <w:sz w:val="20"/>
-      </w:rPr>
-    </w:lvl>
-    <w:lvl w:ilvl="2" w:tentative="1">
-      <w:start w:val="1"/>
-      <w:numFmt w:val="bullet"/>
-      <w:lvlText w:val=""/>
-      <w:lvlJc w:val="left"/>
-      <w:pPr>
-        <w:tabs>
-          <w:tab w:val="num" w:pos="2160"/>
-        </w:tabs>
-        <w:ind w:left="2160" w:hanging="360"/>
-      </w:pPr>
-      <w:rPr>
-        <w:rFonts w:ascii="Wingdings" w:hAnsi="Wingdings" w:hint="default"/>
-        <w:sz w:val="20"/>
-      </w:rPr>
-    </w:lvl>
-    <w:lvl w:ilvl="3" w:tentative="1">
-      <w:start w:val="1"/>
-      <w:numFmt w:val="bullet"/>
-      <w:lvlText w:val=""/>
-      <w:lvlJc w:val="left"/>
-      <w:pPr>
-        <w:tabs>
-          <w:tab w:val="num" w:pos="2880"/>
-        </w:tabs>
-        <w:ind w:left="2880" w:hanging="360"/>
-      </w:pPr>
-      <w:rPr>
-        <w:rFonts w:ascii="Wingdings" w:hAnsi="Wingdings" w:hint="default"/>
-        <w:sz w:val="20"/>
-      </w:rPr>
-    </w:lvl>
-    <w:lvl w:ilvl="4" w:tentative="1">
-      <w:start w:val="1"/>
-      <w:numFmt w:val="bullet"/>
-      <w:lvlText w:val=""/>
-      <w:lvlJc w:val="left"/>
-      <w:pPr>
-        <w:tabs>
-          <w:tab w:val="num" w:pos="3600"/>
-        </w:tabs>
-        <w:ind w:left="3600" w:hanging="360"/>
-      </w:pPr>
-      <w:rPr>
-        <w:rFonts w:ascii="Wingdings" w:hAnsi="Wingdings" w:hint="default"/>
-        <w:sz w:val="20"/>
-      </w:rPr>
-    </w:lvl>
-    <w:lvl w:ilvl="5" w:tentative="1">
-      <w:start w:val="1"/>
-      <w:numFmt w:val="bullet"/>
-      <w:lvlText w:val=""/>
-      <w:lvlJc w:val="left"/>
-      <w:pPr>
-        <w:tabs>
-          <w:tab w:val="num" w:pos="4320"/>
-        </w:tabs>
-        <w:ind w:left="4320" w:hanging="360"/>
-      </w:pPr>
-      <w:rPr>
-        <w:rFonts w:ascii="Wingdings" w:hAnsi="Wingdings" w:hint="default"/>
-        <w:sz w:val="20"/>
-      </w:rPr>
-    </w:lvl>
-    <w:lvl w:ilvl="6" w:tentative="1">
-      <w:start w:val="1"/>
-      <w:numFmt w:val="bullet"/>
-      <w:lvlText w:val=""/>
-      <w:lvlJc w:val="left"/>
-      <w:pPr>
-        <w:tabs>
-          <w:tab w:val="num" w:pos="5040"/>
-        </w:tabs>
-        <w:ind w:left="5040" w:hanging="360"/>
-      </w:pPr>
-      <w:rPr>
-        <w:rFonts w:ascii="Wingdings" w:hAnsi="Wingdings" w:hint="default"/>
-        <w:sz w:val="20"/>
-      </w:rPr>
-    </w:lvl>
-    <w:lvl w:ilvl="7" w:tentative="1">
-      <w:start w:val="1"/>
-      <w:numFmt w:val="bullet"/>
-      <w:lvlText w:val=""/>
-      <w:lvlJc w:val="left"/>
-      <w:pPr>
-        <w:tabs>
-          <w:tab w:val="num" w:pos="5760"/>
-        </w:tabs>
-        <w:ind w:left="5760" w:hanging="360"/>
-      </w:pPr>
-      <w:rPr>
-        <w:rFonts w:ascii="Wingdings" w:hAnsi="Wingdings" w:hint="default"/>
-        <w:sz w:val="20"/>
-      </w:rPr>
-    </w:lvl>
-    <w:lvl w:ilvl="8" w:tentative="1">
-      <w:start w:val="1"/>
-      <w:numFmt w:val="bullet"/>
-      <w:lvlText w:val=""/>
-      <w:lvlJc w:val="left"/>
-      <w:pPr>
-        <w:tabs>
-          <w:tab w:val="num" w:pos="6480"/>
-        </w:tabs>
-        <w:ind w:left="6480" w:hanging="360"/>
-      </w:pPr>
-      <w:rPr>
-        <w:rFonts w:ascii="Wingdings" w:hAnsi="Wingdings" w:hint="default"/>
-        <w:sz w:val="20"/>
-      </w:rPr>
-    </w:lvl>
-  </w:abstractNum>
-  <w:abstractNum w:abstractNumId="15" w15:restartNumberingAfterBreak="0">
+  <w:abstractNum w:abstractNumId="13" w15:restartNumberingAfterBreak="0">
     <w:nsid w:val="13473B4B"/>
     <w:multiLevelType w:val="multilevel"/>
     <w:tmpl w:val="D8445CA2"/>
@@ -10171,7 +11792,156 @@
       </w:rPr>
     </w:lvl>
   </w:abstractNum>
-  <w:abstractNum w:abstractNumId="16" w15:restartNumberingAfterBreak="0">
+  <w:abstractNum w:abstractNumId="14" w15:restartNumberingAfterBreak="0">
+    <w:nsid w:val="13B12B26"/>
+    <w:multiLevelType w:val="multilevel"/>
+    <w:tmpl w:val="1E9837DC"/>
+    <w:lvl w:ilvl="0">
+      <w:start w:val="1"/>
+      <w:numFmt w:val="bullet"/>
+      <w:lvlText w:val=""/>
+      <w:lvlJc w:val="left"/>
+      <w:pPr>
+        <w:tabs>
+          <w:tab w:val="num" w:pos="720"/>
+        </w:tabs>
+        <w:ind w:left="720" w:hanging="360"/>
+      </w:pPr>
+      <w:rPr>
+        <w:rFonts w:ascii="Symbol" w:hAnsi="Symbol" w:hint="default"/>
+        <w:sz w:val="20"/>
+      </w:rPr>
+    </w:lvl>
+    <w:lvl w:ilvl="1">
+      <w:start w:val="1"/>
+      <w:numFmt w:val="bullet"/>
+      <w:lvlText w:val="o"/>
+      <w:lvlJc w:val="left"/>
+      <w:pPr>
+        <w:tabs>
+          <w:tab w:val="num" w:pos="1440"/>
+        </w:tabs>
+        <w:ind w:left="1440" w:hanging="360"/>
+      </w:pPr>
+      <w:rPr>
+        <w:rFonts w:ascii="Courier New" w:hAnsi="Courier New" w:hint="default"/>
+        <w:sz w:val="20"/>
+      </w:rPr>
+    </w:lvl>
+    <w:lvl w:ilvl="2" w:tentative="1">
+      <w:start w:val="1"/>
+      <w:numFmt w:val="bullet"/>
+      <w:lvlText w:val=""/>
+      <w:lvlJc w:val="left"/>
+      <w:pPr>
+        <w:tabs>
+          <w:tab w:val="num" w:pos="2160"/>
+        </w:tabs>
+        <w:ind w:left="2160" w:hanging="360"/>
+      </w:pPr>
+      <w:rPr>
+        <w:rFonts w:ascii="Wingdings" w:hAnsi="Wingdings" w:hint="default"/>
+        <w:sz w:val="20"/>
+      </w:rPr>
+    </w:lvl>
+    <w:lvl w:ilvl="3" w:tentative="1">
+      <w:start w:val="1"/>
+      <w:numFmt w:val="bullet"/>
+      <w:lvlText w:val=""/>
+      <w:lvlJc w:val="left"/>
+      <w:pPr>
+        <w:tabs>
+          <w:tab w:val="num" w:pos="2880"/>
+        </w:tabs>
+        <w:ind w:left="2880" w:hanging="360"/>
+      </w:pPr>
+      <w:rPr>
+        <w:rFonts w:ascii="Wingdings" w:hAnsi="Wingdings" w:hint="default"/>
+        <w:sz w:val="20"/>
+      </w:rPr>
+    </w:lvl>
+    <w:lvl w:ilvl="4" w:tentative="1">
+      <w:start w:val="1"/>
+      <w:numFmt w:val="bullet"/>
+      <w:lvlText w:val=""/>
+      <w:lvlJc w:val="left"/>
+      <w:pPr>
+        <w:tabs>
+          <w:tab w:val="num" w:pos="3600"/>
+        </w:tabs>
+        <w:ind w:left="3600" w:hanging="360"/>
+      </w:pPr>
+      <w:rPr>
+        <w:rFonts w:ascii="Wingdings" w:hAnsi="Wingdings" w:hint="default"/>
+        <w:sz w:val="20"/>
+      </w:rPr>
+    </w:lvl>
+    <w:lvl w:ilvl="5" w:tentative="1">
+      <w:start w:val="1"/>
+      <w:numFmt w:val="bullet"/>
+      <w:lvlText w:val=""/>
+      <w:lvlJc w:val="left"/>
+      <w:pPr>
+        <w:tabs>
+          <w:tab w:val="num" w:pos="4320"/>
+        </w:tabs>
+        <w:ind w:left="4320" w:hanging="360"/>
+      </w:pPr>
+      <w:rPr>
+        <w:rFonts w:ascii="Wingdings" w:hAnsi="Wingdings" w:hint="default"/>
+        <w:sz w:val="20"/>
+      </w:rPr>
+    </w:lvl>
+    <w:lvl w:ilvl="6" w:tentative="1">
+      <w:start w:val="1"/>
+      <w:numFmt w:val="bullet"/>
+      <w:lvlText w:val=""/>
+      <w:lvlJc w:val="left"/>
+      <w:pPr>
+        <w:tabs>
+          <w:tab w:val="num" w:pos="5040"/>
+        </w:tabs>
+        <w:ind w:left="5040" w:hanging="360"/>
+      </w:pPr>
+      <w:rPr>
+        <w:rFonts w:ascii="Wingdings" w:hAnsi="Wingdings" w:hint="default"/>
+        <w:sz w:val="20"/>
+      </w:rPr>
+    </w:lvl>
+    <w:lvl w:ilvl="7" w:tentative="1">
+      <w:start w:val="1"/>
+      <w:numFmt w:val="bullet"/>
+      <w:lvlText w:val=""/>
+      <w:lvlJc w:val="left"/>
+      <w:pPr>
+        <w:tabs>
+          <w:tab w:val="num" w:pos="5760"/>
+        </w:tabs>
+        <w:ind w:left="5760" w:hanging="360"/>
+      </w:pPr>
+      <w:rPr>
+        <w:rFonts w:ascii="Wingdings" w:hAnsi="Wingdings" w:hint="default"/>
+        <w:sz w:val="20"/>
+      </w:rPr>
+    </w:lvl>
+    <w:lvl w:ilvl="8" w:tentative="1">
+      <w:start w:val="1"/>
+      <w:numFmt w:val="bullet"/>
+      <w:lvlText w:val=""/>
+      <w:lvlJc w:val="left"/>
+      <w:pPr>
+        <w:tabs>
+          <w:tab w:val="num" w:pos="6480"/>
+        </w:tabs>
+        <w:ind w:left="6480" w:hanging="360"/>
+      </w:pPr>
+      <w:rPr>
+        <w:rFonts w:ascii="Wingdings" w:hAnsi="Wingdings" w:hint="default"/>
+        <w:sz w:val="20"/>
+      </w:rPr>
+    </w:lvl>
+  </w:abstractNum>
+  <w:abstractNum w:abstractNumId="15" w15:restartNumberingAfterBreak="0">
     <w:nsid w:val="17374AB4"/>
     <w:multiLevelType w:val="multilevel"/>
     <w:tmpl w:val="4D7E4B62"/>
@@ -10320,7 +12090,7 @@
       </w:rPr>
     </w:lvl>
   </w:abstractNum>
-  <w:abstractNum w:abstractNumId="17" w15:restartNumberingAfterBreak="0">
+  <w:abstractNum w:abstractNumId="16" w15:restartNumberingAfterBreak="0">
     <w:nsid w:val="182C1603"/>
     <w:multiLevelType w:val="multilevel"/>
     <w:tmpl w:val="3948D94E"/>
@@ -10433,7 +12203,7 @@
       </w:pPr>
     </w:lvl>
   </w:abstractNum>
-  <w:abstractNum w:abstractNumId="18" w15:restartNumberingAfterBreak="0">
+  <w:abstractNum w:abstractNumId="17" w15:restartNumberingAfterBreak="0">
     <w:nsid w:val="187751A6"/>
     <w:multiLevelType w:val="multilevel"/>
     <w:tmpl w:val="20C45D50"/>
@@ -10550,7 +12320,7 @@
       </w:pPr>
     </w:lvl>
   </w:abstractNum>
-  <w:abstractNum w:abstractNumId="19" w15:restartNumberingAfterBreak="0">
+  <w:abstractNum w:abstractNumId="18" w15:restartNumberingAfterBreak="0">
     <w:nsid w:val="1A377830"/>
     <w:multiLevelType w:val="multilevel"/>
     <w:tmpl w:val="26804604"/>
@@ -10699,7 +12469,7 @@
       </w:rPr>
     </w:lvl>
   </w:abstractNum>
-  <w:abstractNum w:abstractNumId="20" w15:restartNumberingAfterBreak="0">
+  <w:abstractNum w:abstractNumId="19" w15:restartNumberingAfterBreak="0">
     <w:nsid w:val="1B8E5EFF"/>
     <w:multiLevelType w:val="multilevel"/>
     <w:tmpl w:val="6BC4C562"/>
@@ -10844,6 +12614,155 @@
       </w:pPr>
       <w:rPr>
         <w:rFonts w:ascii="Wingdings" w:hAnsi="Wingdings" w:hint="default"/>
+        <w:sz w:val="20"/>
+      </w:rPr>
+    </w:lvl>
+  </w:abstractNum>
+  <w:abstractNum w:abstractNumId="20" w15:restartNumberingAfterBreak="0">
+    <w:nsid w:val="1CB20608"/>
+    <w:multiLevelType w:val="multilevel"/>
+    <w:tmpl w:val="2C18DDC4"/>
+    <w:lvl w:ilvl="0">
+      <w:start w:val="1"/>
+      <w:numFmt w:val="bullet"/>
+      <w:lvlText w:val=""/>
+      <w:lvlJc w:val="left"/>
+      <w:pPr>
+        <w:tabs>
+          <w:tab w:val="num" w:pos="720"/>
+        </w:tabs>
+        <w:ind w:left="720" w:hanging="360"/>
+      </w:pPr>
+      <w:rPr>
+        <w:rFonts w:ascii="Symbol" w:hAnsi="Symbol" w:hint="default"/>
+        <w:sz w:val="20"/>
+      </w:rPr>
+    </w:lvl>
+    <w:lvl w:ilvl="1" w:tentative="1">
+      <w:start w:val="1"/>
+      <w:numFmt w:val="bullet"/>
+      <w:lvlText w:val=""/>
+      <w:lvlJc w:val="left"/>
+      <w:pPr>
+        <w:tabs>
+          <w:tab w:val="num" w:pos="1440"/>
+        </w:tabs>
+        <w:ind w:left="1440" w:hanging="360"/>
+      </w:pPr>
+      <w:rPr>
+        <w:rFonts w:ascii="Symbol" w:hAnsi="Symbol" w:hint="default"/>
+        <w:sz w:val="20"/>
+      </w:rPr>
+    </w:lvl>
+    <w:lvl w:ilvl="2" w:tentative="1">
+      <w:start w:val="1"/>
+      <w:numFmt w:val="bullet"/>
+      <w:lvlText w:val=""/>
+      <w:lvlJc w:val="left"/>
+      <w:pPr>
+        <w:tabs>
+          <w:tab w:val="num" w:pos="2160"/>
+        </w:tabs>
+        <w:ind w:left="2160" w:hanging="360"/>
+      </w:pPr>
+      <w:rPr>
+        <w:rFonts w:ascii="Symbol" w:hAnsi="Symbol" w:hint="default"/>
+        <w:sz w:val="20"/>
+      </w:rPr>
+    </w:lvl>
+    <w:lvl w:ilvl="3" w:tentative="1">
+      <w:start w:val="1"/>
+      <w:numFmt w:val="bullet"/>
+      <w:lvlText w:val=""/>
+      <w:lvlJc w:val="left"/>
+      <w:pPr>
+        <w:tabs>
+          <w:tab w:val="num" w:pos="2880"/>
+        </w:tabs>
+        <w:ind w:left="2880" w:hanging="360"/>
+      </w:pPr>
+      <w:rPr>
+        <w:rFonts w:ascii="Symbol" w:hAnsi="Symbol" w:hint="default"/>
+        <w:sz w:val="20"/>
+      </w:rPr>
+    </w:lvl>
+    <w:lvl w:ilvl="4" w:tentative="1">
+      <w:start w:val="1"/>
+      <w:numFmt w:val="bullet"/>
+      <w:lvlText w:val=""/>
+      <w:lvlJc w:val="left"/>
+      <w:pPr>
+        <w:tabs>
+          <w:tab w:val="num" w:pos="3600"/>
+        </w:tabs>
+        <w:ind w:left="3600" w:hanging="360"/>
+      </w:pPr>
+      <w:rPr>
+        <w:rFonts w:ascii="Symbol" w:hAnsi="Symbol" w:hint="default"/>
+        <w:sz w:val="20"/>
+      </w:rPr>
+    </w:lvl>
+    <w:lvl w:ilvl="5" w:tentative="1">
+      <w:start w:val="1"/>
+      <w:numFmt w:val="bullet"/>
+      <w:lvlText w:val=""/>
+      <w:lvlJc w:val="left"/>
+      <w:pPr>
+        <w:tabs>
+          <w:tab w:val="num" w:pos="4320"/>
+        </w:tabs>
+        <w:ind w:left="4320" w:hanging="360"/>
+      </w:pPr>
+      <w:rPr>
+        <w:rFonts w:ascii="Symbol" w:hAnsi="Symbol" w:hint="default"/>
+        <w:sz w:val="20"/>
+      </w:rPr>
+    </w:lvl>
+    <w:lvl w:ilvl="6" w:tentative="1">
+      <w:start w:val="1"/>
+      <w:numFmt w:val="bullet"/>
+      <w:lvlText w:val=""/>
+      <w:lvlJc w:val="left"/>
+      <w:pPr>
+        <w:tabs>
+          <w:tab w:val="num" w:pos="5040"/>
+        </w:tabs>
+        <w:ind w:left="5040" w:hanging="360"/>
+      </w:pPr>
+      <w:rPr>
+        <w:rFonts w:ascii="Symbol" w:hAnsi="Symbol" w:hint="default"/>
+        <w:sz w:val="20"/>
+      </w:rPr>
+    </w:lvl>
+    <w:lvl w:ilvl="7" w:tentative="1">
+      <w:start w:val="1"/>
+      <w:numFmt w:val="bullet"/>
+      <w:lvlText w:val=""/>
+      <w:lvlJc w:val="left"/>
+      <w:pPr>
+        <w:tabs>
+          <w:tab w:val="num" w:pos="5760"/>
+        </w:tabs>
+        <w:ind w:left="5760" w:hanging="360"/>
+      </w:pPr>
+      <w:rPr>
+        <w:rFonts w:ascii="Symbol" w:hAnsi="Symbol" w:hint="default"/>
+        <w:sz w:val="20"/>
+      </w:rPr>
+    </w:lvl>
+    <w:lvl w:ilvl="8" w:tentative="1">
+      <w:start w:val="1"/>
+      <w:numFmt w:val="bullet"/>
+      <w:lvlText w:val=""/>
+      <w:lvlJc w:val="left"/>
+      <w:pPr>
+        <w:tabs>
+          <w:tab w:val="num" w:pos="6480"/>
+        </w:tabs>
+        <w:ind w:left="6480" w:hanging="360"/>
+      </w:pPr>
+      <w:rPr>
+        <w:rFonts w:ascii="Symbol" w:hAnsi="Symbol" w:hint="default"/>
         <w:sz w:val="20"/>
       </w:rPr>
     </w:lvl>
@@ -11147,6 +13066,119 @@
     </w:lvl>
   </w:abstractNum>
   <w:abstractNum w:abstractNumId="23" w15:restartNumberingAfterBreak="0">
+    <w:nsid w:val="21852E87"/>
+    <w:multiLevelType w:val="multilevel"/>
+    <w:tmpl w:val="3894DC92"/>
+    <w:lvl w:ilvl="0">
+      <w:start w:val="1"/>
+      <w:numFmt w:val="decimal"/>
+      <w:lvlText w:val="%1."/>
+      <w:lvlJc w:val="left"/>
+      <w:pPr>
+        <w:tabs>
+          <w:tab w:val="num" w:pos="720"/>
+        </w:tabs>
+        <w:ind w:left="720" w:hanging="360"/>
+      </w:pPr>
+    </w:lvl>
+    <w:lvl w:ilvl="1" w:tentative="1">
+      <w:start w:val="1"/>
+      <w:numFmt w:val="decimal"/>
+      <w:lvlText w:val="%2."/>
+      <w:lvlJc w:val="left"/>
+      <w:pPr>
+        <w:tabs>
+          <w:tab w:val="num" w:pos="1440"/>
+        </w:tabs>
+        <w:ind w:left="1440" w:hanging="360"/>
+      </w:pPr>
+    </w:lvl>
+    <w:lvl w:ilvl="2" w:tentative="1">
+      <w:start w:val="1"/>
+      <w:numFmt w:val="decimal"/>
+      <w:lvlText w:val="%3."/>
+      <w:lvlJc w:val="left"/>
+      <w:pPr>
+        <w:tabs>
+          <w:tab w:val="num" w:pos="2160"/>
+        </w:tabs>
+        <w:ind w:left="2160" w:hanging="360"/>
+      </w:pPr>
+    </w:lvl>
+    <w:lvl w:ilvl="3" w:tentative="1">
+      <w:start w:val="1"/>
+      <w:numFmt w:val="decimal"/>
+      <w:lvlText w:val="%4."/>
+      <w:lvlJc w:val="left"/>
+      <w:pPr>
+        <w:tabs>
+          <w:tab w:val="num" w:pos="2880"/>
+        </w:tabs>
+        <w:ind w:left="2880" w:hanging="360"/>
+      </w:pPr>
+    </w:lvl>
+    <w:lvl w:ilvl="4" w:tentative="1">
+      <w:start w:val="1"/>
+      <w:numFmt w:val="decimal"/>
+      <w:lvlText w:val="%5."/>
+      <w:lvlJc w:val="left"/>
+      <w:pPr>
+        <w:tabs>
+          <w:tab w:val="num" w:pos="3600"/>
+        </w:tabs>
+        <w:ind w:left="3600" w:hanging="360"/>
+      </w:pPr>
+    </w:lvl>
+    <w:lvl w:ilvl="5" w:tentative="1">
+      <w:start w:val="1"/>
+      <w:numFmt w:val="decimal"/>
+      <w:lvlText w:val="%6."/>
+      <w:lvlJc w:val="left"/>
+      <w:pPr>
+        <w:tabs>
+          <w:tab w:val="num" w:pos="4320"/>
+        </w:tabs>
+        <w:ind w:left="4320" w:hanging="360"/>
+      </w:pPr>
+    </w:lvl>
+    <w:lvl w:ilvl="6" w:tentative="1">
+      <w:start w:val="1"/>
+      <w:numFmt w:val="decimal"/>
+      <w:lvlText w:val="%7."/>
+      <w:lvlJc w:val="left"/>
+      <w:pPr>
+        <w:tabs>
+          <w:tab w:val="num" w:pos="5040"/>
+        </w:tabs>
+        <w:ind w:left="5040" w:hanging="360"/>
+      </w:pPr>
+    </w:lvl>
+    <w:lvl w:ilvl="7" w:tentative="1">
+      <w:start w:val="1"/>
+      <w:numFmt w:val="decimal"/>
+      <w:lvlText w:val="%8."/>
+      <w:lvlJc w:val="left"/>
+      <w:pPr>
+        <w:tabs>
+          <w:tab w:val="num" w:pos="5760"/>
+        </w:tabs>
+        <w:ind w:left="5760" w:hanging="360"/>
+      </w:pPr>
+    </w:lvl>
+    <w:lvl w:ilvl="8" w:tentative="1">
+      <w:start w:val="1"/>
+      <w:numFmt w:val="decimal"/>
+      <w:lvlText w:val="%9."/>
+      <w:lvlJc w:val="left"/>
+      <w:pPr>
+        <w:tabs>
+          <w:tab w:val="num" w:pos="6480"/>
+        </w:tabs>
+        <w:ind w:left="6480" w:hanging="360"/>
+      </w:pPr>
+    </w:lvl>
+  </w:abstractNum>
+  <w:abstractNum w:abstractNumId="24" w15:restartNumberingAfterBreak="0">
     <w:nsid w:val="22666BCC"/>
     <w:multiLevelType w:val="multilevel"/>
     <w:tmpl w:val="6E94ACBA"/>
@@ -11263,7 +13295,7 @@
       </w:pPr>
     </w:lvl>
   </w:abstractNum>
-  <w:abstractNum w:abstractNumId="24" w15:restartNumberingAfterBreak="0">
+  <w:abstractNum w:abstractNumId="25" w15:restartNumberingAfterBreak="0">
     <w:nsid w:val="237A3F29"/>
     <w:multiLevelType w:val="multilevel"/>
     <w:tmpl w:val="A8FAFE8E"/>
@@ -11412,7 +13444,156 @@
       </w:rPr>
     </w:lvl>
   </w:abstractNum>
-  <w:abstractNum w:abstractNumId="25" w15:restartNumberingAfterBreak="0">
+  <w:abstractNum w:abstractNumId="26" w15:restartNumberingAfterBreak="0">
+    <w:nsid w:val="23867170"/>
+    <w:multiLevelType w:val="multilevel"/>
+    <w:tmpl w:val="5C6C2918"/>
+    <w:lvl w:ilvl="0">
+      <w:start w:val="1"/>
+      <w:numFmt w:val="bullet"/>
+      <w:lvlText w:val=""/>
+      <w:lvlJc w:val="left"/>
+      <w:pPr>
+        <w:tabs>
+          <w:tab w:val="num" w:pos="720"/>
+        </w:tabs>
+        <w:ind w:left="720" w:hanging="360"/>
+      </w:pPr>
+      <w:rPr>
+        <w:rFonts w:ascii="Symbol" w:hAnsi="Symbol" w:hint="default"/>
+        <w:sz w:val="20"/>
+      </w:rPr>
+    </w:lvl>
+    <w:lvl w:ilvl="1" w:tentative="1">
+      <w:start w:val="1"/>
+      <w:numFmt w:val="bullet"/>
+      <w:lvlText w:val=""/>
+      <w:lvlJc w:val="left"/>
+      <w:pPr>
+        <w:tabs>
+          <w:tab w:val="num" w:pos="1440"/>
+        </w:tabs>
+        <w:ind w:left="1440" w:hanging="360"/>
+      </w:pPr>
+      <w:rPr>
+        <w:rFonts w:ascii="Symbol" w:hAnsi="Symbol" w:hint="default"/>
+        <w:sz w:val="20"/>
+      </w:rPr>
+    </w:lvl>
+    <w:lvl w:ilvl="2" w:tentative="1">
+      <w:start w:val="1"/>
+      <w:numFmt w:val="bullet"/>
+      <w:lvlText w:val=""/>
+      <w:lvlJc w:val="left"/>
+      <w:pPr>
+        <w:tabs>
+          <w:tab w:val="num" w:pos="2160"/>
+        </w:tabs>
+        <w:ind w:left="2160" w:hanging="360"/>
+      </w:pPr>
+      <w:rPr>
+        <w:rFonts w:ascii="Symbol" w:hAnsi="Symbol" w:hint="default"/>
+        <w:sz w:val="20"/>
+      </w:rPr>
+    </w:lvl>
+    <w:lvl w:ilvl="3" w:tentative="1">
+      <w:start w:val="1"/>
+      <w:numFmt w:val="bullet"/>
+      <w:lvlText w:val=""/>
+      <w:lvlJc w:val="left"/>
+      <w:pPr>
+        <w:tabs>
+          <w:tab w:val="num" w:pos="2880"/>
+        </w:tabs>
+        <w:ind w:left="2880" w:hanging="360"/>
+      </w:pPr>
+      <w:rPr>
+        <w:rFonts w:ascii="Symbol" w:hAnsi="Symbol" w:hint="default"/>
+        <w:sz w:val="20"/>
+      </w:rPr>
+    </w:lvl>
+    <w:lvl w:ilvl="4" w:tentative="1">
+      <w:start w:val="1"/>
+      <w:numFmt w:val="bullet"/>
+      <w:lvlText w:val=""/>
+      <w:lvlJc w:val="left"/>
+      <w:pPr>
+        <w:tabs>
+          <w:tab w:val="num" w:pos="3600"/>
+        </w:tabs>
+        <w:ind w:left="3600" w:hanging="360"/>
+      </w:pPr>
+      <w:rPr>
+        <w:rFonts w:ascii="Symbol" w:hAnsi="Symbol" w:hint="default"/>
+        <w:sz w:val="20"/>
+      </w:rPr>
+    </w:lvl>
+    <w:lvl w:ilvl="5" w:tentative="1">
+      <w:start w:val="1"/>
+      <w:numFmt w:val="bullet"/>
+      <w:lvlText w:val=""/>
+      <w:lvlJc w:val="left"/>
+      <w:pPr>
+        <w:tabs>
+          <w:tab w:val="num" w:pos="4320"/>
+        </w:tabs>
+        <w:ind w:left="4320" w:hanging="360"/>
+      </w:pPr>
+      <w:rPr>
+        <w:rFonts w:ascii="Symbol" w:hAnsi="Symbol" w:hint="default"/>
+        <w:sz w:val="20"/>
+      </w:rPr>
+    </w:lvl>
+    <w:lvl w:ilvl="6" w:tentative="1">
+      <w:start w:val="1"/>
+      <w:numFmt w:val="bullet"/>
+      <w:lvlText w:val=""/>
+      <w:lvlJc w:val="left"/>
+      <w:pPr>
+        <w:tabs>
+          <w:tab w:val="num" w:pos="5040"/>
+        </w:tabs>
+        <w:ind w:left="5040" w:hanging="360"/>
+      </w:pPr>
+      <w:rPr>
+        <w:rFonts w:ascii="Symbol" w:hAnsi="Symbol" w:hint="default"/>
+        <w:sz w:val="20"/>
+      </w:rPr>
+    </w:lvl>
+    <w:lvl w:ilvl="7" w:tentative="1">
+      <w:start w:val="1"/>
+      <w:numFmt w:val="bullet"/>
+      <w:lvlText w:val=""/>
+      <w:lvlJc w:val="left"/>
+      <w:pPr>
+        <w:tabs>
+          <w:tab w:val="num" w:pos="5760"/>
+        </w:tabs>
+        <w:ind w:left="5760" w:hanging="360"/>
+      </w:pPr>
+      <w:rPr>
+        <w:rFonts w:ascii="Symbol" w:hAnsi="Symbol" w:hint="default"/>
+        <w:sz w:val="20"/>
+      </w:rPr>
+    </w:lvl>
+    <w:lvl w:ilvl="8" w:tentative="1">
+      <w:start w:val="1"/>
+      <w:numFmt w:val="bullet"/>
+      <w:lvlText w:val=""/>
+      <w:lvlJc w:val="left"/>
+      <w:pPr>
+        <w:tabs>
+          <w:tab w:val="num" w:pos="6480"/>
+        </w:tabs>
+        <w:ind w:left="6480" w:hanging="360"/>
+      </w:pPr>
+      <w:rPr>
+        <w:rFonts w:ascii="Symbol" w:hAnsi="Symbol" w:hint="default"/>
+        <w:sz w:val="20"/>
+      </w:rPr>
+    </w:lvl>
+  </w:abstractNum>
+  <w:abstractNum w:abstractNumId="27" w15:restartNumberingAfterBreak="0">
     <w:nsid w:val="240C286F"/>
     <w:multiLevelType w:val="multilevel"/>
     <w:tmpl w:val="ED0EEAEE"/>
@@ -11561,7 +13742,7 @@
       </w:rPr>
     </w:lvl>
   </w:abstractNum>
-  <w:abstractNum w:abstractNumId="26" w15:restartNumberingAfterBreak="0">
+  <w:abstractNum w:abstractNumId="28" w15:restartNumberingAfterBreak="0">
     <w:nsid w:val="2AA3736B"/>
     <w:multiLevelType w:val="multilevel"/>
     <w:tmpl w:val="2070F130"/>
@@ -11710,10 +13891,10 @@
       </w:rPr>
     </w:lvl>
   </w:abstractNum>
-  <w:abstractNum w:abstractNumId="27" w15:restartNumberingAfterBreak="0">
-    <w:nsid w:val="2B0A503E"/>
+  <w:abstractNum w:abstractNumId="29" w15:restartNumberingAfterBreak="0">
+    <w:nsid w:val="2BBE6330"/>
     <w:multiLevelType w:val="multilevel"/>
-    <w:tmpl w:val="524ED09A"/>
+    <w:tmpl w:val="E874637A"/>
     <w:lvl w:ilvl="0">
       <w:start w:val="1"/>
       <w:numFmt w:val="bullet"/>
@@ -11733,7 +13914,7 @@
     <w:lvl w:ilvl="1" w:tentative="1">
       <w:start w:val="1"/>
       <w:numFmt w:val="bullet"/>
-      <w:lvlText w:val="o"/>
+      <w:lvlText w:val=""/>
       <w:lvlJc w:val="left"/>
       <w:pPr>
         <w:tabs>
@@ -11742,14 +13923,14 @@
         <w:ind w:left="1440" w:hanging="360"/>
       </w:pPr>
       <w:rPr>
-        <w:rFonts w:ascii="Courier New" w:hAnsi="Courier New" w:hint="default"/>
+        <w:rFonts w:ascii="Symbol" w:hAnsi="Symbol" w:hint="default"/>
         <w:sz w:val="20"/>
       </w:rPr>
     </w:lvl>
     <w:lvl w:ilvl="2" w:tentative="1">
       <w:start w:val="1"/>
       <w:numFmt w:val="bullet"/>
-      <w:lvlText w:val=""/>
+      <w:lvlText w:val=""/>
       <w:lvlJc w:val="left"/>
       <w:pPr>
         <w:tabs>
@@ -11758,14 +13939,14 @@
         <w:ind w:left="2160" w:hanging="360"/>
       </w:pPr>
       <w:rPr>
-        <w:rFonts w:ascii="Wingdings" w:hAnsi="Wingdings" w:hint="default"/>
+        <w:rFonts w:ascii="Symbol" w:hAnsi="Symbol" w:hint="default"/>
         <w:sz w:val="20"/>
       </w:rPr>
     </w:lvl>
     <w:lvl w:ilvl="3" w:tentative="1">
       <w:start w:val="1"/>
       <w:numFmt w:val="bullet"/>
-      <w:lvlText w:val=""/>
+      <w:lvlText w:val=""/>
       <w:lvlJc w:val="left"/>
       <w:pPr>
         <w:tabs>
@@ -11774,14 +13955,14 @@
         <w:ind w:left="2880" w:hanging="360"/>
       </w:pPr>
       <w:rPr>
-        <w:rFonts w:ascii="Wingdings" w:hAnsi="Wingdings" w:hint="default"/>
+        <w:rFonts w:ascii="Symbol" w:hAnsi="Symbol" w:hint="default"/>
         <w:sz w:val="20"/>
       </w:rPr>
     </w:lvl>
     <w:lvl w:ilvl="4" w:tentative="1">
       <w:start w:val="1"/>
       <w:numFmt w:val="bullet"/>
-      <w:lvlText w:val=""/>
+      <w:lvlText w:val=""/>
       <w:lvlJc w:val="left"/>
       <w:pPr>
         <w:tabs>
@@ -11790,14 +13971,14 @@
         <w:ind w:left="3600" w:hanging="360"/>
       </w:pPr>
       <w:rPr>
-        <w:rFonts w:ascii="Wingdings" w:hAnsi="Wingdings" w:hint="default"/>
+        <w:rFonts w:ascii="Symbol" w:hAnsi="Symbol" w:hint="default"/>
         <w:sz w:val="20"/>
       </w:rPr>
     </w:lvl>
     <w:lvl w:ilvl="5" w:tentative="1">
       <w:start w:val="1"/>
       <w:numFmt w:val="bullet"/>
-      <w:lvlText w:val=""/>
+      <w:lvlText w:val=""/>
       <w:lvlJc w:val="left"/>
       <w:pPr>
         <w:tabs>
@@ -11806,14 +13987,14 @@
         <w:ind w:left="4320" w:hanging="360"/>
       </w:pPr>
       <w:rPr>
-        <w:rFonts w:ascii="Wingdings" w:hAnsi="Wingdings" w:hint="default"/>
+        <w:rFonts w:ascii="Symbol" w:hAnsi="Symbol" w:hint="default"/>
         <w:sz w:val="20"/>
       </w:rPr>
     </w:lvl>
     <w:lvl w:ilvl="6" w:tentative="1">
       <w:start w:val="1"/>
       <w:numFmt w:val="bullet"/>
-      <w:lvlText w:val=""/>
+      <w:lvlText w:val=""/>
       <w:lvlJc w:val="left"/>
       <w:pPr>
         <w:tabs>
@@ -11822,14 +14003,14 @@
         <w:ind w:left="5040" w:hanging="360"/>
       </w:pPr>
       <w:rPr>
-        <w:rFonts w:ascii="Wingdings" w:hAnsi="Wingdings" w:hint="default"/>
+        <w:rFonts w:ascii="Symbol" w:hAnsi="Symbol" w:hint="default"/>
         <w:sz w:val="20"/>
       </w:rPr>
     </w:lvl>
     <w:lvl w:ilvl="7" w:tentative="1">
       <w:start w:val="1"/>
       <w:numFmt w:val="bullet"/>
-      <w:lvlText w:val=""/>
+      <w:lvlText w:val=""/>
       <w:lvlJc w:val="left"/>
       <w:pPr>
         <w:tabs>
@@ -11838,14 +14019,14 @@
         <w:ind w:left="5760" w:hanging="360"/>
       </w:pPr>
       <w:rPr>
-        <w:rFonts w:ascii="Wingdings" w:hAnsi="Wingdings" w:hint="default"/>
+        <w:rFonts w:ascii="Symbol" w:hAnsi="Symbol" w:hint="default"/>
         <w:sz w:val="20"/>
       </w:rPr>
     </w:lvl>
     <w:lvl w:ilvl="8" w:tentative="1">
       <w:start w:val="1"/>
       <w:numFmt w:val="bullet"/>
-      <w:lvlText w:val=""/>
+      <w:lvlText w:val=""/>
       <w:lvlJc w:val="left"/>
       <w:pPr>
         <w:tabs>
@@ -11854,12 +14035,12 @@
         <w:ind w:left="6480" w:hanging="360"/>
       </w:pPr>
       <w:rPr>
-        <w:rFonts w:ascii="Wingdings" w:hAnsi="Wingdings" w:hint="default"/>
+        <w:rFonts w:ascii="Symbol" w:hAnsi="Symbol" w:hint="default"/>
         <w:sz w:val="20"/>
       </w:rPr>
     </w:lvl>
   </w:abstractNum>
-  <w:abstractNum w:abstractNumId="28" w15:restartNumberingAfterBreak="0">
+  <w:abstractNum w:abstractNumId="30" w15:restartNumberingAfterBreak="0">
     <w:nsid w:val="2BD30485"/>
     <w:multiLevelType w:val="multilevel"/>
     <w:tmpl w:val="35789376"/>
@@ -12008,7 +14189,7 @@
       </w:rPr>
     </w:lvl>
   </w:abstractNum>
-  <w:abstractNum w:abstractNumId="29" w15:restartNumberingAfterBreak="0">
+  <w:abstractNum w:abstractNumId="31" w15:restartNumberingAfterBreak="0">
     <w:nsid w:val="2E911C6A"/>
     <w:multiLevelType w:val="multilevel"/>
     <w:tmpl w:val="A32A2A4A"/>
@@ -12157,14 +14338,14 @@
       </w:rPr>
     </w:lvl>
   </w:abstractNum>
-  <w:abstractNum w:abstractNumId="30" w15:restartNumberingAfterBreak="0">
-    <w:nsid w:val="320C41FB"/>
+  <w:abstractNum w:abstractNumId="32" w15:restartNumberingAfterBreak="0">
+    <w:nsid w:val="36AE0019"/>
     <w:multiLevelType w:val="multilevel"/>
-    <w:tmpl w:val="DE5605F2"/>
+    <w:tmpl w:val="C936A3F0"/>
     <w:lvl w:ilvl="0">
       <w:start w:val="1"/>
-      <w:numFmt w:val="decimal"/>
-      <w:lvlText w:val="%1."/>
+      <w:numFmt w:val="bullet"/>
+      <w:lvlText w:val=""/>
       <w:lvlJc w:val="left"/>
       <w:pPr>
         <w:tabs>
@@ -12172,11 +14353,15 @@
         </w:tabs>
         <w:ind w:left="720" w:hanging="360"/>
       </w:pPr>
-    </w:lvl>
-    <w:lvl w:ilvl="1" w:tentative="1">
-      <w:start w:val="1"/>
-      <w:numFmt w:val="decimal"/>
-      <w:lvlText w:val="%2."/>
+      <w:rPr>
+        <w:rFonts w:ascii="Symbol" w:hAnsi="Symbol" w:hint="default"/>
+        <w:sz w:val="20"/>
+      </w:rPr>
+    </w:lvl>
+    <w:lvl w:ilvl="1">
+      <w:start w:val="1"/>
+      <w:numFmt w:val="bullet"/>
+      <w:lvlText w:val=""/>
       <w:lvlJc w:val="left"/>
       <w:pPr>
         <w:tabs>
@@ -12184,11 +14369,15 @@
         </w:tabs>
         <w:ind w:left="1440" w:hanging="360"/>
       </w:pPr>
+      <w:rPr>
+        <w:rFonts w:ascii="Symbol" w:hAnsi="Symbol" w:hint="default"/>
+        <w:sz w:val="20"/>
+      </w:rPr>
     </w:lvl>
     <w:lvl w:ilvl="2" w:tentative="1">
       <w:start w:val="1"/>
-      <w:numFmt w:val="decimal"/>
-      <w:lvlText w:val="%3."/>
+      <w:numFmt w:val="bullet"/>
+      <w:lvlText w:val=""/>
       <w:lvlJc w:val="left"/>
       <w:pPr>
         <w:tabs>
@@ -12196,11 +14385,15 @@
         </w:tabs>
         <w:ind w:left="2160" w:hanging="360"/>
       </w:pPr>
+      <w:rPr>
+        <w:rFonts w:ascii="Symbol" w:hAnsi="Symbol" w:hint="default"/>
+        <w:sz w:val="20"/>
+      </w:rPr>
     </w:lvl>
     <w:lvl w:ilvl="3" w:tentative="1">
       <w:start w:val="1"/>
-      <w:numFmt w:val="decimal"/>
-      <w:lvlText w:val="%4."/>
+      <w:numFmt w:val="bullet"/>
+      <w:lvlText w:val=""/>
       <w:lvlJc w:val="left"/>
       <w:pPr>
         <w:tabs>
@@ -12208,11 +14401,15 @@
         </w:tabs>
         <w:ind w:left="2880" w:hanging="360"/>
       </w:pPr>
+      <w:rPr>
+        <w:rFonts w:ascii="Symbol" w:hAnsi="Symbol" w:hint="default"/>
+        <w:sz w:val="20"/>
+      </w:rPr>
     </w:lvl>
     <w:lvl w:ilvl="4" w:tentative="1">
       <w:start w:val="1"/>
-      <w:numFmt w:val="decimal"/>
-      <w:lvlText w:val="%5."/>
+      <w:numFmt w:val="bullet"/>
+      <w:lvlText w:val=""/>
       <w:lvlJc w:val="left"/>
       <w:pPr>
         <w:tabs>
@@ -12220,11 +14417,15 @@
         </w:tabs>
         <w:ind w:left="3600" w:hanging="360"/>
       </w:pPr>
+      <w:rPr>
+        <w:rFonts w:ascii="Symbol" w:hAnsi="Symbol" w:hint="default"/>
+        <w:sz w:val="20"/>
+      </w:rPr>
     </w:lvl>
     <w:lvl w:ilvl="5" w:tentative="1">
       <w:start w:val="1"/>
-      <w:numFmt w:val="decimal"/>
-      <w:lvlText w:val="%6."/>
+      <w:numFmt w:val="bullet"/>
+      <w:lvlText w:val=""/>
       <w:lvlJc w:val="left"/>
       <w:pPr>
         <w:tabs>
@@ -12232,11 +14433,15 @@
         </w:tabs>
         <w:ind w:left="4320" w:hanging="360"/>
       </w:pPr>
+      <w:rPr>
+        <w:rFonts w:ascii="Symbol" w:hAnsi="Symbol" w:hint="default"/>
+        <w:sz w:val="20"/>
+      </w:rPr>
     </w:lvl>
     <w:lvl w:ilvl="6" w:tentative="1">
       <w:start w:val="1"/>
-      <w:numFmt w:val="decimal"/>
-      <w:lvlText w:val="%7."/>
+      <w:numFmt w:val="bullet"/>
+      <w:lvlText w:val=""/>
       <w:lvlJc w:val="left"/>
       <w:pPr>
         <w:tabs>
@@ -12244,11 +14449,15 @@
         </w:tabs>
         <w:ind w:left="5040" w:hanging="360"/>
       </w:pPr>
+      <w:rPr>
+        <w:rFonts w:ascii="Symbol" w:hAnsi="Symbol" w:hint="default"/>
+        <w:sz w:val="20"/>
+      </w:rPr>
     </w:lvl>
     <w:lvl w:ilvl="7" w:tentative="1">
       <w:start w:val="1"/>
-      <w:numFmt w:val="decimal"/>
-      <w:lvlText w:val="%8."/>
+      <w:numFmt w:val="bullet"/>
+      <w:lvlText w:val=""/>
       <w:lvlJc w:val="left"/>
       <w:pPr>
         <w:tabs>
@@ -12256,11 +14465,15 @@
         </w:tabs>
         <w:ind w:left="5760" w:hanging="360"/>
       </w:pPr>
+      <w:rPr>
+        <w:rFonts w:ascii="Symbol" w:hAnsi="Symbol" w:hint="default"/>
+        <w:sz w:val="20"/>
+      </w:rPr>
     </w:lvl>
     <w:lvl w:ilvl="8" w:tentative="1">
       <w:start w:val="1"/>
-      <w:numFmt w:val="decimal"/>
-      <w:lvlText w:val="%9."/>
+      <w:numFmt w:val="bullet"/>
+      <w:lvlText w:val=""/>
       <w:lvlJc w:val="left"/>
       <w:pPr>
         <w:tabs>
@@ -12268,9 +14481,13 @@
         </w:tabs>
         <w:ind w:left="6480" w:hanging="360"/>
       </w:pPr>
+      <w:rPr>
+        <w:rFonts w:ascii="Symbol" w:hAnsi="Symbol" w:hint="default"/>
+        <w:sz w:val="20"/>
+      </w:rPr>
     </w:lvl>
   </w:abstractNum>
-  <w:abstractNum w:abstractNumId="31" w15:restartNumberingAfterBreak="0">
+  <w:abstractNum w:abstractNumId="33" w15:restartNumberingAfterBreak="0">
     <w:nsid w:val="3C6360EA"/>
     <w:multiLevelType w:val="multilevel"/>
     <w:tmpl w:val="7AE8B2AC"/>
@@ -12419,7 +14636,156 @@
       </w:rPr>
     </w:lvl>
   </w:abstractNum>
-  <w:abstractNum w:abstractNumId="32" w15:restartNumberingAfterBreak="0">
+  <w:abstractNum w:abstractNumId="34" w15:restartNumberingAfterBreak="0">
+    <w:nsid w:val="3E5C0143"/>
+    <w:multiLevelType w:val="multilevel"/>
+    <w:tmpl w:val="2ED87770"/>
+    <w:lvl w:ilvl="0">
+      <w:start w:val="1"/>
+      <w:numFmt w:val="bullet"/>
+      <w:lvlText w:val=""/>
+      <w:lvlJc w:val="left"/>
+      <w:pPr>
+        <w:tabs>
+          <w:tab w:val="num" w:pos="720"/>
+        </w:tabs>
+        <w:ind w:left="720" w:hanging="360"/>
+      </w:pPr>
+      <w:rPr>
+        <w:rFonts w:ascii="Symbol" w:hAnsi="Symbol" w:hint="default"/>
+        <w:sz w:val="20"/>
+      </w:rPr>
+    </w:lvl>
+    <w:lvl w:ilvl="1" w:tentative="1">
+      <w:start w:val="1"/>
+      <w:numFmt w:val="bullet"/>
+      <w:lvlText w:val=""/>
+      <w:lvlJc w:val="left"/>
+      <w:pPr>
+        <w:tabs>
+          <w:tab w:val="num" w:pos="1440"/>
+        </w:tabs>
+        <w:ind w:left="1440" w:hanging="360"/>
+      </w:pPr>
+      <w:rPr>
+        <w:rFonts w:ascii="Symbol" w:hAnsi="Symbol" w:hint="default"/>
+        <w:sz w:val="20"/>
+      </w:rPr>
+    </w:lvl>
+    <w:lvl w:ilvl="2" w:tentative="1">
+      <w:start w:val="1"/>
+      <w:numFmt w:val="bullet"/>
+      <w:lvlText w:val=""/>
+      <w:lvlJc w:val="left"/>
+      <w:pPr>
+        <w:tabs>
+          <w:tab w:val="num" w:pos="2160"/>
+        </w:tabs>
+        <w:ind w:left="2160" w:hanging="360"/>
+      </w:pPr>
+      <w:rPr>
+        <w:rFonts w:ascii="Symbol" w:hAnsi="Symbol" w:hint="default"/>
+        <w:sz w:val="20"/>
+      </w:rPr>
+    </w:lvl>
+    <w:lvl w:ilvl="3" w:tentative="1">
+      <w:start w:val="1"/>
+      <w:numFmt w:val="bullet"/>
+      <w:lvlText w:val=""/>
+      <w:lvlJc w:val="left"/>
+      <w:pPr>
+        <w:tabs>
+          <w:tab w:val="num" w:pos="2880"/>
+        </w:tabs>
+        <w:ind w:left="2880" w:hanging="360"/>
+      </w:pPr>
+      <w:rPr>
+        <w:rFonts w:ascii="Symbol" w:hAnsi="Symbol" w:hint="default"/>
+        <w:sz w:val="20"/>
+      </w:rPr>
+    </w:lvl>
+    <w:lvl w:ilvl="4" w:tentative="1">
+      <w:start w:val="1"/>
+      <w:numFmt w:val="bullet"/>
+      <w:lvlText w:val=""/>
+      <w:lvlJc w:val="left"/>
+      <w:pPr>
+        <w:tabs>
+          <w:tab w:val="num" w:pos="3600"/>
+        </w:tabs>
+        <w:ind w:left="3600" w:hanging="360"/>
+      </w:pPr>
+      <w:rPr>
+        <w:rFonts w:ascii="Symbol" w:hAnsi="Symbol" w:hint="default"/>
+        <w:sz w:val="20"/>
+      </w:rPr>
+    </w:lvl>
+    <w:lvl w:ilvl="5" w:tentative="1">
+      <w:start w:val="1"/>
+      <w:numFmt w:val="bullet"/>
+      <w:lvlText w:val=""/>
+      <w:lvlJc w:val="left"/>
+      <w:pPr>
+        <w:tabs>
+          <w:tab w:val="num" w:pos="4320"/>
+        </w:tabs>
+        <w:ind w:left="4320" w:hanging="360"/>
+      </w:pPr>
+      <w:rPr>
+        <w:rFonts w:ascii="Symbol" w:hAnsi="Symbol" w:hint="default"/>
+        <w:sz w:val="20"/>
+      </w:rPr>
+    </w:lvl>
+    <w:lvl w:ilvl="6" w:tentative="1">
+      <w:start w:val="1"/>
+      <w:numFmt w:val="bullet"/>
+      <w:lvlText w:val=""/>
+      <w:lvlJc w:val="left"/>
+      <w:pPr>
+        <w:tabs>
+          <w:tab w:val="num" w:pos="5040"/>
+        </w:tabs>
+        <w:ind w:left="5040" w:hanging="360"/>
+      </w:pPr>
+      <w:rPr>
+        <w:rFonts w:ascii="Symbol" w:hAnsi="Symbol" w:hint="default"/>
+        <w:sz w:val="20"/>
+      </w:rPr>
+    </w:lvl>
+    <w:lvl w:ilvl="7" w:tentative="1">
+      <w:start w:val="1"/>
+      <w:numFmt w:val="bullet"/>
+      <w:lvlText w:val=""/>
+      <w:lvlJc w:val="left"/>
+      <w:pPr>
+        <w:tabs>
+          <w:tab w:val="num" w:pos="5760"/>
+        </w:tabs>
+        <w:ind w:left="5760" w:hanging="360"/>
+      </w:pPr>
+      <w:rPr>
+        <w:rFonts w:ascii="Symbol" w:hAnsi="Symbol" w:hint="default"/>
+        <w:sz w:val="20"/>
+      </w:rPr>
+    </w:lvl>
+    <w:lvl w:ilvl="8" w:tentative="1">
+      <w:start w:val="1"/>
+      <w:numFmt w:val="bullet"/>
+      <w:lvlText w:val=""/>
+      <w:lvlJc w:val="left"/>
+      <w:pPr>
+        <w:tabs>
+          <w:tab w:val="num" w:pos="6480"/>
+        </w:tabs>
+        <w:ind w:left="6480" w:hanging="360"/>
+      </w:pPr>
+      <w:rPr>
+        <w:rFonts w:ascii="Symbol" w:hAnsi="Symbol" w:hint="default"/>
+        <w:sz w:val="20"/>
+      </w:rPr>
+    </w:lvl>
+  </w:abstractNum>
+  <w:abstractNum w:abstractNumId="35" w15:restartNumberingAfterBreak="0">
     <w:nsid w:val="3E7F40CB"/>
     <w:multiLevelType w:val="multilevel"/>
     <w:tmpl w:val="C11E32F8"/>
@@ -12568,7 +14934,7 @@
       </w:rPr>
     </w:lvl>
   </w:abstractNum>
-  <w:abstractNum w:abstractNumId="33" w15:restartNumberingAfterBreak="0">
+  <w:abstractNum w:abstractNumId="36" w15:restartNumberingAfterBreak="0">
     <w:nsid w:val="41005649"/>
     <w:multiLevelType w:val="multilevel"/>
     <w:tmpl w:val="D1CE7E8C"/>
@@ -12717,7 +15083,7 @@
       </w:rPr>
     </w:lvl>
   </w:abstractNum>
-  <w:abstractNum w:abstractNumId="34" w15:restartNumberingAfterBreak="0">
+  <w:abstractNum w:abstractNumId="37" w15:restartNumberingAfterBreak="0">
     <w:nsid w:val="4344530F"/>
     <w:multiLevelType w:val="multilevel"/>
     <w:tmpl w:val="56543722"/>
@@ -12866,7 +15232,7 @@
       </w:rPr>
     </w:lvl>
   </w:abstractNum>
-  <w:abstractNum w:abstractNumId="35" w15:restartNumberingAfterBreak="0">
+  <w:abstractNum w:abstractNumId="38" w15:restartNumberingAfterBreak="0">
     <w:nsid w:val="464A378B"/>
     <w:multiLevelType w:val="multilevel"/>
     <w:tmpl w:val="37A88C8A"/>
@@ -13015,7 +15381,7 @@
       </w:rPr>
     </w:lvl>
   </w:abstractNum>
-  <w:abstractNum w:abstractNumId="36" w15:restartNumberingAfterBreak="0">
+  <w:abstractNum w:abstractNumId="39" w15:restartNumberingAfterBreak="0">
     <w:nsid w:val="46CE031A"/>
     <w:multiLevelType w:val="multilevel"/>
     <w:tmpl w:val="47D8B946"/>
@@ -13164,7 +15530,7 @@
       </w:rPr>
     </w:lvl>
   </w:abstractNum>
-  <w:abstractNum w:abstractNumId="37" w15:restartNumberingAfterBreak="0">
+  <w:abstractNum w:abstractNumId="40" w15:restartNumberingAfterBreak="0">
     <w:nsid w:val="4961654F"/>
     <w:multiLevelType w:val="multilevel"/>
     <w:tmpl w:val="93D4BCD8"/>
@@ -13313,7 +15679,305 @@
       </w:rPr>
     </w:lvl>
   </w:abstractNum>
-  <w:abstractNum w:abstractNumId="38" w15:restartNumberingAfterBreak="0">
+  <w:abstractNum w:abstractNumId="41" w15:restartNumberingAfterBreak="0">
+    <w:nsid w:val="4C0A5EAA"/>
+    <w:multiLevelType w:val="multilevel"/>
+    <w:tmpl w:val="F6ACA908"/>
+    <w:lvl w:ilvl="0">
+      <w:start w:val="1"/>
+      <w:numFmt w:val="bullet"/>
+      <w:lvlText w:val=""/>
+      <w:lvlJc w:val="left"/>
+      <w:pPr>
+        <w:tabs>
+          <w:tab w:val="num" w:pos="720"/>
+        </w:tabs>
+        <w:ind w:left="720" w:hanging="360"/>
+      </w:pPr>
+      <w:rPr>
+        <w:rFonts w:ascii="Symbol" w:hAnsi="Symbol" w:hint="default"/>
+        <w:sz w:val="20"/>
+      </w:rPr>
+    </w:lvl>
+    <w:lvl w:ilvl="1" w:tentative="1">
+      <w:start w:val="1"/>
+      <w:numFmt w:val="bullet"/>
+      <w:lvlText w:val="o"/>
+      <w:lvlJc w:val="left"/>
+      <w:pPr>
+        <w:tabs>
+          <w:tab w:val="num" w:pos="1440"/>
+        </w:tabs>
+        <w:ind w:left="1440" w:hanging="360"/>
+      </w:pPr>
+      <w:rPr>
+        <w:rFonts w:ascii="Courier New" w:hAnsi="Courier New" w:hint="default"/>
+        <w:sz w:val="20"/>
+      </w:rPr>
+    </w:lvl>
+    <w:lvl w:ilvl="2" w:tentative="1">
+      <w:start w:val="1"/>
+      <w:numFmt w:val="bullet"/>
+      <w:lvlText w:val=""/>
+      <w:lvlJc w:val="left"/>
+      <w:pPr>
+        <w:tabs>
+          <w:tab w:val="num" w:pos="2160"/>
+        </w:tabs>
+        <w:ind w:left="2160" w:hanging="360"/>
+      </w:pPr>
+      <w:rPr>
+        <w:rFonts w:ascii="Wingdings" w:hAnsi="Wingdings" w:hint="default"/>
+        <w:sz w:val="20"/>
+      </w:rPr>
+    </w:lvl>
+    <w:lvl w:ilvl="3" w:tentative="1">
+      <w:start w:val="1"/>
+      <w:numFmt w:val="bullet"/>
+      <w:lvlText w:val=""/>
+      <w:lvlJc w:val="left"/>
+      <w:pPr>
+        <w:tabs>
+          <w:tab w:val="num" w:pos="2880"/>
+        </w:tabs>
+        <w:ind w:left="2880" w:hanging="360"/>
+      </w:pPr>
+      <w:rPr>
+        <w:rFonts w:ascii="Wingdings" w:hAnsi="Wingdings" w:hint="default"/>
+        <w:sz w:val="20"/>
+      </w:rPr>
+    </w:lvl>
+    <w:lvl w:ilvl="4" w:tentative="1">
+      <w:start w:val="1"/>
+      <w:numFmt w:val="bullet"/>
+      <w:lvlText w:val=""/>
+      <w:lvlJc w:val="left"/>
+      <w:pPr>
+        <w:tabs>
+          <w:tab w:val="num" w:pos="3600"/>
+        </w:tabs>
+        <w:ind w:left="3600" w:hanging="360"/>
+      </w:pPr>
+      <w:rPr>
+        <w:rFonts w:ascii="Wingdings" w:hAnsi="Wingdings" w:hint="default"/>
+        <w:sz w:val="20"/>
+      </w:rPr>
+    </w:lvl>
+    <w:lvl w:ilvl="5" w:tentative="1">
+      <w:start w:val="1"/>
+      <w:numFmt w:val="bullet"/>
+      <w:lvlText w:val=""/>
+      <w:lvlJc w:val="left"/>
+      <w:pPr>
+        <w:tabs>
+          <w:tab w:val="num" w:pos="4320"/>
+        </w:tabs>
+        <w:ind w:left="4320" w:hanging="360"/>
+      </w:pPr>
+      <w:rPr>
+        <w:rFonts w:ascii="Wingdings" w:hAnsi="Wingdings" w:hint="default"/>
+        <w:sz w:val="20"/>
+      </w:rPr>
+    </w:lvl>
+    <w:lvl w:ilvl="6" w:tentative="1">
+      <w:start w:val="1"/>
+      <w:numFmt w:val="bullet"/>
+      <w:lvlText w:val=""/>
+      <w:lvlJc w:val="left"/>
+      <w:pPr>
+        <w:tabs>
+          <w:tab w:val="num" w:pos="5040"/>
+        </w:tabs>
+        <w:ind w:left="5040" w:hanging="360"/>
+      </w:pPr>
+      <w:rPr>
+        <w:rFonts w:ascii="Wingdings" w:hAnsi="Wingdings" w:hint="default"/>
+        <w:sz w:val="20"/>
+      </w:rPr>
+    </w:lvl>
+    <w:lvl w:ilvl="7" w:tentative="1">
+      <w:start w:val="1"/>
+      <w:numFmt w:val="bullet"/>
+      <w:lvlText w:val=""/>
+      <w:lvlJc w:val="left"/>
+      <w:pPr>
+        <w:tabs>
+          <w:tab w:val="num" w:pos="5760"/>
+        </w:tabs>
+        <w:ind w:left="5760" w:hanging="360"/>
+      </w:pPr>
+      <w:rPr>
+        <w:rFonts w:ascii="Wingdings" w:hAnsi="Wingdings" w:hint="default"/>
+        <w:sz w:val="20"/>
+      </w:rPr>
+    </w:lvl>
+    <w:lvl w:ilvl="8" w:tentative="1">
+      <w:start w:val="1"/>
+      <w:numFmt w:val="bullet"/>
+      <w:lvlText w:val=""/>
+      <w:lvlJc w:val="left"/>
+      <w:pPr>
+        <w:tabs>
+          <w:tab w:val="num" w:pos="6480"/>
+        </w:tabs>
+        <w:ind w:left="6480" w:hanging="360"/>
+      </w:pPr>
+      <w:rPr>
+        <w:rFonts w:ascii="Wingdings" w:hAnsi="Wingdings" w:hint="default"/>
+        <w:sz w:val="20"/>
+      </w:rPr>
+    </w:lvl>
+  </w:abstractNum>
+  <w:abstractNum w:abstractNumId="42" w15:restartNumberingAfterBreak="0">
+    <w:nsid w:val="4C8713B9"/>
+    <w:multiLevelType w:val="multilevel"/>
+    <w:tmpl w:val="9508E6A6"/>
+    <w:lvl w:ilvl="0">
+      <w:start w:val="1"/>
+      <w:numFmt w:val="bullet"/>
+      <w:lvlText w:val=""/>
+      <w:lvlJc w:val="left"/>
+      <w:pPr>
+        <w:tabs>
+          <w:tab w:val="num" w:pos="720"/>
+        </w:tabs>
+        <w:ind w:left="720" w:hanging="360"/>
+      </w:pPr>
+      <w:rPr>
+        <w:rFonts w:ascii="Symbol" w:hAnsi="Symbol" w:hint="default"/>
+        <w:sz w:val="20"/>
+      </w:rPr>
+    </w:lvl>
+    <w:lvl w:ilvl="1" w:tentative="1">
+      <w:start w:val="1"/>
+      <w:numFmt w:val="bullet"/>
+      <w:lvlText w:val=""/>
+      <w:lvlJc w:val="left"/>
+      <w:pPr>
+        <w:tabs>
+          <w:tab w:val="num" w:pos="1440"/>
+        </w:tabs>
+        <w:ind w:left="1440" w:hanging="360"/>
+      </w:pPr>
+      <w:rPr>
+        <w:rFonts w:ascii="Symbol" w:hAnsi="Symbol" w:hint="default"/>
+        <w:sz w:val="20"/>
+      </w:rPr>
+    </w:lvl>
+    <w:lvl w:ilvl="2" w:tentative="1">
+      <w:start w:val="1"/>
+      <w:numFmt w:val="bullet"/>
+      <w:lvlText w:val=""/>
+      <w:lvlJc w:val="left"/>
+      <w:pPr>
+        <w:tabs>
+          <w:tab w:val="num" w:pos="2160"/>
+        </w:tabs>
+        <w:ind w:left="2160" w:hanging="360"/>
+      </w:pPr>
+      <w:rPr>
+        <w:rFonts w:ascii="Symbol" w:hAnsi="Symbol" w:hint="default"/>
+        <w:sz w:val="20"/>
+      </w:rPr>
+    </w:lvl>
+    <w:lvl w:ilvl="3" w:tentative="1">
+      <w:start w:val="1"/>
+      <w:numFmt w:val="bullet"/>
+      <w:lvlText w:val=""/>
+      <w:lvlJc w:val="left"/>
+      <w:pPr>
+        <w:tabs>
+          <w:tab w:val="num" w:pos="2880"/>
+        </w:tabs>
+        <w:ind w:left="2880" w:hanging="360"/>
+      </w:pPr>
+      <w:rPr>
+        <w:rFonts w:ascii="Symbol" w:hAnsi="Symbol" w:hint="default"/>
+        <w:sz w:val="20"/>
+      </w:rPr>
+    </w:lvl>
+    <w:lvl w:ilvl="4" w:tentative="1">
+      <w:start w:val="1"/>
+      <w:numFmt w:val="bullet"/>
+      <w:lvlText w:val=""/>
+      <w:lvlJc w:val="left"/>
+      <w:pPr>
+        <w:tabs>
+          <w:tab w:val="num" w:pos="3600"/>
+        </w:tabs>
+        <w:ind w:left="3600" w:hanging="360"/>
+      </w:pPr>
+      <w:rPr>
+        <w:rFonts w:ascii="Symbol" w:hAnsi="Symbol" w:hint="default"/>
+        <w:sz w:val="20"/>
+      </w:rPr>
+    </w:lvl>
+    <w:lvl w:ilvl="5" w:tentative="1">
+      <w:start w:val="1"/>
+      <w:numFmt w:val="bullet"/>
+      <w:lvlText w:val=""/>
+      <w:lvlJc w:val="left"/>
+      <w:pPr>
+        <w:tabs>
+          <w:tab w:val="num" w:pos="4320"/>
+        </w:tabs>
+        <w:ind w:left="4320" w:hanging="360"/>
+      </w:pPr>
+      <w:rPr>
+        <w:rFonts w:ascii="Symbol" w:hAnsi="Symbol" w:hint="default"/>
+        <w:sz w:val="20"/>
+      </w:rPr>
+    </w:lvl>
+    <w:lvl w:ilvl="6" w:tentative="1">
+      <w:start w:val="1"/>
+      <w:numFmt w:val="bullet"/>
+      <w:lvlText w:val=""/>
+      <w:lvlJc w:val="left"/>
+      <w:pPr>
+        <w:tabs>
+          <w:tab w:val="num" w:pos="5040"/>
+        </w:tabs>
+        <w:ind w:left="5040" w:hanging="360"/>
+      </w:pPr>
+      <w:rPr>
+        <w:rFonts w:ascii="Symbol" w:hAnsi="Symbol" w:hint="default"/>
+        <w:sz w:val="20"/>
+      </w:rPr>
+    </w:lvl>
+    <w:lvl w:ilvl="7" w:tentative="1">
+      <w:start w:val="1"/>
+      <w:numFmt w:val="bullet"/>
+      <w:lvlText w:val=""/>
+      <w:lvlJc w:val="left"/>
+      <w:pPr>
+        <w:tabs>
+          <w:tab w:val="num" w:pos="5760"/>
+        </w:tabs>
+        <w:ind w:left="5760" w:hanging="360"/>
+      </w:pPr>
+      <w:rPr>
+        <w:rFonts w:ascii="Symbol" w:hAnsi="Symbol" w:hint="default"/>
+        <w:sz w:val="20"/>
+      </w:rPr>
+    </w:lvl>
+    <w:lvl w:ilvl="8" w:tentative="1">
+      <w:start w:val="1"/>
+      <w:numFmt w:val="bullet"/>
+      <w:lvlText w:val=""/>
+      <w:lvlJc w:val="left"/>
+      <w:pPr>
+        <w:tabs>
+          <w:tab w:val="num" w:pos="6480"/>
+        </w:tabs>
+        <w:ind w:left="6480" w:hanging="360"/>
+      </w:pPr>
+      <w:rPr>
+        <w:rFonts w:ascii="Symbol" w:hAnsi="Symbol" w:hint="default"/>
+        <w:sz w:val="20"/>
+      </w:rPr>
+    </w:lvl>
+  </w:abstractNum>
+  <w:abstractNum w:abstractNumId="43" w15:restartNumberingAfterBreak="0">
     <w:nsid w:val="507552DF"/>
     <w:multiLevelType w:val="multilevel"/>
     <w:tmpl w:val="0A629498"/>
@@ -13462,7 +16126,7 @@
       </w:rPr>
     </w:lvl>
   </w:abstractNum>
-  <w:abstractNum w:abstractNumId="39" w15:restartNumberingAfterBreak="0">
+  <w:abstractNum w:abstractNumId="44" w15:restartNumberingAfterBreak="0">
     <w:nsid w:val="56BA76FF"/>
     <w:multiLevelType w:val="multilevel"/>
     <w:tmpl w:val="B20AA776"/>
@@ -13575,7 +16239,7 @@
       </w:pPr>
     </w:lvl>
   </w:abstractNum>
-  <w:abstractNum w:abstractNumId="40" w15:restartNumberingAfterBreak="0">
+  <w:abstractNum w:abstractNumId="45" w15:restartNumberingAfterBreak="0">
     <w:nsid w:val="56DE48A2"/>
     <w:multiLevelType w:val="multilevel"/>
     <w:tmpl w:val="5CE6741A"/>
@@ -13724,7 +16388,7 @@
       </w:rPr>
     </w:lvl>
   </w:abstractNum>
-  <w:abstractNum w:abstractNumId="41" w15:restartNumberingAfterBreak="0">
+  <w:abstractNum w:abstractNumId="46" w15:restartNumberingAfterBreak="0">
     <w:nsid w:val="584A60DB"/>
     <w:multiLevelType w:val="multilevel"/>
     <w:tmpl w:val="F8CE80D0"/>
@@ -13873,7 +16537,156 @@
       </w:rPr>
     </w:lvl>
   </w:abstractNum>
-  <w:abstractNum w:abstractNumId="42" w15:restartNumberingAfterBreak="0">
+  <w:abstractNum w:abstractNumId="47" w15:restartNumberingAfterBreak="0">
+    <w:nsid w:val="5B3A77BB"/>
+    <w:multiLevelType w:val="multilevel"/>
+    <w:tmpl w:val="1C683464"/>
+    <w:lvl w:ilvl="0">
+      <w:start w:val="1"/>
+      <w:numFmt w:val="bullet"/>
+      <w:lvlText w:val=""/>
+      <w:lvlJc w:val="left"/>
+      <w:pPr>
+        <w:tabs>
+          <w:tab w:val="num" w:pos="720"/>
+        </w:tabs>
+        <w:ind w:left="720" w:hanging="360"/>
+      </w:pPr>
+      <w:rPr>
+        <w:rFonts w:ascii="Symbol" w:hAnsi="Symbol" w:hint="default"/>
+        <w:sz w:val="20"/>
+      </w:rPr>
+    </w:lvl>
+    <w:lvl w:ilvl="1" w:tentative="1">
+      <w:start w:val="1"/>
+      <w:numFmt w:val="bullet"/>
+      <w:lvlText w:val="o"/>
+      <w:lvlJc w:val="left"/>
+      <w:pPr>
+        <w:tabs>
+          <w:tab w:val="num" w:pos="1440"/>
+        </w:tabs>
+        <w:ind w:left="1440" w:hanging="360"/>
+      </w:pPr>
+      <w:rPr>
+        <w:rFonts w:ascii="Courier New" w:hAnsi="Courier New" w:hint="default"/>
+        <w:sz w:val="20"/>
+      </w:rPr>
+    </w:lvl>
+    <w:lvl w:ilvl="2" w:tentative="1">
+      <w:start w:val="1"/>
+      <w:numFmt w:val="bullet"/>
+      <w:lvlText w:val=""/>
+      <w:lvlJc w:val="left"/>
+      <w:pPr>
+        <w:tabs>
+          <w:tab w:val="num" w:pos="2160"/>
+        </w:tabs>
+        <w:ind w:left="2160" w:hanging="360"/>
+      </w:pPr>
+      <w:rPr>
+        <w:rFonts w:ascii="Wingdings" w:hAnsi="Wingdings" w:hint="default"/>
+        <w:sz w:val="20"/>
+      </w:rPr>
+    </w:lvl>
+    <w:lvl w:ilvl="3" w:tentative="1">
+      <w:start w:val="1"/>
+      <w:numFmt w:val="bullet"/>
+      <w:lvlText w:val=""/>
+      <w:lvlJc w:val="left"/>
+      <w:pPr>
+        <w:tabs>
+          <w:tab w:val="num" w:pos="2880"/>
+        </w:tabs>
+        <w:ind w:left="2880" w:hanging="360"/>
+      </w:pPr>
+      <w:rPr>
+        <w:rFonts w:ascii="Wingdings" w:hAnsi="Wingdings" w:hint="default"/>
+        <w:sz w:val="20"/>
+      </w:rPr>
+    </w:lvl>
+    <w:lvl w:ilvl="4" w:tentative="1">
+      <w:start w:val="1"/>
+      <w:numFmt w:val="bullet"/>
+      <w:lvlText w:val=""/>
+      <w:lvlJc w:val="left"/>
+      <w:pPr>
+        <w:tabs>
+          <w:tab w:val="num" w:pos="3600"/>
+        </w:tabs>
+        <w:ind w:left="3600" w:hanging="360"/>
+      </w:pPr>
+      <w:rPr>
+        <w:rFonts w:ascii="Wingdings" w:hAnsi="Wingdings" w:hint="default"/>
+        <w:sz w:val="20"/>
+      </w:rPr>
+    </w:lvl>
+    <w:lvl w:ilvl="5" w:tentative="1">
+      <w:start w:val="1"/>
+      <w:numFmt w:val="bullet"/>
+      <w:lvlText w:val=""/>
+      <w:lvlJc w:val="left"/>
+      <w:pPr>
+        <w:tabs>
+          <w:tab w:val="num" w:pos="4320"/>
+        </w:tabs>
+        <w:ind w:left="4320" w:hanging="360"/>
+      </w:pPr>
+      <w:rPr>
+        <w:rFonts w:ascii="Wingdings" w:hAnsi="Wingdings" w:hint="default"/>
+        <w:sz w:val="20"/>
+      </w:rPr>
+    </w:lvl>
+    <w:lvl w:ilvl="6" w:tentative="1">
+      <w:start w:val="1"/>
+      <w:numFmt w:val="bullet"/>
+      <w:lvlText w:val=""/>
+      <w:lvlJc w:val="left"/>
+      <w:pPr>
+        <w:tabs>
+          <w:tab w:val="num" w:pos="5040"/>
+        </w:tabs>
+        <w:ind w:left="5040" w:hanging="360"/>
+      </w:pPr>
+      <w:rPr>
+        <w:rFonts w:ascii="Wingdings" w:hAnsi="Wingdings" w:hint="default"/>
+        <w:sz w:val="20"/>
+      </w:rPr>
+    </w:lvl>
+    <w:lvl w:ilvl="7" w:tentative="1">
+      <w:start w:val="1"/>
+      <w:numFmt w:val="bullet"/>
+      <w:lvlText w:val=""/>
+      <w:lvlJc w:val="left"/>
+      <w:pPr>
+        <w:tabs>
+          <w:tab w:val="num" w:pos="5760"/>
+        </w:tabs>
+        <w:ind w:left="5760" w:hanging="360"/>
+      </w:pPr>
+      <w:rPr>
+        <w:rFonts w:ascii="Wingdings" w:hAnsi="Wingdings" w:hint="default"/>
+        <w:sz w:val="20"/>
+      </w:rPr>
+    </w:lvl>
+    <w:lvl w:ilvl="8" w:tentative="1">
+      <w:start w:val="1"/>
+      <w:numFmt w:val="bullet"/>
+      <w:lvlText w:val=""/>
+      <w:lvlJc w:val="left"/>
+      <w:pPr>
+        <w:tabs>
+          <w:tab w:val="num" w:pos="6480"/>
+        </w:tabs>
+        <w:ind w:left="6480" w:hanging="360"/>
+      </w:pPr>
+      <w:rPr>
+        <w:rFonts w:ascii="Wingdings" w:hAnsi="Wingdings" w:hint="default"/>
+        <w:sz w:val="20"/>
+      </w:rPr>
+    </w:lvl>
+  </w:abstractNum>
+  <w:abstractNum w:abstractNumId="48" w15:restartNumberingAfterBreak="0">
     <w:nsid w:val="5B656E9B"/>
     <w:multiLevelType w:val="multilevel"/>
     <w:tmpl w:val="E8C0A2E8"/>
@@ -14022,7 +16835,7 @@
       </w:rPr>
     </w:lvl>
   </w:abstractNum>
-  <w:abstractNum w:abstractNumId="43" w15:restartNumberingAfterBreak="0">
+  <w:abstractNum w:abstractNumId="49" w15:restartNumberingAfterBreak="0">
     <w:nsid w:val="5DD32C09"/>
     <w:multiLevelType w:val="multilevel"/>
     <w:tmpl w:val="213C3CA8"/>
@@ -14171,7 +16984,7 @@
       </w:rPr>
     </w:lvl>
   </w:abstractNum>
-  <w:abstractNum w:abstractNumId="44" w15:restartNumberingAfterBreak="0">
+  <w:abstractNum w:abstractNumId="50" w15:restartNumberingAfterBreak="0">
     <w:nsid w:val="617F0925"/>
     <w:multiLevelType w:val="multilevel"/>
     <w:tmpl w:val="26F29E8E"/>
@@ -14320,7 +17133,7 @@
       </w:rPr>
     </w:lvl>
   </w:abstractNum>
-  <w:abstractNum w:abstractNumId="45" w15:restartNumberingAfterBreak="0">
+  <w:abstractNum w:abstractNumId="51" w15:restartNumberingAfterBreak="0">
     <w:nsid w:val="62A406E5"/>
     <w:multiLevelType w:val="multilevel"/>
     <w:tmpl w:val="3BFC8B74"/>
@@ -14433,7 +17246,7 @@
       </w:pPr>
     </w:lvl>
   </w:abstractNum>
-  <w:abstractNum w:abstractNumId="46" w15:restartNumberingAfterBreak="0">
+  <w:abstractNum w:abstractNumId="52" w15:restartNumberingAfterBreak="0">
     <w:nsid w:val="66E41124"/>
     <w:multiLevelType w:val="multilevel"/>
     <w:tmpl w:val="67E41A4E"/>
@@ -14582,7 +17395,7 @@
       </w:rPr>
     </w:lvl>
   </w:abstractNum>
-  <w:abstractNum w:abstractNumId="47" w15:restartNumberingAfterBreak="0">
+  <w:abstractNum w:abstractNumId="53" w15:restartNumberingAfterBreak="0">
     <w:nsid w:val="66F16874"/>
     <w:multiLevelType w:val="multilevel"/>
     <w:tmpl w:val="F20EBA16"/>
@@ -14731,7 +17544,7 @@
       </w:rPr>
     </w:lvl>
   </w:abstractNum>
-  <w:abstractNum w:abstractNumId="48" w15:restartNumberingAfterBreak="0">
+  <w:abstractNum w:abstractNumId="54" w15:restartNumberingAfterBreak="0">
     <w:nsid w:val="695A628C"/>
     <w:multiLevelType w:val="multilevel"/>
     <w:tmpl w:val="BA40A23C"/>
@@ -14880,7 +17693,7 @@
       </w:rPr>
     </w:lvl>
   </w:abstractNum>
-  <w:abstractNum w:abstractNumId="49" w15:restartNumberingAfterBreak="0">
+  <w:abstractNum w:abstractNumId="55" w15:restartNumberingAfterBreak="0">
     <w:nsid w:val="6A53380C"/>
     <w:multiLevelType w:val="multilevel"/>
     <w:tmpl w:val="AC6087C4"/>
@@ -14993,7 +17806,7 @@
       </w:pPr>
     </w:lvl>
   </w:abstractNum>
-  <w:abstractNum w:abstractNumId="50" w15:restartNumberingAfterBreak="0">
+  <w:abstractNum w:abstractNumId="56" w15:restartNumberingAfterBreak="0">
     <w:nsid w:val="6ABF66DF"/>
     <w:multiLevelType w:val="multilevel"/>
     <w:tmpl w:val="B0D69202"/>
@@ -15142,7 +17955,7 @@
       </w:rPr>
     </w:lvl>
   </w:abstractNum>
-  <w:abstractNum w:abstractNumId="51" w15:restartNumberingAfterBreak="0">
+  <w:abstractNum w:abstractNumId="57" w15:restartNumberingAfterBreak="0">
     <w:nsid w:val="6AD37D8F"/>
     <w:multiLevelType w:val="multilevel"/>
     <w:tmpl w:val="2F7CF9C2"/>
@@ -15291,7 +18104,7 @@
       </w:rPr>
     </w:lvl>
   </w:abstractNum>
-  <w:abstractNum w:abstractNumId="52" w15:restartNumberingAfterBreak="0">
+  <w:abstractNum w:abstractNumId="58" w15:restartNumberingAfterBreak="0">
     <w:nsid w:val="6B9E6C74"/>
     <w:multiLevelType w:val="multilevel"/>
     <w:tmpl w:val="EB908D88"/>
@@ -15404,7 +18217,7 @@
       </w:pPr>
     </w:lvl>
   </w:abstractNum>
-  <w:abstractNum w:abstractNumId="53" w15:restartNumberingAfterBreak="0">
+  <w:abstractNum w:abstractNumId="59" w15:restartNumberingAfterBreak="0">
     <w:nsid w:val="6BBC62A0"/>
     <w:multiLevelType w:val="multilevel"/>
     <w:tmpl w:val="D7382D26"/>
@@ -15553,7 +18366,7 @@
       </w:rPr>
     </w:lvl>
   </w:abstractNum>
-  <w:abstractNum w:abstractNumId="54" w15:restartNumberingAfterBreak="0">
+  <w:abstractNum w:abstractNumId="60" w15:restartNumberingAfterBreak="0">
     <w:nsid w:val="70042A0E"/>
     <w:multiLevelType w:val="multilevel"/>
     <w:tmpl w:val="0A223FA2"/>
@@ -15666,7 +18479,7 @@
       </w:pPr>
     </w:lvl>
   </w:abstractNum>
-  <w:abstractNum w:abstractNumId="55" w15:restartNumberingAfterBreak="0">
+  <w:abstractNum w:abstractNumId="61" w15:restartNumberingAfterBreak="0">
     <w:nsid w:val="708738D7"/>
     <w:multiLevelType w:val="multilevel"/>
     <w:tmpl w:val="7BEEF806"/>
@@ -15815,7 +18628,156 @@
       </w:rPr>
     </w:lvl>
   </w:abstractNum>
-  <w:abstractNum w:abstractNumId="56" w15:restartNumberingAfterBreak="0">
+  <w:abstractNum w:abstractNumId="62" w15:restartNumberingAfterBreak="0">
+    <w:nsid w:val="755C1C0F"/>
+    <w:multiLevelType w:val="multilevel"/>
+    <w:tmpl w:val="589250B2"/>
+    <w:lvl w:ilvl="0">
+      <w:start w:val="1"/>
+      <w:numFmt w:val="bullet"/>
+      <w:lvlText w:val=""/>
+      <w:lvlJc w:val="left"/>
+      <w:pPr>
+        <w:tabs>
+          <w:tab w:val="num" w:pos="720"/>
+        </w:tabs>
+        <w:ind w:left="720" w:hanging="360"/>
+      </w:pPr>
+      <w:rPr>
+        <w:rFonts w:ascii="Symbol" w:hAnsi="Symbol" w:hint="default"/>
+        <w:sz w:val="20"/>
+      </w:rPr>
+    </w:lvl>
+    <w:lvl w:ilvl="1" w:tentative="1">
+      <w:start w:val="1"/>
+      <w:numFmt w:val="bullet"/>
+      <w:lvlText w:val="o"/>
+      <w:lvlJc w:val="left"/>
+      <w:pPr>
+        <w:tabs>
+          <w:tab w:val="num" w:pos="1440"/>
+        </w:tabs>
+        <w:ind w:left="1440" w:hanging="360"/>
+      </w:pPr>
+      <w:rPr>
+        <w:rFonts w:ascii="Courier New" w:hAnsi="Courier New" w:hint="default"/>
+        <w:sz w:val="20"/>
+      </w:rPr>
+    </w:lvl>
+    <w:lvl w:ilvl="2" w:tentative="1">
+      <w:start w:val="1"/>
+      <w:numFmt w:val="bullet"/>
+      <w:lvlText w:val=""/>
+      <w:lvlJc w:val="left"/>
+      <w:pPr>
+        <w:tabs>
+          <w:tab w:val="num" w:pos="2160"/>
+        </w:tabs>
+        <w:ind w:left="2160" w:hanging="360"/>
+      </w:pPr>
+      <w:rPr>
+        <w:rFonts w:ascii="Wingdings" w:hAnsi="Wingdings" w:hint="default"/>
+        <w:sz w:val="20"/>
+      </w:rPr>
+    </w:lvl>
+    <w:lvl w:ilvl="3" w:tentative="1">
+      <w:start w:val="1"/>
+      <w:numFmt w:val="bullet"/>
+      <w:lvlText w:val=""/>
+      <w:lvlJc w:val="left"/>
+      <w:pPr>
+        <w:tabs>
+          <w:tab w:val="num" w:pos="2880"/>
+        </w:tabs>
+        <w:ind w:left="2880" w:hanging="360"/>
+      </w:pPr>
+      <w:rPr>
+        <w:rFonts w:ascii="Wingdings" w:hAnsi="Wingdings" w:hint="default"/>
+        <w:sz w:val="20"/>
+      </w:rPr>
+    </w:lvl>
+    <w:lvl w:ilvl="4" w:tentative="1">
+      <w:start w:val="1"/>
+      <w:numFmt w:val="bullet"/>
+      <w:lvlText w:val=""/>
+      <w:lvlJc w:val="left"/>
+      <w:pPr>
+        <w:tabs>
+          <w:tab w:val="num" w:pos="3600"/>
+        </w:tabs>
+        <w:ind w:left="3600" w:hanging="360"/>
+      </w:pPr>
+      <w:rPr>
+        <w:rFonts w:ascii="Wingdings" w:hAnsi="Wingdings" w:hint="default"/>
+        <w:sz w:val="20"/>
+      </w:rPr>
+    </w:lvl>
+    <w:lvl w:ilvl="5" w:tentative="1">
+      <w:start w:val="1"/>
+      <w:numFmt w:val="bullet"/>
+      <w:lvlText w:val=""/>
+      <w:lvlJc w:val="left"/>
+      <w:pPr>
+        <w:tabs>
+          <w:tab w:val="num" w:pos="4320"/>
+        </w:tabs>
+        <w:ind w:left="4320" w:hanging="360"/>
+      </w:pPr>
+      <w:rPr>
+        <w:rFonts w:ascii="Wingdings" w:hAnsi="Wingdings" w:hint="default"/>
+        <w:sz w:val="20"/>
+      </w:rPr>
+    </w:lvl>
+    <w:lvl w:ilvl="6" w:tentative="1">
+      <w:start w:val="1"/>
+      <w:numFmt w:val="bullet"/>
+      <w:lvlText w:val=""/>
+      <w:lvlJc w:val="left"/>
+      <w:pPr>
+        <w:tabs>
+          <w:tab w:val="num" w:pos="5040"/>
+        </w:tabs>
+        <w:ind w:left="5040" w:hanging="360"/>
+      </w:pPr>
+      <w:rPr>
+        <w:rFonts w:ascii="Wingdings" w:hAnsi="Wingdings" w:hint="default"/>
+        <w:sz w:val="20"/>
+      </w:rPr>
+    </w:lvl>
+    <w:lvl w:ilvl="7" w:tentative="1">
+      <w:start w:val="1"/>
+      <w:numFmt w:val="bullet"/>
+      <w:lvlText w:val=""/>
+      <w:lvlJc w:val="left"/>
+      <w:pPr>
+        <w:tabs>
+          <w:tab w:val="num" w:pos="5760"/>
+        </w:tabs>
+        <w:ind w:left="5760" w:hanging="360"/>
+      </w:pPr>
+      <w:rPr>
+        <w:rFonts w:ascii="Wingdings" w:hAnsi="Wingdings" w:hint="default"/>
+        <w:sz w:val="20"/>
+      </w:rPr>
+    </w:lvl>
+    <w:lvl w:ilvl="8" w:tentative="1">
+      <w:start w:val="1"/>
+      <w:numFmt w:val="bullet"/>
+      <w:lvlText w:val=""/>
+      <w:lvlJc w:val="left"/>
+      <w:pPr>
+        <w:tabs>
+          <w:tab w:val="num" w:pos="6480"/>
+        </w:tabs>
+        <w:ind w:left="6480" w:hanging="360"/>
+      </w:pPr>
+      <w:rPr>
+        <w:rFonts w:ascii="Wingdings" w:hAnsi="Wingdings" w:hint="default"/>
+        <w:sz w:val="20"/>
+      </w:rPr>
+    </w:lvl>
+  </w:abstractNum>
+  <w:abstractNum w:abstractNumId="63" w15:restartNumberingAfterBreak="0">
     <w:nsid w:val="783F569B"/>
     <w:multiLevelType w:val="multilevel"/>
     <w:tmpl w:val="988845D2"/>
@@ -15964,7 +18926,7 @@
       </w:rPr>
     </w:lvl>
   </w:abstractNum>
-  <w:abstractNum w:abstractNumId="57" w15:restartNumberingAfterBreak="0">
+  <w:abstractNum w:abstractNumId="64" w15:restartNumberingAfterBreak="0">
     <w:nsid w:val="79BB52A3"/>
     <w:multiLevelType w:val="multilevel"/>
     <w:tmpl w:val="008AE550"/>
@@ -16113,7 +19075,7 @@
       </w:rPr>
     </w:lvl>
   </w:abstractNum>
-  <w:abstractNum w:abstractNumId="58" w15:restartNumberingAfterBreak="0">
+  <w:abstractNum w:abstractNumId="65" w15:restartNumberingAfterBreak="0">
     <w:nsid w:val="7A2350D2"/>
     <w:multiLevelType w:val="multilevel"/>
     <w:tmpl w:val="9EB2AFAE"/>
@@ -16262,7 +19224,7 @@
       </w:rPr>
     </w:lvl>
   </w:abstractNum>
-  <w:abstractNum w:abstractNumId="59" w15:restartNumberingAfterBreak="0">
+  <w:abstractNum w:abstractNumId="66" w15:restartNumberingAfterBreak="0">
     <w:nsid w:val="7A962727"/>
     <w:multiLevelType w:val="multilevel"/>
     <w:tmpl w:val="61C42BBA"/>
@@ -16411,7 +19373,7 @@
       </w:rPr>
     </w:lvl>
   </w:abstractNum>
-  <w:abstractNum w:abstractNumId="60" w15:restartNumberingAfterBreak="0">
+  <w:abstractNum w:abstractNumId="67" w15:restartNumberingAfterBreak="0">
     <w:nsid w:val="7ACD56EA"/>
     <w:multiLevelType w:val="multilevel"/>
     <w:tmpl w:val="097E7412"/>
@@ -16560,7 +19522,7 @@
       </w:rPr>
     </w:lvl>
   </w:abstractNum>
-  <w:abstractNum w:abstractNumId="61" w15:restartNumberingAfterBreak="0">
+  <w:abstractNum w:abstractNumId="68" w15:restartNumberingAfterBreak="0">
     <w:nsid w:val="7B5C4F95"/>
     <w:multiLevelType w:val="multilevel"/>
     <w:tmpl w:val="B08A1C38"/>
@@ -16709,11 +19671,124 @@
       </w:rPr>
     </w:lvl>
   </w:abstractNum>
+  <w:abstractNum w:abstractNumId="69" w15:restartNumberingAfterBreak="0">
+    <w:nsid w:val="7BD02997"/>
+    <w:multiLevelType w:val="multilevel"/>
+    <w:tmpl w:val="96A8365A"/>
+    <w:lvl w:ilvl="0">
+      <w:start w:val="1"/>
+      <w:numFmt w:val="decimal"/>
+      <w:lvlText w:val="%1."/>
+      <w:lvlJc w:val="left"/>
+      <w:pPr>
+        <w:tabs>
+          <w:tab w:val="num" w:pos="720"/>
+        </w:tabs>
+        <w:ind w:left="720" w:hanging="360"/>
+      </w:pPr>
+    </w:lvl>
+    <w:lvl w:ilvl="1" w:tentative="1">
+      <w:start w:val="1"/>
+      <w:numFmt w:val="decimal"/>
+      <w:lvlText w:val="%2."/>
+      <w:lvlJc w:val="left"/>
+      <w:pPr>
+        <w:tabs>
+          <w:tab w:val="num" w:pos="1440"/>
+        </w:tabs>
+        <w:ind w:left="1440" w:hanging="360"/>
+      </w:pPr>
+    </w:lvl>
+    <w:lvl w:ilvl="2" w:tentative="1">
+      <w:start w:val="1"/>
+      <w:numFmt w:val="decimal"/>
+      <w:lvlText w:val="%3."/>
+      <w:lvlJc w:val="left"/>
+      <w:pPr>
+        <w:tabs>
+          <w:tab w:val="num" w:pos="2160"/>
+        </w:tabs>
+        <w:ind w:left="2160" w:hanging="360"/>
+      </w:pPr>
+    </w:lvl>
+    <w:lvl w:ilvl="3" w:tentative="1">
+      <w:start w:val="1"/>
+      <w:numFmt w:val="decimal"/>
+      <w:lvlText w:val="%4."/>
+      <w:lvlJc w:val="left"/>
+      <w:pPr>
+        <w:tabs>
+          <w:tab w:val="num" w:pos="2880"/>
+        </w:tabs>
+        <w:ind w:left="2880" w:hanging="360"/>
+      </w:pPr>
+    </w:lvl>
+    <w:lvl w:ilvl="4" w:tentative="1">
+      <w:start w:val="1"/>
+      <w:numFmt w:val="decimal"/>
+      <w:lvlText w:val="%5."/>
+      <w:lvlJc w:val="left"/>
+      <w:pPr>
+        <w:tabs>
+          <w:tab w:val="num" w:pos="3600"/>
+        </w:tabs>
+        <w:ind w:left="3600" w:hanging="360"/>
+      </w:pPr>
+    </w:lvl>
+    <w:lvl w:ilvl="5" w:tentative="1">
+      <w:start w:val="1"/>
+      <w:numFmt w:val="decimal"/>
+      <w:lvlText w:val="%6."/>
+      <w:lvlJc w:val="left"/>
+      <w:pPr>
+        <w:tabs>
+          <w:tab w:val="num" w:pos="4320"/>
+        </w:tabs>
+        <w:ind w:left="4320" w:hanging="360"/>
+      </w:pPr>
+    </w:lvl>
+    <w:lvl w:ilvl="6" w:tentative="1">
+      <w:start w:val="1"/>
+      <w:numFmt w:val="decimal"/>
+      <w:lvlText w:val="%7."/>
+      <w:lvlJc w:val="left"/>
+      <w:pPr>
+        <w:tabs>
+          <w:tab w:val="num" w:pos="5040"/>
+        </w:tabs>
+        <w:ind w:left="5040" w:hanging="360"/>
+      </w:pPr>
+    </w:lvl>
+    <w:lvl w:ilvl="7" w:tentative="1">
+      <w:start w:val="1"/>
+      <w:numFmt w:val="decimal"/>
+      <w:lvlText w:val="%8."/>
+      <w:lvlJc w:val="left"/>
+      <w:pPr>
+        <w:tabs>
+          <w:tab w:val="num" w:pos="5760"/>
+        </w:tabs>
+        <w:ind w:left="5760" w:hanging="360"/>
+      </w:pPr>
+    </w:lvl>
+    <w:lvl w:ilvl="8" w:tentative="1">
+      <w:start w:val="1"/>
+      <w:numFmt w:val="decimal"/>
+      <w:lvlText w:val="%9."/>
+      <w:lvlJc w:val="left"/>
+      <w:pPr>
+        <w:tabs>
+          <w:tab w:val="num" w:pos="6480"/>
+        </w:tabs>
+        <w:ind w:left="6480" w:hanging="360"/>
+      </w:pPr>
+    </w:lvl>
+  </w:abstractNum>
   <w:num w:numId="1" w16cid:durableId="2105883271">
-    <w:abstractNumId w:val="31"/>
+    <w:abstractNumId w:val="33"/>
   </w:num>
   <w:num w:numId="2" w16cid:durableId="164322473">
-    <w:abstractNumId w:val="31"/>
+    <w:abstractNumId w:val="33"/>
     <w:lvlOverride w:ilvl="1">
       <w:lvl w:ilvl="1">
         <w:numFmt w:val="decimal"/>
@@ -16723,189 +19798,213 @@
     </w:lvlOverride>
   </w:num>
   <w:num w:numId="3" w16cid:durableId="1878274984">
-    <w:abstractNumId w:val="32"/>
+    <w:abstractNumId w:val="35"/>
   </w:num>
   <w:num w:numId="4" w16cid:durableId="163784241">
-    <w:abstractNumId w:val="49"/>
+    <w:abstractNumId w:val="55"/>
   </w:num>
   <w:num w:numId="5" w16cid:durableId="495072559">
-    <w:abstractNumId w:val="58"/>
+    <w:abstractNumId w:val="65"/>
   </w:num>
   <w:num w:numId="6" w16cid:durableId="969482057">
-    <w:abstractNumId w:val="10"/>
+    <w:abstractNumId w:val="9"/>
   </w:num>
   <w:num w:numId="7" w16cid:durableId="486432881">
-    <w:abstractNumId w:val="60"/>
+    <w:abstractNumId w:val="67"/>
   </w:num>
   <w:num w:numId="8" w16cid:durableId="1143540116">
-    <w:abstractNumId w:val="55"/>
+    <w:abstractNumId w:val="61"/>
   </w:num>
   <w:num w:numId="9" w16cid:durableId="2035961272">
-    <w:abstractNumId w:val="20"/>
+    <w:abstractNumId w:val="19"/>
   </w:num>
   <w:num w:numId="10" w16cid:durableId="384648168">
-    <w:abstractNumId w:val="1"/>
+    <w:abstractNumId w:val="0"/>
   </w:num>
   <w:num w:numId="11" w16cid:durableId="763107370">
-    <w:abstractNumId w:val="3"/>
+    <w:abstractNumId w:val="2"/>
   </w:num>
   <w:num w:numId="12" w16cid:durableId="1217930843">
-    <w:abstractNumId w:val="53"/>
+    <w:abstractNumId w:val="59"/>
   </w:num>
   <w:num w:numId="13" w16cid:durableId="1198659607">
     <w:abstractNumId w:val="22"/>
   </w:num>
   <w:num w:numId="14" w16cid:durableId="738677059">
+    <w:abstractNumId w:val="39"/>
+  </w:num>
+  <w:num w:numId="15" w16cid:durableId="1833594184">
+    <w:abstractNumId w:val="3"/>
+  </w:num>
+  <w:num w:numId="16" w16cid:durableId="794717989">
+    <w:abstractNumId w:val="50"/>
+  </w:num>
+  <w:num w:numId="17" w16cid:durableId="599873538">
+    <w:abstractNumId w:val="28"/>
+  </w:num>
+  <w:num w:numId="18" w16cid:durableId="1594783510">
+    <w:abstractNumId w:val="56"/>
+  </w:num>
+  <w:num w:numId="19" w16cid:durableId="558639659">
+    <w:abstractNumId w:val="1"/>
+  </w:num>
+  <w:num w:numId="20" w16cid:durableId="597830430">
+    <w:abstractNumId w:val="16"/>
+  </w:num>
+  <w:num w:numId="21" w16cid:durableId="2038509331">
+    <w:abstractNumId w:val="38"/>
+  </w:num>
+  <w:num w:numId="22" w16cid:durableId="1683313231">
+    <w:abstractNumId w:val="31"/>
+  </w:num>
+  <w:num w:numId="23" w16cid:durableId="652413070">
+    <w:abstractNumId w:val="17"/>
+  </w:num>
+  <w:num w:numId="24" w16cid:durableId="793717833">
     <w:abstractNumId w:val="36"/>
   </w:num>
-  <w:num w:numId="15" w16cid:durableId="1833594184">
+  <w:num w:numId="25" w16cid:durableId="1935505379">
+    <w:abstractNumId w:val="6"/>
+  </w:num>
+  <w:num w:numId="26" w16cid:durableId="777484997">
+    <w:abstractNumId w:val="40"/>
+  </w:num>
+  <w:num w:numId="27" w16cid:durableId="170872293">
+    <w:abstractNumId w:val="8"/>
+  </w:num>
+  <w:num w:numId="28" w16cid:durableId="62290528">
+    <w:abstractNumId w:val="24"/>
+  </w:num>
+  <w:num w:numId="29" w16cid:durableId="2027555149">
+    <w:abstractNumId w:val="66"/>
+  </w:num>
+  <w:num w:numId="30" w16cid:durableId="1234699406">
+    <w:abstractNumId w:val="12"/>
+  </w:num>
+  <w:num w:numId="31" w16cid:durableId="199125335">
+    <w:abstractNumId w:val="63"/>
+  </w:num>
+  <w:num w:numId="32" w16cid:durableId="1337423820">
+    <w:abstractNumId w:val="60"/>
+  </w:num>
+  <w:num w:numId="33" w16cid:durableId="2007633244">
+    <w:abstractNumId w:val="44"/>
+  </w:num>
+  <w:num w:numId="34" w16cid:durableId="361632227">
+    <w:abstractNumId w:val="10"/>
+  </w:num>
+  <w:num w:numId="35" w16cid:durableId="2074156321">
+    <w:abstractNumId w:val="68"/>
+  </w:num>
+  <w:num w:numId="36" w16cid:durableId="1018851931">
+    <w:abstractNumId w:val="30"/>
+  </w:num>
+  <w:num w:numId="37" w16cid:durableId="1163743914">
+    <w:abstractNumId w:val="49"/>
+  </w:num>
+  <w:num w:numId="38" w16cid:durableId="1510631822">
+    <w:abstractNumId w:val="64"/>
+  </w:num>
+  <w:num w:numId="39" w16cid:durableId="816383086">
+    <w:abstractNumId w:val="54"/>
+  </w:num>
+  <w:num w:numId="40" w16cid:durableId="889995543">
     <w:abstractNumId w:val="4"/>
   </w:num>
-  <w:num w:numId="16" w16cid:durableId="794717989">
-    <w:abstractNumId w:val="44"/>
+  <w:num w:numId="41" w16cid:durableId="132218393">
+    <w:abstractNumId w:val="48"/>
   </w:num>
-  <w:num w:numId="17" w16cid:durableId="599873538">
+  <w:num w:numId="42" w16cid:durableId="814563020">
+    <w:abstractNumId w:val="52"/>
+  </w:num>
+  <w:num w:numId="43" w16cid:durableId="681781288">
+    <w:abstractNumId w:val="57"/>
+  </w:num>
+  <w:num w:numId="44" w16cid:durableId="76287482">
+    <w:abstractNumId w:val="43"/>
+  </w:num>
+  <w:num w:numId="45" w16cid:durableId="383531429">
+    <w:abstractNumId w:val="13"/>
+  </w:num>
+  <w:num w:numId="46" w16cid:durableId="2047287385">
+    <w:abstractNumId w:val="21"/>
+  </w:num>
+  <w:num w:numId="47" w16cid:durableId="861629140">
+    <w:abstractNumId w:val="27"/>
+  </w:num>
+  <w:num w:numId="48" w16cid:durableId="641349645">
+    <w:abstractNumId w:val="25"/>
+  </w:num>
+  <w:num w:numId="49" w16cid:durableId="1263538448">
+    <w:abstractNumId w:val="18"/>
+  </w:num>
+  <w:num w:numId="50" w16cid:durableId="790169349">
+    <w:abstractNumId w:val="37"/>
+  </w:num>
+  <w:num w:numId="51" w16cid:durableId="1833524336">
+    <w:abstractNumId w:val="5"/>
+  </w:num>
+  <w:num w:numId="52" w16cid:durableId="533157408">
+    <w:abstractNumId w:val="58"/>
+  </w:num>
+  <w:num w:numId="53" w16cid:durableId="1079404245">
+    <w:abstractNumId w:val="51"/>
+  </w:num>
+  <w:num w:numId="54" w16cid:durableId="1122571557">
+    <w:abstractNumId w:val="45"/>
+  </w:num>
+  <w:num w:numId="55" w16cid:durableId="654647854">
+    <w:abstractNumId w:val="53"/>
+  </w:num>
+  <w:num w:numId="56" w16cid:durableId="1188448651">
+    <w:abstractNumId w:val="7"/>
+  </w:num>
+  <w:num w:numId="57" w16cid:durableId="1120998691">
+    <w:abstractNumId w:val="15"/>
+  </w:num>
+  <w:num w:numId="58" w16cid:durableId="42140287">
+    <w:abstractNumId w:val="11"/>
+  </w:num>
+  <w:num w:numId="59" w16cid:durableId="661469250">
+    <w:abstractNumId w:val="46"/>
+  </w:num>
+  <w:num w:numId="60" w16cid:durableId="578252796">
+    <w:abstractNumId w:val="47"/>
+  </w:num>
+  <w:num w:numId="61" w16cid:durableId="686297249">
+    <w:abstractNumId w:val="23"/>
+  </w:num>
+  <w:num w:numId="62" w16cid:durableId="308826257">
+    <w:abstractNumId w:val="41"/>
+  </w:num>
+  <w:num w:numId="63" w16cid:durableId="749960800">
+    <w:abstractNumId w:val="14"/>
+  </w:num>
+  <w:num w:numId="64" w16cid:durableId="1575160453">
+    <w:abstractNumId w:val="29"/>
+  </w:num>
+  <w:num w:numId="65" w16cid:durableId="1350137367">
+    <w:abstractNumId w:val="34"/>
+  </w:num>
+  <w:num w:numId="66" w16cid:durableId="289434221">
+    <w:abstractNumId w:val="20"/>
+  </w:num>
+  <w:num w:numId="67" w16cid:durableId="1846480360">
     <w:abstractNumId w:val="26"/>
   </w:num>
-  <w:num w:numId="18" w16cid:durableId="1594783510">
-    <w:abstractNumId w:val="50"/>
+  <w:num w:numId="68" w16cid:durableId="1737242672">
+    <w:abstractNumId w:val="32"/>
   </w:num>
-  <w:num w:numId="19" w16cid:durableId="558639659">
-    <w:abstractNumId w:val="2"/>
-  </w:num>
-  <w:num w:numId="20" w16cid:durableId="597830430">
-    <w:abstractNumId w:val="17"/>
-  </w:num>
-  <w:num w:numId="21" w16cid:durableId="2038509331">
-    <w:abstractNumId w:val="35"/>
-  </w:num>
-  <w:num w:numId="22" w16cid:durableId="1683313231">
-    <w:abstractNumId w:val="29"/>
-  </w:num>
-  <w:num w:numId="23" w16cid:durableId="652413070">
-    <w:abstractNumId w:val="18"/>
-  </w:num>
-  <w:num w:numId="24" w16cid:durableId="793717833">
-    <w:abstractNumId w:val="33"/>
-  </w:num>
-  <w:num w:numId="25" w16cid:durableId="1935505379">
-    <w:abstractNumId w:val="7"/>
-  </w:num>
-  <w:num w:numId="26" w16cid:durableId="777484997">
-    <w:abstractNumId w:val="37"/>
-  </w:num>
-  <w:num w:numId="27" w16cid:durableId="170872293">
-    <w:abstractNumId w:val="9"/>
-  </w:num>
-  <w:num w:numId="28" w16cid:durableId="62290528">
-    <w:abstractNumId w:val="23"/>
-  </w:num>
-  <w:num w:numId="29" w16cid:durableId="2027555149">
-    <w:abstractNumId w:val="59"/>
-  </w:num>
-  <w:num w:numId="30" w16cid:durableId="1234699406">
-    <w:abstractNumId w:val="13"/>
-  </w:num>
-  <w:num w:numId="31" w16cid:durableId="199125335">
-    <w:abstractNumId w:val="56"/>
-  </w:num>
-  <w:num w:numId="32" w16cid:durableId="1337423820">
-    <w:abstractNumId w:val="54"/>
-  </w:num>
-  <w:num w:numId="33" w16cid:durableId="2007633244">
-    <w:abstractNumId w:val="39"/>
-  </w:num>
-  <w:num w:numId="34" w16cid:durableId="361632227">
-    <w:abstractNumId w:val="11"/>
-  </w:num>
-  <w:num w:numId="35" w16cid:durableId="800921364">
-    <w:abstractNumId w:val="30"/>
-  </w:num>
-  <w:num w:numId="36" w16cid:durableId="140656244">
-    <w:abstractNumId w:val="14"/>
-  </w:num>
-  <w:num w:numId="37" w16cid:durableId="468060947">
-    <w:abstractNumId w:val="27"/>
-  </w:num>
-  <w:num w:numId="38" w16cid:durableId="2074156321">
-    <w:abstractNumId w:val="61"/>
-  </w:num>
-  <w:num w:numId="39" w16cid:durableId="1018851931">
-    <w:abstractNumId w:val="28"/>
-  </w:num>
-  <w:num w:numId="40" w16cid:durableId="1163743914">
-    <w:abstractNumId w:val="43"/>
-  </w:num>
-  <w:num w:numId="41" w16cid:durableId="1510631822">
-    <w:abstractNumId w:val="57"/>
-  </w:num>
-  <w:num w:numId="42" w16cid:durableId="1971209390">
-    <w:abstractNumId w:val="0"/>
-  </w:num>
-  <w:num w:numId="43" w16cid:durableId="816383086">
-    <w:abstractNumId w:val="48"/>
-  </w:num>
-  <w:num w:numId="44" w16cid:durableId="889995543">
-    <w:abstractNumId w:val="5"/>
-  </w:num>
-  <w:num w:numId="45" w16cid:durableId="132218393">
+  <w:num w:numId="69" w16cid:durableId="62532309">
     <w:abstractNumId w:val="42"/>
   </w:num>
-  <w:num w:numId="46" w16cid:durableId="814563020">
-    <w:abstractNumId w:val="46"/>
+  <w:num w:numId="70" w16cid:durableId="587469650">
+    <w:abstractNumId w:val="62"/>
   </w:num>
-  <w:num w:numId="47" w16cid:durableId="681781288">
-    <w:abstractNumId w:val="51"/>
+  <w:num w:numId="71" w16cid:durableId="926580057">
+    <w:abstractNumId w:val="69"/>
   </w:num>
-  <w:num w:numId="48" w16cid:durableId="76287482">
-    <w:abstractNumId w:val="38"/>
-  </w:num>
-  <w:num w:numId="49" w16cid:durableId="383531429">
-    <w:abstractNumId w:val="15"/>
-  </w:num>
-  <w:num w:numId="50" w16cid:durableId="2047287385">
-    <w:abstractNumId w:val="21"/>
-  </w:num>
-  <w:num w:numId="51" w16cid:durableId="861629140">
-    <w:abstractNumId w:val="25"/>
-  </w:num>
-  <w:num w:numId="52" w16cid:durableId="641349645">
-    <w:abstractNumId w:val="24"/>
-  </w:num>
-  <w:num w:numId="53" w16cid:durableId="1263538448">
-    <w:abstractNumId w:val="19"/>
-  </w:num>
-  <w:num w:numId="54" w16cid:durableId="790169349">
-    <w:abstractNumId w:val="34"/>
-  </w:num>
-  <w:num w:numId="55" w16cid:durableId="1833524336">
-    <w:abstractNumId w:val="6"/>
-  </w:num>
-  <w:num w:numId="56" w16cid:durableId="533157408">
-    <w:abstractNumId w:val="52"/>
-  </w:num>
-  <w:num w:numId="57" w16cid:durableId="1079404245">
-    <w:abstractNumId w:val="45"/>
-  </w:num>
-  <w:num w:numId="58" w16cid:durableId="1122571557">
-    <w:abstractNumId w:val="40"/>
-  </w:num>
-  <w:num w:numId="59" w16cid:durableId="654647854">
-    <w:abstractNumId w:val="47"/>
-  </w:num>
-  <w:num w:numId="60" w16cid:durableId="1188448651">
-    <w:abstractNumId w:val="8"/>
-  </w:num>
-  <w:num w:numId="61" w16cid:durableId="1120998691">
-    <w:abstractNumId w:val="16"/>
-  </w:num>
-  <w:num w:numId="62" w16cid:durableId="42140287">
-    <w:abstractNumId w:val="12"/>
-  </w:num>
-  <w:num w:numId="63" w16cid:durableId="661469250">
-    <w:abstractNumId w:val="41"/>
-  </w:num>
-  <w:numIdMacAtCleanup w:val="62"/>
+  <w:numIdMacAtCleanup w:val="71"/>
 </w:numbering>
 </file>
 
